--- a/app/templates/tldn/LLC1/001_Giấy đề nghị.docx
+++ b/app/templates/tldn/LLC1/001_Giấy đề nghị.docx
@@ -92,7 +92,7 @@
               </wp:anchor>
             </w:drawing>
           </mc:Choice>
-          <mc:Fallback xmlns:sl="http://schemas.openxmlformats.org/schemaLibrary/2006/main" xmlns:a="http://schemas.openxmlformats.org/drawingml/2006/main" xmlns:pic="http://schemas.openxmlformats.org/drawingml/2006/picture" xmlns:c="http://schemas.openxmlformats.org/drawingml/2006/chart" xmlns:lc="http://schemas.openxmlformats.org/drawingml/2006/lockedCanvas" xmlns:dgm="http://schemas.openxmlformats.org/drawingml/2006/diagram" xmlns="http://schemas.microsoft.com/office/tasks/2019/documenttasks" xmlns:cr="http://schemas.microsoft.com/office/comments/2020/reactions">
+          <mc:Fallback xmlns:cr="http://schemas.microsoft.com/office/comments/2020/reactions" xmlns="http://schemas.microsoft.com/office/tasks/2019/documenttasks" xmlns:dgm="http://schemas.openxmlformats.org/drawingml/2006/diagram" xmlns:lc="http://schemas.openxmlformats.org/drawingml/2006/lockedCanvas" xmlns:c="http://schemas.openxmlformats.org/drawingml/2006/chart" xmlns:pic="http://schemas.openxmlformats.org/drawingml/2006/picture" xmlns:a="http://schemas.openxmlformats.org/drawingml/2006/main" xmlns:sl="http://schemas.openxmlformats.org/schemaLibrary/2006/main">
             <w:drawing>
               <wp:anchor allowOverlap="1" behindDoc="0" distB="0" distT="0" distL="114300" distR="114300" hidden="0" layoutInCell="1" locked="0" relativeHeight="0" simplePos="0">
                 <wp:simplePos x="0" y="0"/>
@@ -161,14 +161,23 @@
           <w:sz w:val="23"/>
           <w:szCs w:val="23"/>
         </w:rPr>
-        <w:t>company_info</w:t>
-      </w:r>
+        <w:t>company_</w:t>
+      </w:r>
+      <w:proofErr w:type="gramStart"/>
       <w:r>
         <w:rPr>
           <w:i/>
           <w:sz w:val="23"/>
           <w:szCs w:val="23"/>
         </w:rPr>
+        <w:t>info</w:t>
+      </w:r>
+      <w:r>
+        <w:rPr>
+          <w:i/>
+          <w:sz w:val="23"/>
+          <w:szCs w:val="23"/>
+        </w:rPr>
         <w:t>.</w:t>
       </w:r>
       <w:r>
@@ -179,6 +188,7 @@
         </w:rPr>
         <w:t>address</w:t>
       </w:r>
+      <w:proofErr w:type="gramEnd"/>
       <w:r>
         <w:rPr>
           <w:i/>
@@ -324,15 +334,16 @@
           <w:sz w:val="23"/>
           <w:szCs w:val="23"/>
         </w:rPr>
-        <w:t>{{rep.</w:t>
-      </w:r>
+        <w:t>{{</w:t>
+      </w:r>
+      <w:proofErr w:type="gramStart"/>
       <w:r>
         <w:rPr>
           <w:b/>
           <w:sz w:val="23"/>
           <w:szCs w:val="23"/>
         </w:rPr>
-        <w:t>personal_info</w:t>
+        <w:t>rep.</w:t>
       </w:r>
       <w:r>
         <w:rPr>
@@ -340,6 +351,32 @@
           <w:sz w:val="23"/>
           <w:szCs w:val="23"/>
         </w:rPr>
+        <w:t>personal</w:t>
+      </w:r>
+      <w:proofErr w:type="gramEnd"/>
+      <w:r>
+        <w:rPr>
+          <w:b/>
+          <w:sz w:val="23"/>
+          <w:szCs w:val="23"/>
+        </w:rPr>
+        <w:t>_</w:t>
+      </w:r>
+      <w:proofErr w:type="gramStart"/>
+      <w:r>
+        <w:rPr>
+          <w:b/>
+          <w:sz w:val="23"/>
+          <w:szCs w:val="23"/>
+        </w:rPr>
+        <w:t>info</w:t>
+      </w:r>
+      <w:r>
+        <w:rPr>
+          <w:b/>
+          <w:sz w:val="23"/>
+          <w:szCs w:val="23"/>
+        </w:rPr>
         <w:t>.</w:t>
       </w:r>
       <w:r>
@@ -348,7 +385,16 @@
           <w:sz w:val="23"/>
           <w:szCs w:val="23"/>
         </w:rPr>
-        <w:t>full_name</w:t>
+        <w:t>full</w:t>
+      </w:r>
+      <w:proofErr w:type="gramEnd"/>
+      <w:r>
+        <w:rPr>
+          <w:b/>
+          <w:sz w:val="23"/>
+          <w:szCs w:val="23"/>
+        </w:rPr>
+        <w:t>_name</w:t>
       </w:r>
       <w:r>
         <w:rPr>
@@ -386,7 +432,39 @@
           <w:sz w:val="23"/>
           <w:szCs w:val="23"/>
         </w:rPr>
-        <w:t>{{rep.personal_info.birth_date}}</w:t>
+        <w:t>{{</w:t>
+      </w:r>
+      <w:proofErr w:type="gramStart"/>
+      <w:r>
+        <w:rPr>
+          <w:sz w:val="23"/>
+          <w:szCs w:val="23"/>
+        </w:rPr>
+        <w:t>rep.personal</w:t>
+      </w:r>
+      <w:proofErr w:type="gramEnd"/>
+      <w:r>
+        <w:rPr>
+          <w:sz w:val="23"/>
+          <w:szCs w:val="23"/>
+        </w:rPr>
+        <w:t>_</w:t>
+      </w:r>
+      <w:proofErr w:type="gramStart"/>
+      <w:r>
+        <w:rPr>
+          <w:sz w:val="23"/>
+          <w:szCs w:val="23"/>
+        </w:rPr>
+        <w:t>info.birth</w:t>
+      </w:r>
+      <w:proofErr w:type="gramEnd"/>
+      <w:r>
+        <w:rPr>
+          <w:sz w:val="23"/>
+          <w:szCs w:val="23"/>
+        </w:rPr>
+        <w:t>_date}}</w:t>
       </w:r>
     </w:p>
     <w:p>
@@ -423,7 +501,31 @@
           <w:sz w:val="23"/>
           <w:szCs w:val="23"/>
         </w:rPr>
-        <w:t>{{rep.personal_info.</w:t>
+        <w:t>{{</w:t>
+      </w:r>
+      <w:proofErr w:type="gramStart"/>
+      <w:r>
+        <w:rPr>
+          <w:sz w:val="23"/>
+          <w:szCs w:val="23"/>
+        </w:rPr>
+        <w:t>rep.personal</w:t>
+      </w:r>
+      <w:proofErr w:type="gramEnd"/>
+      <w:r>
+        <w:rPr>
+          <w:sz w:val="23"/>
+          <w:szCs w:val="23"/>
+        </w:rPr>
+        <w:t>_</w:t>
+      </w:r>
+      <w:proofErr w:type="gramStart"/>
+      <w:r>
+        <w:rPr>
+          <w:sz w:val="23"/>
+          <w:szCs w:val="23"/>
+        </w:rPr>
+        <w:t>info.</w:t>
       </w:r>
       <w:r>
         <w:rPr>
@@ -432,6 +534,7 @@
         </w:rPr>
         <w:t>gender</w:t>
       </w:r>
+      <w:proofErr w:type="gramEnd"/>
       <w:r>
         <w:rPr>
           <w:sz w:val="23"/>
@@ -520,14 +623,30 @@
           <w:sz w:val="23"/>
           <w:szCs w:val="23"/>
         </w:rPr>
-        <w:t>{{rep.</w:t>
-      </w:r>
-      <w:r>
-        <w:rPr>
-          <w:sz w:val="23"/>
-          <w:szCs w:val="23"/>
-        </w:rPr>
-        <w:t>full_address</w:t>
+        <w:t>{{</w:t>
+      </w:r>
+      <w:proofErr w:type="gramStart"/>
+      <w:r>
+        <w:rPr>
+          <w:sz w:val="23"/>
+          <w:szCs w:val="23"/>
+        </w:rPr>
+        <w:t>rep.</w:t>
+      </w:r>
+      <w:r>
+        <w:rPr>
+          <w:sz w:val="23"/>
+          <w:szCs w:val="23"/>
+        </w:rPr>
+        <w:t>full</w:t>
+      </w:r>
+      <w:proofErr w:type="gramEnd"/>
+      <w:r>
+        <w:rPr>
+          <w:sz w:val="23"/>
+          <w:szCs w:val="23"/>
+        </w:rPr>
+        <w:t>_address</w:t>
       </w:r>
       <w:r>
         <w:rPr>
@@ -575,6 +694,84 @@
           <w:sz w:val="23"/>
           <w:szCs w:val="23"/>
         </w:rPr>
+        <w:t xml:space="preserve"> (nếu có</w:t>
+      </w:r>
+      <w:proofErr w:type="gramStart"/>
+      <w:r>
+        <w:rPr>
+          <w:i/>
+          <w:sz w:val="23"/>
+          <w:szCs w:val="23"/>
+        </w:rPr>
+        <w:t>)</w:t>
+      </w:r>
+      <w:r>
+        <w:rPr>
+          <w:sz w:val="23"/>
+          <w:szCs w:val="23"/>
+        </w:rPr>
+        <w:t>:</w:t>
+      </w:r>
+      <w:r>
+        <w:rPr>
+          <w:sz w:val="23"/>
+          <w:szCs w:val="23"/>
+        </w:rPr>
+        <w:t>{</w:t>
+      </w:r>
+      <w:proofErr w:type="gramEnd"/>
+      <w:r>
+        <w:rPr>
+          <w:sz w:val="23"/>
+          <w:szCs w:val="23"/>
+        </w:rPr>
+        <w:t>{</w:t>
+      </w:r>
+      <w:proofErr w:type="gramStart"/>
+      <w:r>
+        <w:rPr>
+          <w:sz w:val="23"/>
+          <w:szCs w:val="23"/>
+        </w:rPr>
+        <w:t>rep.contact</w:t>
+      </w:r>
+      <w:proofErr w:type="gramEnd"/>
+      <w:r>
+        <w:rPr>
+          <w:sz w:val="23"/>
+          <w:szCs w:val="23"/>
+        </w:rPr>
+        <w:t>_</w:t>
+      </w:r>
+      <w:proofErr w:type="gramStart"/>
+      <w:r>
+        <w:rPr>
+          <w:sz w:val="23"/>
+          <w:szCs w:val="23"/>
+        </w:rPr>
+        <w:t>info.phone}}</w:t>
+      </w:r>
+      <w:r>
+        <w:rPr>
+          <w:sz w:val="23"/>
+          <w:szCs w:val="23"/>
+        </w:rPr>
+        <w:t xml:space="preserve">   </w:t>
+      </w:r>
+      <w:proofErr w:type="gramEnd"/>
+      <w:r>
+        <w:rPr>
+          <w:sz w:val="23"/>
+          <w:szCs w:val="23"/>
+        </w:rPr>
+        <w:t xml:space="preserve">                  Thư điện tử</w:t>
+      </w:r>
+      <w:r>
+        <w:rPr>
+          <w:i/>
+          <w:sz w:val="23"/>
+          <w:szCs w:val="23"/>
+        </w:rPr>
         <w:t xml:space="preserve"> (nếu có)</w:t>
       </w:r>
       <w:r>
@@ -582,35 +779,6 @@
           <w:sz w:val="23"/>
           <w:szCs w:val="23"/>
         </w:rPr>
-        <w:t>:</w:t>
-      </w:r>
-      <w:r>
-        <w:rPr>
-          <w:sz w:val="23"/>
-          <w:szCs w:val="23"/>
-        </w:rPr>
-        <w:t>{{rep.contact_info.phone}}</w:t>
-      </w:r>
-      <w:r>
-        <w:rPr>
-          <w:sz w:val="23"/>
-          <w:szCs w:val="23"/>
-        </w:rPr>
-        <w:t xml:space="preserve">                     Thư điện tử</w:t>
-      </w:r>
-      <w:r>
-        <w:rPr>
-          <w:i/>
-          <w:sz w:val="23"/>
-          <w:szCs w:val="23"/>
-        </w:rPr>
-        <w:t xml:space="preserve"> (nếu có)</w:t>
-      </w:r>
-      <w:r>
-        <w:rPr>
-          <w:sz w:val="23"/>
-          <w:szCs w:val="23"/>
-        </w:rPr>
         <w:t xml:space="preserve">: </w:t>
       </w:r>
       <w:r>
@@ -618,7 +786,39 @@
           <w:sz w:val="23"/>
           <w:szCs w:val="23"/>
         </w:rPr>
-        <w:t>{{rep.contact_info.email}}</w:t>
+        <w:t>{{</w:t>
+      </w:r>
+      <w:proofErr w:type="gramStart"/>
+      <w:r>
+        <w:rPr>
+          <w:sz w:val="23"/>
+          <w:szCs w:val="23"/>
+        </w:rPr>
+        <w:t>rep.contact</w:t>
+      </w:r>
+      <w:proofErr w:type="gramEnd"/>
+      <w:r>
+        <w:rPr>
+          <w:sz w:val="23"/>
+          <w:szCs w:val="23"/>
+        </w:rPr>
+        <w:t>_</w:t>
+      </w:r>
+      <w:proofErr w:type="gramStart"/>
+      <w:r>
+        <w:rPr>
+          <w:sz w:val="23"/>
+          <w:szCs w:val="23"/>
+        </w:rPr>
+        <w:t>info.email</w:t>
+      </w:r>
+      <w:proofErr w:type="gramEnd"/>
+      <w:r>
+        <w:rPr>
+          <w:sz w:val="23"/>
+          <w:szCs w:val="23"/>
+        </w:rPr>
+        <w:t>}}</w:t>
       </w:r>
     </w:p>
     <w:p>
@@ -753,25 +953,53 @@
                 <w:sz w:val="23"/>
                 <w:szCs w:val="23"/>
               </w:rPr>
-              <w:t>): …………………..</w:t>
-            </w:r>
-          </w:p>
-          <w:p>
-            <w:pPr>
-              <w:spacing w:line="324" w:lineRule="auto"/>
+              <w:t>): ………………</w:t>
+            </w:r>
+            <w:proofErr w:type="gramStart"/>
+            <w:r>
               <w:rPr>
                 <w:rFonts w:ascii="Times New Roman" w:eastAsia="Times New Roman" w:hAnsi="Times New Roman" w:cs="Times New Roman"/>
                 <w:sz w:val="23"/>
                 <w:szCs w:val="23"/>
               </w:rPr>
-            </w:pPr>
-            <w:r>
+              <w:t>…..</w:t>
+            </w:r>
+            <w:proofErr w:type="gramEnd"/>
+          </w:p>
+          <w:p>
+            <w:pPr>
+              <w:spacing w:line="324" w:lineRule="auto"/>
               <w:rPr>
                 <w:rFonts w:ascii="Times New Roman" w:eastAsia="Times New Roman" w:hAnsi="Times New Roman" w:cs="Times New Roman"/>
                 <w:sz w:val="23"/>
                 <w:szCs w:val="23"/>
               </w:rPr>
-              <w:t xml:space="preserve">Ngày cấp: …./…./…. Nơi cấp: …………………………………………...…. </w:t>
+            </w:pPr>
+            <w:r>
+              <w:rPr>
+                <w:rFonts w:ascii="Times New Roman" w:eastAsia="Times New Roman" w:hAnsi="Times New Roman" w:cs="Times New Roman"/>
+                <w:sz w:val="23"/>
+                <w:szCs w:val="23"/>
+              </w:rPr>
+              <w:t xml:space="preserve">Ngày cấp: </w:t>
+            </w:r>
+            <w:proofErr w:type="gramStart"/>
+            <w:r>
+              <w:rPr>
+                <w:rFonts w:ascii="Times New Roman" w:eastAsia="Times New Roman" w:hAnsi="Times New Roman" w:cs="Times New Roman"/>
+                <w:sz w:val="23"/>
+                <w:szCs w:val="23"/>
+              </w:rPr>
+              <w:t>…./…./</w:t>
+            </w:r>
+            <w:proofErr w:type="gramEnd"/>
+            <w:r>
+              <w:rPr>
+                <w:rFonts w:ascii="Times New Roman" w:eastAsia="Times New Roman" w:hAnsi="Times New Roman" w:cs="Times New Roman"/>
+                <w:sz w:val="23"/>
+                <w:szCs w:val="23"/>
+              </w:rPr>
+              <w:t xml:space="preserve">…. Nơi cấp: …………………………………………...…. </w:t>
             </w:r>
             <w:r>
               <w:rPr>
@@ -1461,6 +1689,7 @@
         </w:rPr>
         <w:t>{{</w:t>
       </w:r>
+      <w:proofErr w:type="gramStart"/>
       <w:r>
         <w:rPr>
           <w:b/>
@@ -1501,6 +1730,7 @@
         </w:rPr>
         <w:t>full</w:t>
       </w:r>
+      <w:proofErr w:type="gramEnd"/>
       <w:r>
         <w:rPr>
           <w:b/>
@@ -1551,7 +1781,25 @@
           <w:sz w:val="23"/>
           <w:szCs w:val="23"/>
         </w:rPr>
-        <w:t>{{company_info.name.foreign}}</w:t>
+        <w:t>{{</w:t>
+      </w:r>
+      <w:proofErr w:type="gramStart"/>
+      <w:r>
+        <w:rPr>
+          <w:b/>
+          <w:sz w:val="23"/>
+          <w:szCs w:val="23"/>
+        </w:rPr>
+        <w:t>company_info.name.foreign</w:t>
+      </w:r>
+      <w:proofErr w:type="gramEnd"/>
+      <w:r>
+        <w:rPr>
+          <w:b/>
+          <w:sz w:val="23"/>
+          <w:szCs w:val="23"/>
+        </w:rPr>
+        <w:t>}}</w:t>
       </w:r>
     </w:p>
     <w:p>
@@ -1596,16 +1844,26 @@
           <w:sz w:val="23"/>
           <w:szCs w:val="23"/>
         </w:rPr>
-        <w:t>{{company_info.name.</w:t>
-      </w:r>
+        <w:t>{{</w:t>
+      </w:r>
+      <w:proofErr w:type="gramStart"/>
       <w:r>
         <w:rPr>
           <w:b/>
           <w:sz w:val="23"/>
           <w:szCs w:val="23"/>
         </w:rPr>
+        <w:t>company_info.name.</w:t>
+      </w:r>
+      <w:r>
+        <w:rPr>
+          <w:b/>
+          <w:sz w:val="23"/>
+          <w:szCs w:val="23"/>
+        </w:rPr>
         <w:t>short</w:t>
       </w:r>
+      <w:proofErr w:type="gramEnd"/>
       <w:r>
         <w:rPr>
           <w:b/>
@@ -1641,14 +1899,30 @@
           <w:sz w:val="23"/>
           <w:szCs w:val="23"/>
         </w:rPr>
-        <w:t>{{company_info.</w:t>
-      </w:r>
-      <w:r>
-        <w:rPr>
-          <w:sz w:val="23"/>
-          <w:szCs w:val="23"/>
-        </w:rPr>
-        <w:t>full_address</w:t>
+        <w:t>{{company_</w:t>
+      </w:r>
+      <w:proofErr w:type="gramStart"/>
+      <w:r>
+        <w:rPr>
+          <w:sz w:val="23"/>
+          <w:szCs w:val="23"/>
+        </w:rPr>
+        <w:t>info.</w:t>
+      </w:r>
+      <w:r>
+        <w:rPr>
+          <w:sz w:val="23"/>
+          <w:szCs w:val="23"/>
+        </w:rPr>
+        <w:t>full</w:t>
+      </w:r>
+      <w:proofErr w:type="gramEnd"/>
+      <w:r>
+        <w:rPr>
+          <w:sz w:val="23"/>
+          <w:szCs w:val="23"/>
+        </w:rPr>
+        <w:t>_address</w:t>
       </w:r>
       <w:r>
         <w:rPr>
@@ -1699,7 +1973,43 @@
                 <w:sz w:val="23"/>
                 <w:szCs w:val="23"/>
               </w:rPr>
-              <w:t xml:space="preserve">Điện thoại: {{company_info.contact.phone}}                 </w:t>
+              <w:t>Điện thoại: {{company_</w:t>
+            </w:r>
+            <w:proofErr w:type="gramStart"/>
+            <w:r>
+              <w:rPr>
+                <w:rFonts w:ascii="Times New Roman" w:hAnsi="Times New Roman" w:cs="Times New Roman"/>
+                <w:sz w:val="23"/>
+                <w:szCs w:val="23"/>
+              </w:rPr>
+              <w:t>info.contact</w:t>
+            </w:r>
+            <w:proofErr w:type="gramEnd"/>
+            <w:r>
+              <w:rPr>
+                <w:rFonts w:ascii="Times New Roman" w:hAnsi="Times New Roman" w:cs="Times New Roman"/>
+                <w:sz w:val="23"/>
+                <w:szCs w:val="23"/>
+              </w:rPr>
+              <w:t>.phone</w:t>
+            </w:r>
+            <w:proofErr w:type="gramStart"/>
+            <w:r>
+              <w:rPr>
+                <w:rFonts w:ascii="Times New Roman" w:hAnsi="Times New Roman" w:cs="Times New Roman"/>
+                <w:sz w:val="23"/>
+                <w:szCs w:val="23"/>
+              </w:rPr>
+              <w:t xml:space="preserve">}}   </w:t>
+            </w:r>
+            <w:proofErr w:type="gramEnd"/>
+            <w:r>
+              <w:rPr>
+                <w:rFonts w:ascii="Times New Roman" w:hAnsi="Times New Roman" w:cs="Times New Roman"/>
+                <w:sz w:val="23"/>
+                <w:szCs w:val="23"/>
+              </w:rPr>
+              <w:t xml:space="preserve">              </w:t>
             </w:r>
           </w:p>
         </w:tc>
@@ -1737,13 +2047,23 @@
               </w:rPr>
               <w:t>nếu có</w:t>
             </w:r>
+            <w:proofErr w:type="gramStart"/>
             <w:r>
               <w:rPr>
                 <w:rFonts w:ascii="Times New Roman" w:hAnsi="Times New Roman" w:cs="Times New Roman"/>
                 <w:sz w:val="23"/>
                 <w:szCs w:val="23"/>
               </w:rPr>
-              <w:t>): {{company_info.contact.fax}}</w:t>
+              <w:t>): {{</w:t>
+            </w:r>
+            <w:proofErr w:type="gramEnd"/>
+            <w:r>
+              <w:rPr>
+                <w:rFonts w:ascii="Times New Roman" w:hAnsi="Times New Roman" w:cs="Times New Roman"/>
+                <w:sz w:val="23"/>
+                <w:szCs w:val="23"/>
+              </w:rPr>
+              <w:t>company_info.contact.fax}}</w:t>
             </w:r>
           </w:p>
         </w:tc>
@@ -1765,6 +2085,7 @@
                 <w:szCs w:val="23"/>
               </w:rPr>
             </w:pPr>
+            <w:proofErr w:type="gramStart"/>
             <w:r>
               <w:rPr>
                 <w:rFonts w:ascii="Times New Roman" w:hAnsi="Times New Roman" w:cs="Times New Roman"/>
@@ -1788,7 +2109,34 @@
                 <w:sz w:val="23"/>
                 <w:szCs w:val="23"/>
               </w:rPr>
-              <w:t>): {{company_info.contact.email}}</w:t>
+              <w:t>): {{</w:t>
+            </w:r>
+            <w:proofErr w:type="gramEnd"/>
+            <w:r>
+              <w:rPr>
+                <w:rFonts w:ascii="Times New Roman" w:hAnsi="Times New Roman" w:cs="Times New Roman"/>
+                <w:sz w:val="23"/>
+                <w:szCs w:val="23"/>
+              </w:rPr>
+              <w:t>company_</w:t>
+            </w:r>
+            <w:proofErr w:type="gramStart"/>
+            <w:r>
+              <w:rPr>
+                <w:rFonts w:ascii="Times New Roman" w:hAnsi="Times New Roman" w:cs="Times New Roman"/>
+                <w:sz w:val="23"/>
+                <w:szCs w:val="23"/>
+              </w:rPr>
+              <w:t>info.contact</w:t>
+            </w:r>
+            <w:proofErr w:type="gramEnd"/>
+            <w:r>
+              <w:rPr>
+                <w:rFonts w:ascii="Times New Roman" w:hAnsi="Times New Roman" w:cs="Times New Roman"/>
+                <w:sz w:val="23"/>
+                <w:szCs w:val="23"/>
+              </w:rPr>
+              <w:t>.email}}</w:t>
             </w:r>
           </w:p>
         </w:tc>
@@ -1827,13 +2175,41 @@
               </w:rPr>
               <w:t>nếu có</w:t>
             </w:r>
+            <w:proofErr w:type="gramStart"/>
             <w:r>
               <w:rPr>
                 <w:rFonts w:ascii="Times New Roman" w:hAnsi="Times New Roman" w:cs="Times New Roman"/>
                 <w:sz w:val="23"/>
                 <w:szCs w:val="23"/>
               </w:rPr>
-              <w:t>): {{company_info.contact.website}}</w:t>
+              <w:t>): {{</w:t>
+            </w:r>
+            <w:proofErr w:type="gramEnd"/>
+            <w:r>
+              <w:rPr>
+                <w:rFonts w:ascii="Times New Roman" w:hAnsi="Times New Roman" w:cs="Times New Roman"/>
+                <w:sz w:val="23"/>
+                <w:szCs w:val="23"/>
+              </w:rPr>
+              <w:t>company_</w:t>
+            </w:r>
+            <w:proofErr w:type="gramStart"/>
+            <w:r>
+              <w:rPr>
+                <w:rFonts w:ascii="Times New Roman" w:hAnsi="Times New Roman" w:cs="Times New Roman"/>
+                <w:sz w:val="23"/>
+                <w:szCs w:val="23"/>
+              </w:rPr>
+              <w:t>info.contact</w:t>
+            </w:r>
+            <w:proofErr w:type="gramEnd"/>
+            <w:r>
+              <w:rPr>
+                <w:rFonts w:ascii="Times New Roman" w:hAnsi="Times New Roman" w:cs="Times New Roman"/>
+                <w:sz w:val="23"/>
+                <w:szCs w:val="23"/>
+              </w:rPr>
+              <w:t>.website}}</w:t>
             </w:r>
           </w:p>
         </w:tc>
@@ -2148,7 +2524,23 @@
           <w:szCs w:val="23"/>
         </w:rPr>
         <w:tab/>
-        <w:t xml:space="preserve">- Doanh nghiệp có Giấy chứng nhận quyền sử dụng đất tại đảo và xã, phường biên giới; xã, phường ven biển; khu vực khác có ảnh hưởng đến quốc phòng, an ninh: Có </w:t>
+        <w:t xml:space="preserve">- Doanh nghiệp có Giấy chứng nhận quyền sử dụng đất tại đảo và xã, phường biên giới; xã, phường ven biển; khu vực khác có ảnh hưởng đến quốc phòng, </w:t>
+      </w:r>
+      <w:proofErr w:type="gramStart"/>
+      <w:r>
+        <w:rPr>
+          <w:sz w:val="23"/>
+          <w:szCs w:val="23"/>
+        </w:rPr>
+        <w:t>an</w:t>
+      </w:r>
+      <w:proofErr w:type="gramEnd"/>
+      <w:r>
+        <w:rPr>
+          <w:sz w:val="23"/>
+          <w:szCs w:val="23"/>
+        </w:rPr>
+        <w:t xml:space="preserve"> ninh: Có </w:t>
       </w:r>
       <w:sdt>
         <w:sdtPr>
@@ -2524,7 +2916,55 @@
                 <w:sz w:val="23"/>
                 <w:szCs w:val="23"/>
               </w:rPr>
-              <w:t>{{ind.ten_nganh}}{% if ind.ghi_chu %}{{ind.ghi_chu}}{% endif %}</w:t>
+              <w:t>{{ind.ten_nganh</w:t>
+            </w:r>
+            <w:proofErr w:type="gramStart"/>
+            <w:r>
+              <w:rPr>
+                <w:sz w:val="23"/>
+                <w:szCs w:val="23"/>
+              </w:rPr>
+              <w:t>}}{</w:t>
+            </w:r>
+            <w:proofErr w:type="gramEnd"/>
+            <w:r>
+              <w:rPr>
+                <w:sz w:val="23"/>
+                <w:szCs w:val="23"/>
+              </w:rPr>
+              <w:t xml:space="preserve">% if ind.ghi_chu </w:t>
+            </w:r>
+            <w:proofErr w:type="gramStart"/>
+            <w:r>
+              <w:rPr>
+                <w:sz w:val="23"/>
+                <w:szCs w:val="23"/>
+              </w:rPr>
+              <w:t>%}{</w:t>
+            </w:r>
+            <w:proofErr w:type="gramEnd"/>
+            <w:r>
+              <w:rPr>
+                <w:sz w:val="23"/>
+                <w:szCs w:val="23"/>
+              </w:rPr>
+              <w:t>{ind.ghi_chu</w:t>
+            </w:r>
+            <w:proofErr w:type="gramStart"/>
+            <w:r>
+              <w:rPr>
+                <w:sz w:val="23"/>
+                <w:szCs w:val="23"/>
+              </w:rPr>
+              <w:t>}}{</w:t>
+            </w:r>
+            <w:proofErr w:type="gramEnd"/>
+            <w:r>
+              <w:rPr>
+                <w:sz w:val="23"/>
+                <w:szCs w:val="23"/>
+              </w:rPr>
+              <w:t>% endif %}</w:t>
             </w:r>
           </w:p>
         </w:tc>
@@ -2582,7 +3022,23 @@
                 <w:sz w:val="23"/>
                 <w:szCs w:val="23"/>
               </w:rPr>
-              <w:t>{{ind.chinh}}</w:t>
+              <w:t>{{</w:t>
+            </w:r>
+            <w:proofErr w:type="gramStart"/>
+            <w:r>
+              <w:rPr>
+                <w:sz w:val="23"/>
+                <w:szCs w:val="23"/>
+              </w:rPr>
+              <w:t>ind.chinh</w:t>
+            </w:r>
+            <w:proofErr w:type="gramEnd"/>
+            <w:r>
+              <w:rPr>
+                <w:sz w:val="23"/>
+                <w:szCs w:val="23"/>
+              </w:rPr>
+              <w:t>}}</w:t>
             </w:r>
           </w:p>
         </w:tc>
@@ -2716,6 +3172,7 @@
         </w:rPr>
         <w:t>ghi bằng chữ in hoa</w:t>
       </w:r>
+      <w:proofErr w:type="gramStart"/>
       <w:r>
         <w:rPr>
           <w:sz w:val="23"/>
@@ -2737,14 +3194,32 @@
           <w:sz w:val="23"/>
           <w:szCs w:val="23"/>
         </w:rPr>
-        <w:t>personal_info</w:t>
-      </w:r>
+        <w:t>personal</w:t>
+      </w:r>
+      <w:proofErr w:type="gramEnd"/>
       <w:r>
         <w:rPr>
           <w:b/>
           <w:sz w:val="23"/>
           <w:szCs w:val="23"/>
         </w:rPr>
+        <w:t>_</w:t>
+      </w:r>
+      <w:proofErr w:type="gramStart"/>
+      <w:r>
+        <w:rPr>
+          <w:b/>
+          <w:sz w:val="23"/>
+          <w:szCs w:val="23"/>
+        </w:rPr>
+        <w:t>info</w:t>
+      </w:r>
+      <w:r>
+        <w:rPr>
+          <w:b/>
+          <w:sz w:val="23"/>
+          <w:szCs w:val="23"/>
+        </w:rPr>
         <w:t>.f</w:t>
       </w:r>
       <w:r>
@@ -2753,7 +3228,16 @@
           <w:sz w:val="23"/>
           <w:szCs w:val="23"/>
         </w:rPr>
-        <w:t>ull_name</w:t>
+        <w:t>ull</w:t>
+      </w:r>
+      <w:proofErr w:type="gramEnd"/>
+      <w:r>
+        <w:rPr>
+          <w:b/>
+          <w:sz w:val="23"/>
+          <w:szCs w:val="23"/>
+        </w:rPr>
+        <w:t>_name</w:t>
       </w:r>
       <w:r>
         <w:rPr>
@@ -2793,19 +3277,44 @@
         </w:rPr>
         <w:t>{{</w:t>
       </w:r>
-      <w:r>
-        <w:rPr>
-          <w:sz w:val="23"/>
-          <w:szCs w:val="23"/>
-        </w:rPr>
-        <w:t>owner.personal_info.</w:t>
-      </w:r>
-      <w:r>
-        <w:rPr>
-          <w:sz w:val="23"/>
-          <w:szCs w:val="23"/>
-        </w:rPr>
-        <w:t>birth_date</w:t>
+      <w:proofErr w:type="gramStart"/>
+      <w:r>
+        <w:rPr>
+          <w:sz w:val="23"/>
+          <w:szCs w:val="23"/>
+        </w:rPr>
+        <w:t>owner.personal</w:t>
+      </w:r>
+      <w:proofErr w:type="gramEnd"/>
+      <w:r>
+        <w:rPr>
+          <w:sz w:val="23"/>
+          <w:szCs w:val="23"/>
+        </w:rPr>
+        <w:t>_</w:t>
+      </w:r>
+      <w:proofErr w:type="gramStart"/>
+      <w:r>
+        <w:rPr>
+          <w:sz w:val="23"/>
+          <w:szCs w:val="23"/>
+        </w:rPr>
+        <w:t>info.</w:t>
+      </w:r>
+      <w:r>
+        <w:rPr>
+          <w:sz w:val="23"/>
+          <w:szCs w:val="23"/>
+        </w:rPr>
+        <w:t>birth</w:t>
+      </w:r>
+      <w:proofErr w:type="gramEnd"/>
+      <w:r>
+        <w:rPr>
+          <w:sz w:val="23"/>
+          <w:szCs w:val="23"/>
+        </w:rPr>
+        <w:t>_date</w:t>
       </w:r>
       <w:r>
         <w:rPr>
@@ -2842,7 +3351,31 @@
           <w:sz w:val="23"/>
           <w:szCs w:val="23"/>
         </w:rPr>
-        <w:t>{{owner.personal_info.</w:t>
+        <w:t>{{</w:t>
+      </w:r>
+      <w:proofErr w:type="gramStart"/>
+      <w:r>
+        <w:rPr>
+          <w:sz w:val="23"/>
+          <w:szCs w:val="23"/>
+        </w:rPr>
+        <w:t>owner.personal</w:t>
+      </w:r>
+      <w:proofErr w:type="gramEnd"/>
+      <w:r>
+        <w:rPr>
+          <w:sz w:val="23"/>
+          <w:szCs w:val="23"/>
+        </w:rPr>
+        <w:t>_</w:t>
+      </w:r>
+      <w:proofErr w:type="gramStart"/>
+      <w:r>
+        <w:rPr>
+          <w:sz w:val="23"/>
+          <w:szCs w:val="23"/>
+        </w:rPr>
+        <w:t>info.</w:t>
       </w:r>
       <w:r>
         <w:rPr>
@@ -2851,6 +3384,7 @@
         </w:rPr>
         <w:t>gender</w:t>
       </w:r>
+      <w:proofErr w:type="gramEnd"/>
       <w:r>
         <w:rPr>
           <w:sz w:val="23"/>
@@ -2892,14 +3426,46 @@
           <w:sz w:val="23"/>
           <w:szCs w:val="23"/>
         </w:rPr>
-        <w:t>{{owner.personal_info.</w:t>
-      </w:r>
-      <w:r>
-        <w:rPr>
-          <w:sz w:val="23"/>
-          <w:szCs w:val="23"/>
-        </w:rPr>
-        <w:t>birth_date</w:t>
+        <w:t>{{</w:t>
+      </w:r>
+      <w:proofErr w:type="gramStart"/>
+      <w:r>
+        <w:rPr>
+          <w:sz w:val="23"/>
+          <w:szCs w:val="23"/>
+        </w:rPr>
+        <w:t>owner.personal</w:t>
+      </w:r>
+      <w:proofErr w:type="gramEnd"/>
+      <w:r>
+        <w:rPr>
+          <w:sz w:val="23"/>
+          <w:szCs w:val="23"/>
+        </w:rPr>
+        <w:t>_</w:t>
+      </w:r>
+      <w:proofErr w:type="gramStart"/>
+      <w:r>
+        <w:rPr>
+          <w:sz w:val="23"/>
+          <w:szCs w:val="23"/>
+        </w:rPr>
+        <w:t>info.</w:t>
+      </w:r>
+      <w:r>
+        <w:rPr>
+          <w:sz w:val="23"/>
+          <w:szCs w:val="23"/>
+        </w:rPr>
+        <w:t>birth</w:t>
+      </w:r>
+      <w:proofErr w:type="gramEnd"/>
+      <w:r>
+        <w:rPr>
+          <w:sz w:val="23"/>
+          <w:szCs w:val="23"/>
+        </w:rPr>
+        <w:t>_date</w:t>
       </w:r>
       <w:r>
         <w:rPr>
@@ -2939,14 +3505,30 @@
           <w:sz w:val="23"/>
           <w:szCs w:val="23"/>
         </w:rPr>
-        <w:t>{{owner.</w:t>
-      </w:r>
-      <w:r>
-        <w:rPr>
-          <w:sz w:val="23"/>
-          <w:szCs w:val="23"/>
-        </w:rPr>
-        <w:t>full_address</w:t>
+        <w:t>{{</w:t>
+      </w:r>
+      <w:proofErr w:type="gramStart"/>
+      <w:r>
+        <w:rPr>
+          <w:sz w:val="23"/>
+          <w:szCs w:val="23"/>
+        </w:rPr>
+        <w:t>owner.</w:t>
+      </w:r>
+      <w:r>
+        <w:rPr>
+          <w:sz w:val="23"/>
+          <w:szCs w:val="23"/>
+        </w:rPr>
+        <w:t>full</w:t>
+      </w:r>
+      <w:proofErr w:type="gramEnd"/>
+      <w:r>
+        <w:rPr>
+          <w:sz w:val="23"/>
+          <w:szCs w:val="23"/>
+        </w:rPr>
+        <w:t>_address</w:t>
       </w:r>
       <w:r>
         <w:rPr>
@@ -2963,6 +3545,7 @@
         </w:tabs>
         <w:spacing w:line="324" w:lineRule="auto"/>
         <w:ind w:firstLine="567"/>
+        <w:jc w:val="both"/>
         <w:rPr>
           <w:sz w:val="23"/>
           <w:szCs w:val="23"/>
@@ -2980,7 +3563,39 @@
           <w:sz w:val="23"/>
           <w:szCs w:val="23"/>
         </w:rPr>
-        <w:t xml:space="preserve"> {{owner.contact_info.phone}}</w:t>
+        <w:t xml:space="preserve"> {{</w:t>
+      </w:r>
+      <w:proofErr w:type="gramStart"/>
+      <w:r>
+        <w:rPr>
+          <w:sz w:val="23"/>
+          <w:szCs w:val="23"/>
+        </w:rPr>
+        <w:t>owner.contact</w:t>
+      </w:r>
+      <w:proofErr w:type="gramEnd"/>
+      <w:r>
+        <w:rPr>
+          <w:sz w:val="23"/>
+          <w:szCs w:val="23"/>
+        </w:rPr>
+        <w:t>_</w:t>
+      </w:r>
+      <w:proofErr w:type="gramStart"/>
+      <w:r>
+        <w:rPr>
+          <w:sz w:val="23"/>
+          <w:szCs w:val="23"/>
+        </w:rPr>
+        <w:t>info.phone</w:t>
+      </w:r>
+      <w:proofErr w:type="gramEnd"/>
+      <w:r>
+        <w:rPr>
+          <w:sz w:val="23"/>
+          <w:szCs w:val="23"/>
+        </w:rPr>
+        <w:t>}}</w:t>
       </w:r>
       <w:r>
         <w:rPr>
@@ -3010,7 +3625,31 @@
           <w:sz w:val="23"/>
           <w:szCs w:val="23"/>
         </w:rPr>
-        <w:t>{{owner.contact_info.</w:t>
+        <w:t>{{</w:t>
+      </w:r>
+      <w:proofErr w:type="gramStart"/>
+      <w:r>
+        <w:rPr>
+          <w:sz w:val="23"/>
+          <w:szCs w:val="23"/>
+        </w:rPr>
+        <w:t>owner.contact</w:t>
+      </w:r>
+      <w:proofErr w:type="gramEnd"/>
+      <w:r>
+        <w:rPr>
+          <w:sz w:val="23"/>
+          <w:szCs w:val="23"/>
+        </w:rPr>
+        <w:t>_</w:t>
+      </w:r>
+      <w:proofErr w:type="gramStart"/>
+      <w:r>
+        <w:rPr>
+          <w:sz w:val="23"/>
+          <w:szCs w:val="23"/>
+        </w:rPr>
+        <w:t>info.</w:t>
       </w:r>
       <w:r>
         <w:rPr>
@@ -3019,6 +3658,7 @@
         </w:rPr>
         <w:t>email</w:t>
       </w:r>
+      <w:proofErr w:type="gramEnd"/>
       <w:r>
         <w:rPr>
           <w:sz w:val="23"/>
@@ -3156,25 +3796,53 @@
                 <w:sz w:val="23"/>
                 <w:szCs w:val="23"/>
               </w:rPr>
-              <w:t>): …………………..</w:t>
-            </w:r>
-          </w:p>
-          <w:p>
-            <w:pPr>
-              <w:spacing w:line="324" w:lineRule="auto"/>
+              <w:t>): ………………</w:t>
+            </w:r>
+            <w:proofErr w:type="gramStart"/>
+            <w:r>
               <w:rPr>
                 <w:rFonts w:ascii="Times New Roman" w:eastAsia="Times New Roman" w:hAnsi="Times New Roman" w:cs="Times New Roman"/>
                 <w:sz w:val="23"/>
                 <w:szCs w:val="23"/>
               </w:rPr>
-            </w:pPr>
-            <w:r>
+              <w:t>…..</w:t>
+            </w:r>
+            <w:proofErr w:type="gramEnd"/>
+          </w:p>
+          <w:p>
+            <w:pPr>
+              <w:spacing w:line="324" w:lineRule="auto"/>
               <w:rPr>
                 <w:rFonts w:ascii="Times New Roman" w:eastAsia="Times New Roman" w:hAnsi="Times New Roman" w:cs="Times New Roman"/>
                 <w:sz w:val="23"/>
                 <w:szCs w:val="23"/>
               </w:rPr>
-              <w:t xml:space="preserve">Ngày cấp: …./…./…. Nơi cấp: …………………………………………...…. </w:t>
+            </w:pPr>
+            <w:r>
+              <w:rPr>
+                <w:rFonts w:ascii="Times New Roman" w:eastAsia="Times New Roman" w:hAnsi="Times New Roman" w:cs="Times New Roman"/>
+                <w:sz w:val="23"/>
+                <w:szCs w:val="23"/>
+              </w:rPr>
+              <w:t xml:space="preserve">Ngày cấp: </w:t>
+            </w:r>
+            <w:proofErr w:type="gramStart"/>
+            <w:r>
+              <w:rPr>
+                <w:rFonts w:ascii="Times New Roman" w:eastAsia="Times New Roman" w:hAnsi="Times New Roman" w:cs="Times New Roman"/>
+                <w:sz w:val="23"/>
+                <w:szCs w:val="23"/>
+              </w:rPr>
+              <w:t>…./…./</w:t>
+            </w:r>
+            <w:proofErr w:type="gramEnd"/>
+            <w:r>
+              <w:rPr>
+                <w:rFonts w:ascii="Times New Roman" w:eastAsia="Times New Roman" w:hAnsi="Times New Roman" w:cs="Times New Roman"/>
+                <w:sz w:val="23"/>
+                <w:szCs w:val="23"/>
+              </w:rPr>
+              <w:t xml:space="preserve">…. Nơi cấp: …………………………………………...…. </w:t>
             </w:r>
             <w:r>
               <w:rPr>
@@ -3449,6 +4117,7 @@
         </w:rPr>
         <w:t>{{</w:t>
       </w:r>
+      <w:proofErr w:type="gramStart"/>
       <w:r>
         <w:rPr>
           <w:sz w:val="23"/>
@@ -3461,7 +4130,15 @@
           <w:sz w:val="23"/>
           <w:szCs w:val="23"/>
         </w:rPr>
-        <w:t>t}}</w:t>
+        <w:t>t</w:t>
+      </w:r>
+      <w:proofErr w:type="gramEnd"/>
+      <w:r>
+        <w:rPr>
+          <w:sz w:val="23"/>
+          <w:szCs w:val="23"/>
+        </w:rPr>
+        <w:t>}}</w:t>
       </w:r>
     </w:p>
     <w:p>
@@ -3973,6 +4650,7 @@
               </w:rPr>
               <w:t>{{</w:t>
             </w:r>
+            <w:proofErr w:type="gramStart"/>
             <w:r>
               <w:rPr>
                 <w:sz w:val="23"/>
@@ -3980,6 +4658,7 @@
               </w:rPr>
               <w:t>charter_capital.info.amount</w:t>
             </w:r>
+            <w:proofErr w:type="gramEnd"/>
             <w:r>
               <w:rPr>
                 <w:sz w:val="23"/>
@@ -4256,6 +4935,7 @@
               </w:rPr>
               <w:t>{{</w:t>
             </w:r>
+            <w:proofErr w:type="gramStart"/>
             <w:r>
               <w:rPr>
                 <w:sz w:val="23"/>
@@ -4263,6 +4943,7 @@
               </w:rPr>
               <w:t>charter_capital.info.amount</w:t>
             </w:r>
+            <w:proofErr w:type="gramEnd"/>
             <w:r>
               <w:rPr>
                 <w:sz w:val="23"/>
@@ -4586,6 +5267,7 @@
               </w:rPr>
               <w:t>{{</w:t>
             </w:r>
+            <w:proofErr w:type="gramStart"/>
             <w:r>
               <w:rPr>
                 <w:sz w:val="23"/>
@@ -4593,6 +5275,7 @@
               </w:rPr>
               <w:t>charter_capital.info.amount</w:t>
             </w:r>
+            <w:proofErr w:type="gramEnd"/>
             <w:r>
               <w:rPr>
                 <w:sz w:val="23"/>
@@ -5267,6 +5950,7 @@
               </w:rPr>
               <w:t>{</w:t>
             </w:r>
+            <w:proofErr w:type="gramStart"/>
             <w:r>
               <w:rPr>
                 <w:sz w:val="23"/>
@@ -5274,6 +5958,7 @@
               </w:rPr>
               <w:t>charter_capital.info.amount</w:t>
             </w:r>
+            <w:proofErr w:type="gramEnd"/>
             <w:r>
               <w:rPr>
                 <w:sz w:val="23"/>
@@ -5411,15 +6096,16 @@
           <w:sz w:val="23"/>
           <w:szCs w:val="23"/>
         </w:rPr>
-        <w:t>{{rep.</w:t>
-      </w:r>
+        <w:t>{{</w:t>
+      </w:r>
+      <w:proofErr w:type="gramStart"/>
       <w:r>
         <w:rPr>
           <w:b/>
           <w:sz w:val="23"/>
           <w:szCs w:val="23"/>
         </w:rPr>
-        <w:t>personal_info</w:t>
+        <w:t>rep.</w:t>
       </w:r>
       <w:r>
         <w:rPr>
@@ -5427,7 +6113,42 @@
           <w:sz w:val="23"/>
           <w:szCs w:val="23"/>
         </w:rPr>
-        <w:t>.full_name}}</w:t>
+        <w:t>personal</w:t>
+      </w:r>
+      <w:proofErr w:type="gramEnd"/>
+      <w:r>
+        <w:rPr>
+          <w:b/>
+          <w:sz w:val="23"/>
+          <w:szCs w:val="23"/>
+        </w:rPr>
+        <w:t>_</w:t>
+      </w:r>
+      <w:proofErr w:type="gramStart"/>
+      <w:r>
+        <w:rPr>
+          <w:b/>
+          <w:sz w:val="23"/>
+          <w:szCs w:val="23"/>
+        </w:rPr>
+        <w:t>info</w:t>
+      </w:r>
+      <w:r>
+        <w:rPr>
+          <w:b/>
+          <w:sz w:val="23"/>
+          <w:szCs w:val="23"/>
+        </w:rPr>
+        <w:t>.full</w:t>
+      </w:r>
+      <w:proofErr w:type="gramEnd"/>
+      <w:r>
+        <w:rPr>
+          <w:b/>
+          <w:sz w:val="23"/>
+          <w:szCs w:val="23"/>
+        </w:rPr>
+        <w:t>_name}}</w:t>
       </w:r>
     </w:p>
     <w:p>
@@ -5457,7 +6178,39 @@
           <w:sz w:val="23"/>
           <w:szCs w:val="23"/>
         </w:rPr>
-        <w:t>{{rep.personal_info.birth_date}}</w:t>
+        <w:t>{{</w:t>
+      </w:r>
+      <w:proofErr w:type="gramStart"/>
+      <w:r>
+        <w:rPr>
+          <w:sz w:val="23"/>
+          <w:szCs w:val="23"/>
+        </w:rPr>
+        <w:t>rep.personal</w:t>
+      </w:r>
+      <w:proofErr w:type="gramEnd"/>
+      <w:r>
+        <w:rPr>
+          <w:sz w:val="23"/>
+          <w:szCs w:val="23"/>
+        </w:rPr>
+        <w:t>_</w:t>
+      </w:r>
+      <w:proofErr w:type="gramStart"/>
+      <w:r>
+        <w:rPr>
+          <w:sz w:val="23"/>
+          <w:szCs w:val="23"/>
+        </w:rPr>
+        <w:t>info.birth</w:t>
+      </w:r>
+      <w:proofErr w:type="gramEnd"/>
+      <w:r>
+        <w:rPr>
+          <w:sz w:val="23"/>
+          <w:szCs w:val="23"/>
+        </w:rPr>
+        <w:t>_date}}</w:t>
       </w:r>
     </w:p>
     <w:p>
@@ -5494,7 +6247,39 @@
           <w:sz w:val="23"/>
           <w:szCs w:val="23"/>
         </w:rPr>
-        <w:t>{{rep.personal_info.gender}}</w:t>
+        <w:t>{{</w:t>
+      </w:r>
+      <w:proofErr w:type="gramStart"/>
+      <w:r>
+        <w:rPr>
+          <w:sz w:val="23"/>
+          <w:szCs w:val="23"/>
+        </w:rPr>
+        <w:t>rep.personal</w:t>
+      </w:r>
+      <w:proofErr w:type="gramEnd"/>
+      <w:r>
+        <w:rPr>
+          <w:sz w:val="23"/>
+          <w:szCs w:val="23"/>
+        </w:rPr>
+        <w:t>_</w:t>
+      </w:r>
+      <w:proofErr w:type="gramStart"/>
+      <w:r>
+        <w:rPr>
+          <w:sz w:val="23"/>
+          <w:szCs w:val="23"/>
+        </w:rPr>
+        <w:t>info.gender</w:t>
+      </w:r>
+      <w:proofErr w:type="gramEnd"/>
+      <w:r>
+        <w:rPr>
+          <w:sz w:val="23"/>
+          <w:szCs w:val="23"/>
+        </w:rPr>
+        <w:t>}}</w:t>
       </w:r>
     </w:p>
     <w:p>
@@ -5592,7 +6377,15 @@
           <w:sz w:val="23"/>
           <w:szCs w:val="23"/>
         </w:rPr>
-        <w:t>{{rep.</w:t>
+        <w:t>{{</w:t>
+      </w:r>
+      <w:proofErr w:type="gramStart"/>
+      <w:r>
+        <w:rPr>
+          <w:sz w:val="23"/>
+          <w:szCs w:val="23"/>
+        </w:rPr>
+        <w:t>rep.</w:t>
       </w:r>
       <w:r>
         <w:rPr>
@@ -5601,6 +6394,7 @@
         </w:rPr>
         <w:t>position</w:t>
       </w:r>
+      <w:proofErr w:type="gramEnd"/>
       <w:r>
         <w:rPr>
           <w:sz w:val="23"/>
@@ -5639,15 +6433,144 @@
           <w:sz w:val="23"/>
           <w:szCs w:val="23"/>
         </w:rPr>
-        <w:t>{{rep.</w:t>
-      </w:r>
-      <w:r>
-        <w:rPr>
-          <w:sz w:val="23"/>
-          <w:szCs w:val="23"/>
-        </w:rPr>
-        <w:t>full_address</w:t>
-      </w:r>
+        <w:t>{{</w:t>
+      </w:r>
+      <w:proofErr w:type="gramStart"/>
+      <w:r>
+        <w:rPr>
+          <w:sz w:val="23"/>
+          <w:szCs w:val="23"/>
+        </w:rPr>
+        <w:t>rep.</w:t>
+      </w:r>
+      <w:r>
+        <w:rPr>
+          <w:sz w:val="23"/>
+          <w:szCs w:val="23"/>
+        </w:rPr>
+        <w:t>full</w:t>
+      </w:r>
+      <w:proofErr w:type="gramEnd"/>
+      <w:r>
+        <w:rPr>
+          <w:sz w:val="23"/>
+          <w:szCs w:val="23"/>
+        </w:rPr>
+        <w:t>_address</w:t>
+      </w:r>
+      <w:r>
+        <w:rPr>
+          <w:sz w:val="23"/>
+          <w:szCs w:val="23"/>
+        </w:rPr>
+        <w:t>}}</w:t>
+      </w:r>
+    </w:p>
+    <w:p>
+      <w:pPr>
+        <w:tabs>
+          <w:tab w:val="left" w:pos="4320"/>
+        </w:tabs>
+        <w:spacing w:line="324" w:lineRule="auto"/>
+        <w:ind w:firstLine="567"/>
+        <w:rPr>
+          <w:sz w:val="23"/>
+          <w:szCs w:val="23"/>
+        </w:rPr>
+      </w:pPr>
+      <w:r>
+        <w:rPr>
+          <w:sz w:val="23"/>
+          <w:szCs w:val="23"/>
+        </w:rPr>
+        <w:t xml:space="preserve">Điện thoại: </w:t>
+      </w:r>
+      <w:r>
+        <w:rPr>
+          <w:sz w:val="23"/>
+          <w:szCs w:val="23"/>
+        </w:rPr>
+        <w:t>{{</w:t>
+      </w:r>
+      <w:proofErr w:type="gramStart"/>
+      <w:r>
+        <w:rPr>
+          <w:sz w:val="23"/>
+          <w:szCs w:val="23"/>
+        </w:rPr>
+        <w:t>rep.contact</w:t>
+      </w:r>
+      <w:proofErr w:type="gramEnd"/>
+      <w:r>
+        <w:rPr>
+          <w:sz w:val="23"/>
+          <w:szCs w:val="23"/>
+        </w:rPr>
+        <w:t>_</w:t>
+      </w:r>
+      <w:proofErr w:type="gramStart"/>
+      <w:r>
+        <w:rPr>
+          <w:sz w:val="23"/>
+          <w:szCs w:val="23"/>
+        </w:rPr>
+        <w:t>info.phone</w:t>
+      </w:r>
+      <w:proofErr w:type="gramEnd"/>
+      <w:r>
+        <w:rPr>
+          <w:sz w:val="23"/>
+          <w:szCs w:val="23"/>
+        </w:rPr>
+        <w:t>}}</w:t>
+      </w:r>
+      <w:r>
+        <w:rPr>
+          <w:sz w:val="23"/>
+          <w:szCs w:val="23"/>
+        </w:rPr>
+        <w:tab/>
+        <w:t xml:space="preserve">Thư điện tử: </w:t>
+      </w:r>
+      <w:r>
+        <w:rPr>
+          <w:sz w:val="23"/>
+          <w:szCs w:val="23"/>
+        </w:rPr>
+        <w:t>{{</w:t>
+      </w:r>
+      <w:proofErr w:type="gramStart"/>
+      <w:r>
+        <w:rPr>
+          <w:sz w:val="23"/>
+          <w:szCs w:val="23"/>
+        </w:rPr>
+        <w:t>rep.contact</w:t>
+      </w:r>
+      <w:proofErr w:type="gramEnd"/>
+      <w:r>
+        <w:rPr>
+          <w:sz w:val="23"/>
+          <w:szCs w:val="23"/>
+        </w:rPr>
+        <w:t>_</w:t>
+      </w:r>
+      <w:proofErr w:type="gramStart"/>
+      <w:r>
+        <w:rPr>
+          <w:sz w:val="23"/>
+          <w:szCs w:val="23"/>
+        </w:rPr>
+        <w:t>info.</w:t>
+      </w:r>
+      <w:r>
+        <w:rPr>
+          <w:sz w:val="23"/>
+          <w:szCs w:val="23"/>
+        </w:rPr>
+        <w:t>email</w:t>
+      </w:r>
+      <w:proofErr w:type="gramEnd"/>
       <w:r>
         <w:rPr>
           <w:sz w:val="23"/>
@@ -5674,44 +6597,38 @@
           <w:sz w:val="23"/>
           <w:szCs w:val="23"/>
         </w:rPr>
-        <w:t xml:space="preserve">Điện thoại: </w:t>
-      </w:r>
-      <w:r>
-        <w:rPr>
-          <w:sz w:val="23"/>
-          <w:szCs w:val="23"/>
-        </w:rPr>
-        <w:t>{{rep.contact_info.phone}}</w:t>
-      </w:r>
-      <w:r>
-        <w:rPr>
-          <w:sz w:val="23"/>
-          <w:szCs w:val="23"/>
-        </w:rPr>
-        <w:tab/>
-        <w:t xml:space="preserve">Thư điện tử: </w:t>
-      </w:r>
-      <w:r>
-        <w:rPr>
-          <w:sz w:val="23"/>
-          <w:szCs w:val="23"/>
-        </w:rPr>
-        <w:t>{{rep.contact_info.</w:t>
-      </w:r>
-      <w:r>
-        <w:rPr>
-          <w:sz w:val="23"/>
-          <w:szCs w:val="23"/>
-        </w:rPr>
-        <w:t>email</w:t>
-      </w:r>
-      <w:r>
-        <w:rPr>
-          <w:sz w:val="23"/>
-          <w:szCs w:val="23"/>
-        </w:rPr>
-        <w:t>}}</w:t>
-      </w:r>
+        <w:t>{%</w:t>
+      </w:r>
+      <w:r>
+        <w:rPr>
+          <w:sz w:val="23"/>
+          <w:szCs w:val="23"/>
+        </w:rPr>
+        <w:t>-</w:t>
+      </w:r>
+      <w:r>
+        <w:rPr>
+          <w:sz w:val="23"/>
+          <w:szCs w:val="23"/>
+        </w:rPr>
+        <w:t xml:space="preserve"> else </w:t>
+      </w:r>
+      <w:proofErr w:type="gramStart"/>
+      <w:r>
+        <w:rPr>
+          <w:sz w:val="23"/>
+          <w:szCs w:val="23"/>
+        </w:rPr>
+        <w:t>-</w:t>
+      </w:r>
+      <w:r>
+        <w:rPr>
+          <w:sz w:val="23"/>
+          <w:szCs w:val="23"/>
+        </w:rPr>
+        <w:t>%}</w:t>
+      </w:r>
+      <w:proofErr w:type="gramEnd"/>
     </w:p>
     <w:p>
       <w:pPr>
@@ -5745,8 +6662,9 @@
           <w:sz w:val="23"/>
           <w:szCs w:val="23"/>
         </w:rPr>
-        <w:t xml:space="preserve"> else </w:t>
-      </w:r>
+        <w:t xml:space="preserve"> for rep in representatives </w:t>
+      </w:r>
+      <w:proofErr w:type="gramStart"/>
       <w:r>
         <w:rPr>
           <w:sz w:val="23"/>
@@ -5761,6 +6679,7 @@
         </w:rPr>
         <w:t>%}</w:t>
       </w:r>
+      <w:proofErr w:type="gramEnd"/>
     </w:p>
     <w:p>
       <w:pPr>
@@ -5771,55 +6690,6 @@
         <w:ind w:firstLine="567"/>
         <w:jc w:val="both"/>
         <w:rPr>
-          <w:sz w:val="23"/>
-          <w:szCs w:val="23"/>
-        </w:rPr>
-      </w:pPr>
-      <w:r>
-        <w:rPr>
-          <w:sz w:val="23"/>
-          <w:szCs w:val="23"/>
-        </w:rPr>
-        <w:t>{%</w:t>
-      </w:r>
-      <w:r>
-        <w:rPr>
-          <w:sz w:val="23"/>
-          <w:szCs w:val="23"/>
-        </w:rPr>
-        <w:t>-</w:t>
-      </w:r>
-      <w:r>
-        <w:rPr>
-          <w:sz w:val="23"/>
-          <w:szCs w:val="23"/>
-        </w:rPr>
-        <w:t xml:space="preserve"> for rep in representatives </w:t>
-      </w:r>
-      <w:r>
-        <w:rPr>
-          <w:sz w:val="23"/>
-          <w:szCs w:val="23"/>
-        </w:rPr>
-        <w:t>-</w:t>
-      </w:r>
-      <w:r>
-        <w:rPr>
-          <w:sz w:val="23"/>
-          <w:szCs w:val="23"/>
-        </w:rPr>
-        <w:t>%}</w:t>
-      </w:r>
-    </w:p>
-    <w:p>
-      <w:pPr>
-        <w:tabs>
-          <w:tab w:val="left" w:pos="5310"/>
-        </w:tabs>
-        <w:spacing w:line="324" w:lineRule="auto"/>
-        <w:ind w:firstLine="567"/>
-        <w:jc w:val="both"/>
-        <w:rPr>
           <w:i/>
           <w:iCs/>
           <w:sz w:val="23"/>
@@ -5833,7 +6703,67 @@
           <w:sz w:val="23"/>
           <w:szCs w:val="23"/>
         </w:rPr>
-        <w:t>9.{{ loop.index}}) Người đại diện {{ loop.index }}:</w:t>
+        <w:t>9.</w:t>
+      </w:r>
+      <w:proofErr w:type="gramStart"/>
+      <w:r>
+        <w:rPr>
+          <w:i/>
+          <w:iCs/>
+          <w:sz w:val="23"/>
+          <w:szCs w:val="23"/>
+        </w:rPr>
+        <w:t>{{ loop</w:t>
+      </w:r>
+      <w:proofErr w:type="gramEnd"/>
+      <w:r>
+        <w:rPr>
+          <w:i/>
+          <w:iCs/>
+          <w:sz w:val="23"/>
+          <w:szCs w:val="23"/>
+        </w:rPr>
+        <w:t xml:space="preserve">.index}}) Người đại diện </w:t>
+      </w:r>
+      <w:proofErr w:type="gramStart"/>
+      <w:r>
+        <w:rPr>
+          <w:i/>
+          <w:iCs/>
+          <w:sz w:val="23"/>
+          <w:szCs w:val="23"/>
+        </w:rPr>
+        <w:t>{{ loop</w:t>
+      </w:r>
+      <w:proofErr w:type="gramEnd"/>
+      <w:r>
+        <w:rPr>
+          <w:i/>
+          <w:iCs/>
+          <w:sz w:val="23"/>
+          <w:szCs w:val="23"/>
+        </w:rPr>
+        <w:t>.</w:t>
+      </w:r>
+      <w:proofErr w:type="gramStart"/>
+      <w:r>
+        <w:rPr>
+          <w:i/>
+          <w:iCs/>
+          <w:sz w:val="23"/>
+          <w:szCs w:val="23"/>
+        </w:rPr>
+        <w:t>index }</w:t>
+      </w:r>
+      <w:proofErr w:type="gramEnd"/>
+      <w:r>
+        <w:rPr>
+          <w:i/>
+          <w:iCs/>
+          <w:sz w:val="23"/>
+          <w:szCs w:val="23"/>
+        </w:rPr>
+        <w:t>}:</w:t>
       </w:r>
     </w:p>
     <w:p>
@@ -5877,15 +6807,16 @@
           <w:sz w:val="23"/>
           <w:szCs w:val="23"/>
         </w:rPr>
-        <w:t>{{rep.</w:t>
-      </w:r>
+        <w:t>{{</w:t>
+      </w:r>
+      <w:proofErr w:type="gramStart"/>
       <w:r>
         <w:rPr>
           <w:b/>
           <w:sz w:val="23"/>
           <w:szCs w:val="23"/>
         </w:rPr>
-        <w:t>personal_info</w:t>
+        <w:t>rep.</w:t>
       </w:r>
       <w:r>
         <w:rPr>
@@ -5893,7 +6824,42 @@
           <w:sz w:val="23"/>
           <w:szCs w:val="23"/>
         </w:rPr>
-        <w:t>.full_name}}</w:t>
+        <w:t>personal</w:t>
+      </w:r>
+      <w:proofErr w:type="gramEnd"/>
+      <w:r>
+        <w:rPr>
+          <w:b/>
+          <w:sz w:val="23"/>
+          <w:szCs w:val="23"/>
+        </w:rPr>
+        <w:t>_</w:t>
+      </w:r>
+      <w:proofErr w:type="gramStart"/>
+      <w:r>
+        <w:rPr>
+          <w:b/>
+          <w:sz w:val="23"/>
+          <w:szCs w:val="23"/>
+        </w:rPr>
+        <w:t>info</w:t>
+      </w:r>
+      <w:r>
+        <w:rPr>
+          <w:b/>
+          <w:sz w:val="23"/>
+          <w:szCs w:val="23"/>
+        </w:rPr>
+        <w:t>.full</w:t>
+      </w:r>
+      <w:proofErr w:type="gramEnd"/>
+      <w:r>
+        <w:rPr>
+          <w:b/>
+          <w:sz w:val="23"/>
+          <w:szCs w:val="23"/>
+        </w:rPr>
+        <w:t>_name}}</w:t>
       </w:r>
     </w:p>
     <w:p>
@@ -5923,7 +6889,39 @@
           <w:sz w:val="23"/>
           <w:szCs w:val="23"/>
         </w:rPr>
-        <w:t>{{rep.personal_info.birth_date}}</w:t>
+        <w:t>{{</w:t>
+      </w:r>
+      <w:proofErr w:type="gramStart"/>
+      <w:r>
+        <w:rPr>
+          <w:sz w:val="23"/>
+          <w:szCs w:val="23"/>
+        </w:rPr>
+        <w:t>rep.personal</w:t>
+      </w:r>
+      <w:proofErr w:type="gramEnd"/>
+      <w:r>
+        <w:rPr>
+          <w:sz w:val="23"/>
+          <w:szCs w:val="23"/>
+        </w:rPr>
+        <w:t>_</w:t>
+      </w:r>
+      <w:proofErr w:type="gramStart"/>
+      <w:r>
+        <w:rPr>
+          <w:sz w:val="23"/>
+          <w:szCs w:val="23"/>
+        </w:rPr>
+        <w:t>info.birth</w:t>
+      </w:r>
+      <w:proofErr w:type="gramEnd"/>
+      <w:r>
+        <w:rPr>
+          <w:sz w:val="23"/>
+          <w:szCs w:val="23"/>
+        </w:rPr>
+        <w:t>_date}}</w:t>
       </w:r>
     </w:p>
     <w:p>
@@ -5960,7 +6958,39 @@
           <w:sz w:val="23"/>
           <w:szCs w:val="23"/>
         </w:rPr>
-        <w:t>{{rep.personal_info.gender}}</w:t>
+        <w:t>{{</w:t>
+      </w:r>
+      <w:proofErr w:type="gramStart"/>
+      <w:r>
+        <w:rPr>
+          <w:sz w:val="23"/>
+          <w:szCs w:val="23"/>
+        </w:rPr>
+        <w:t>rep.personal</w:t>
+      </w:r>
+      <w:proofErr w:type="gramEnd"/>
+      <w:r>
+        <w:rPr>
+          <w:sz w:val="23"/>
+          <w:szCs w:val="23"/>
+        </w:rPr>
+        <w:t>_</w:t>
+      </w:r>
+      <w:proofErr w:type="gramStart"/>
+      <w:r>
+        <w:rPr>
+          <w:sz w:val="23"/>
+          <w:szCs w:val="23"/>
+        </w:rPr>
+        <w:t>info.gender</w:t>
+      </w:r>
+      <w:proofErr w:type="gramEnd"/>
+      <w:r>
+        <w:rPr>
+          <w:sz w:val="23"/>
+          <w:szCs w:val="23"/>
+        </w:rPr>
+        <w:t>}}</w:t>
       </w:r>
     </w:p>
     <w:p>
@@ -6058,7 +7088,15 @@
           <w:sz w:val="23"/>
           <w:szCs w:val="23"/>
         </w:rPr>
-        <w:t>{{rep.</w:t>
+        <w:t>{{</w:t>
+      </w:r>
+      <w:proofErr w:type="gramStart"/>
+      <w:r>
+        <w:rPr>
+          <w:sz w:val="23"/>
+          <w:szCs w:val="23"/>
+        </w:rPr>
+        <w:t>rep.</w:t>
       </w:r>
       <w:r>
         <w:rPr>
@@ -6067,6 +7105,7 @@
         </w:rPr>
         <w:t>position</w:t>
       </w:r>
+      <w:proofErr w:type="gramEnd"/>
       <w:r>
         <w:rPr>
           <w:sz w:val="23"/>
@@ -6105,15 +7144,142 @@
           <w:sz w:val="23"/>
           <w:szCs w:val="23"/>
         </w:rPr>
-        <w:t>{{rep.</w:t>
-      </w:r>
-      <w:r>
-        <w:rPr>
-          <w:sz w:val="23"/>
-          <w:szCs w:val="23"/>
-        </w:rPr>
-        <w:t>full_address</w:t>
-      </w:r>
+        <w:t>{{</w:t>
+      </w:r>
+      <w:proofErr w:type="gramStart"/>
+      <w:r>
+        <w:rPr>
+          <w:sz w:val="23"/>
+          <w:szCs w:val="23"/>
+        </w:rPr>
+        <w:t>rep.</w:t>
+      </w:r>
+      <w:r>
+        <w:rPr>
+          <w:sz w:val="23"/>
+          <w:szCs w:val="23"/>
+        </w:rPr>
+        <w:t>full</w:t>
+      </w:r>
+      <w:proofErr w:type="gramEnd"/>
+      <w:r>
+        <w:rPr>
+          <w:sz w:val="23"/>
+          <w:szCs w:val="23"/>
+        </w:rPr>
+        <w:t>_address</w:t>
+      </w:r>
+      <w:r>
+        <w:rPr>
+          <w:sz w:val="23"/>
+          <w:szCs w:val="23"/>
+        </w:rPr>
+        <w:t>}}</w:t>
+      </w:r>
+    </w:p>
+    <w:p>
+      <w:pPr>
+        <w:spacing w:line="324" w:lineRule="auto"/>
+        <w:ind w:firstLine="567"/>
+        <w:jc w:val="both"/>
+        <w:rPr>
+          <w:sz w:val="23"/>
+          <w:szCs w:val="23"/>
+        </w:rPr>
+      </w:pPr>
+      <w:r>
+        <w:rPr>
+          <w:sz w:val="23"/>
+          <w:szCs w:val="23"/>
+        </w:rPr>
+        <w:t xml:space="preserve">Điện thoại: </w:t>
+      </w:r>
+      <w:r>
+        <w:rPr>
+          <w:sz w:val="23"/>
+          <w:szCs w:val="23"/>
+        </w:rPr>
+        <w:t>{{</w:t>
+      </w:r>
+      <w:proofErr w:type="gramStart"/>
+      <w:r>
+        <w:rPr>
+          <w:sz w:val="23"/>
+          <w:szCs w:val="23"/>
+        </w:rPr>
+        <w:t>rep.contact</w:t>
+      </w:r>
+      <w:proofErr w:type="gramEnd"/>
+      <w:r>
+        <w:rPr>
+          <w:sz w:val="23"/>
+          <w:szCs w:val="23"/>
+        </w:rPr>
+        <w:t>_</w:t>
+      </w:r>
+      <w:proofErr w:type="gramStart"/>
+      <w:r>
+        <w:rPr>
+          <w:sz w:val="23"/>
+          <w:szCs w:val="23"/>
+        </w:rPr>
+        <w:t>info.phone</w:t>
+      </w:r>
+      <w:proofErr w:type="gramEnd"/>
+      <w:r>
+        <w:rPr>
+          <w:sz w:val="23"/>
+          <w:szCs w:val="23"/>
+        </w:rPr>
+        <w:t>}}</w:t>
+      </w:r>
+      <w:r>
+        <w:rPr>
+          <w:sz w:val="23"/>
+          <w:szCs w:val="23"/>
+        </w:rPr>
+        <w:tab/>
+        <w:t xml:space="preserve">Thư điện tử: </w:t>
+      </w:r>
+      <w:r>
+        <w:rPr>
+          <w:sz w:val="23"/>
+          <w:szCs w:val="23"/>
+        </w:rPr>
+        <w:t>{{</w:t>
+      </w:r>
+      <w:proofErr w:type="gramStart"/>
+      <w:r>
+        <w:rPr>
+          <w:sz w:val="23"/>
+          <w:szCs w:val="23"/>
+        </w:rPr>
+        <w:t>rep.contact</w:t>
+      </w:r>
+      <w:proofErr w:type="gramEnd"/>
+      <w:r>
+        <w:rPr>
+          <w:sz w:val="23"/>
+          <w:szCs w:val="23"/>
+        </w:rPr>
+        <w:t>_</w:t>
+      </w:r>
+      <w:proofErr w:type="gramStart"/>
+      <w:r>
+        <w:rPr>
+          <w:sz w:val="23"/>
+          <w:szCs w:val="23"/>
+        </w:rPr>
+        <w:t>info.</w:t>
+      </w:r>
+      <w:r>
+        <w:rPr>
+          <w:sz w:val="23"/>
+          <w:szCs w:val="23"/>
+        </w:rPr>
+        <w:t>email</w:t>
+      </w:r>
+      <w:proofErr w:type="gramEnd"/>
       <w:r>
         <w:rPr>
           <w:sz w:val="23"/>
@@ -6140,44 +7306,31 @@
           <w:sz w:val="23"/>
           <w:szCs w:val="23"/>
         </w:rPr>
-        <w:t xml:space="preserve">Điện thoại: </w:t>
-      </w:r>
-      <w:r>
-        <w:rPr>
-          <w:sz w:val="23"/>
-          <w:szCs w:val="23"/>
-        </w:rPr>
-        <w:t>{{rep.contact_info.phone}}</w:t>
-      </w:r>
-      <w:r>
-        <w:rPr>
-          <w:sz w:val="23"/>
-          <w:szCs w:val="23"/>
-        </w:rPr>
-        <w:tab/>
-        <w:t xml:space="preserve">Thư điện tử: </w:t>
-      </w:r>
-      <w:r>
-        <w:rPr>
-          <w:sz w:val="23"/>
-          <w:szCs w:val="23"/>
-        </w:rPr>
-        <w:t>{{rep.contact_info.</w:t>
-      </w:r>
-      <w:r>
-        <w:rPr>
-          <w:sz w:val="23"/>
-          <w:szCs w:val="23"/>
-        </w:rPr>
-        <w:t>email</w:t>
-      </w:r>
-      <w:r>
-        <w:rPr>
-          <w:sz w:val="23"/>
-          <w:szCs w:val="23"/>
-        </w:rPr>
-        <w:t>}}</w:t>
-      </w:r>
+        <w:t>{%</w:t>
+      </w:r>
+      <w:r>
+        <w:rPr>
+          <w:sz w:val="23"/>
+          <w:szCs w:val="23"/>
+        </w:rPr>
+        <w:t>-</w:t>
+      </w:r>
+      <w:r>
+        <w:rPr>
+          <w:sz w:val="23"/>
+          <w:szCs w:val="23"/>
+        </w:rPr>
+        <w:t xml:space="preserve"> </w:t>
+      </w:r>
+      <w:proofErr w:type="gramStart"/>
+      <w:r>
+        <w:rPr>
+          <w:sz w:val="23"/>
+          <w:szCs w:val="23"/>
+        </w:rPr>
+        <w:t>endfor %}</w:t>
+      </w:r>
+      <w:proofErr w:type="gramEnd"/>
     </w:p>
     <w:p>
       <w:pPr>
@@ -6197,48 +7350,6 @@
           <w:sz w:val="23"/>
           <w:szCs w:val="23"/>
         </w:rPr>
-        <w:t>{%</w:t>
-      </w:r>
-      <w:r>
-        <w:rPr>
-          <w:sz w:val="23"/>
-          <w:szCs w:val="23"/>
-        </w:rPr>
-        <w:t>-</w:t>
-      </w:r>
-      <w:r>
-        <w:rPr>
-          <w:sz w:val="23"/>
-          <w:szCs w:val="23"/>
-        </w:rPr>
-        <w:t xml:space="preserve"> </w:t>
-      </w:r>
-      <w:r>
-        <w:rPr>
-          <w:sz w:val="23"/>
-          <w:szCs w:val="23"/>
-        </w:rPr>
-        <w:t>endfor %}</w:t>
-      </w:r>
-    </w:p>
-    <w:p>
-      <w:pPr>
-        <w:tabs>
-          <w:tab w:val="left" w:pos="5310"/>
-        </w:tabs>
-        <w:spacing w:line="324" w:lineRule="auto"/>
-        <w:ind w:firstLine="567"/>
-        <w:jc w:val="both"/>
-        <w:rPr>
-          <w:sz w:val="23"/>
-          <w:szCs w:val="23"/>
-        </w:rPr>
-      </w:pPr>
-      <w:r>
-        <w:rPr>
-          <w:sz w:val="23"/>
-          <w:szCs w:val="23"/>
-        </w:rPr>
         <w:lastRenderedPageBreak/>
         <w:t>{%</w:t>
       </w:r>
@@ -6254,8 +7365,17 @@
           <w:sz w:val="23"/>
           <w:szCs w:val="23"/>
         </w:rPr>
-        <w:t xml:space="preserve"> endif %}</w:t>
-      </w:r>
+        <w:t xml:space="preserve"> </w:t>
+      </w:r>
+      <w:proofErr w:type="gramStart"/>
+      <w:r>
+        <w:rPr>
+          <w:sz w:val="23"/>
+          <w:szCs w:val="23"/>
+        </w:rPr>
+        <w:t>endif %}</w:t>
+      </w:r>
+      <w:proofErr w:type="gramEnd"/>
     </w:p>
     <w:p>
       <w:pPr>
@@ -6379,25 +7499,53 @@
                 <w:sz w:val="23"/>
                 <w:szCs w:val="23"/>
               </w:rPr>
-              <w:t>): …………………..</w:t>
-            </w:r>
-          </w:p>
-          <w:p>
-            <w:pPr>
-              <w:spacing w:line="324" w:lineRule="auto"/>
+              <w:t>): ………………</w:t>
+            </w:r>
+            <w:proofErr w:type="gramStart"/>
+            <w:r>
               <w:rPr>
                 <w:rFonts w:ascii="Times New Roman" w:eastAsia="Times New Roman" w:hAnsi="Times New Roman" w:cs="Times New Roman"/>
                 <w:sz w:val="23"/>
                 <w:szCs w:val="23"/>
               </w:rPr>
-            </w:pPr>
-            <w:r>
+              <w:t>…..</w:t>
+            </w:r>
+            <w:proofErr w:type="gramEnd"/>
+          </w:p>
+          <w:p>
+            <w:pPr>
+              <w:spacing w:line="324" w:lineRule="auto"/>
               <w:rPr>
                 <w:rFonts w:ascii="Times New Roman" w:eastAsia="Times New Roman" w:hAnsi="Times New Roman" w:cs="Times New Roman"/>
                 <w:sz w:val="23"/>
                 <w:szCs w:val="23"/>
               </w:rPr>
-              <w:t xml:space="preserve">Ngày cấp: …./…./…. Nơi cấp: …………………………………………...…. </w:t>
+            </w:pPr>
+            <w:r>
+              <w:rPr>
+                <w:rFonts w:ascii="Times New Roman" w:eastAsia="Times New Roman" w:hAnsi="Times New Roman" w:cs="Times New Roman"/>
+                <w:sz w:val="23"/>
+                <w:szCs w:val="23"/>
+              </w:rPr>
+              <w:t xml:space="preserve">Ngày cấp: </w:t>
+            </w:r>
+            <w:proofErr w:type="gramStart"/>
+            <w:r>
+              <w:rPr>
+                <w:rFonts w:ascii="Times New Roman" w:eastAsia="Times New Roman" w:hAnsi="Times New Roman" w:cs="Times New Roman"/>
+                <w:sz w:val="23"/>
+                <w:szCs w:val="23"/>
+              </w:rPr>
+              <w:t>…./…./</w:t>
+            </w:r>
+            <w:proofErr w:type="gramEnd"/>
+            <w:r>
+              <w:rPr>
+                <w:rFonts w:ascii="Times New Roman" w:eastAsia="Times New Roman" w:hAnsi="Times New Roman" w:cs="Times New Roman"/>
+                <w:sz w:val="23"/>
+                <w:szCs w:val="23"/>
+              </w:rPr>
+              <w:t xml:space="preserve">…. Nơi cấp: …………………………………………...…. </w:t>
             </w:r>
             <w:r>
               <w:rPr>
@@ -6691,7 +7839,15 @@
                 <w:sz w:val="23"/>
                 <w:szCs w:val="23"/>
               </w:rPr>
-              <w:t xml:space="preserve">Họ, chữ đệm và tên Giám đốc/Tổng giám đốc:  </w:t>
+              <w:t>Họ, chữ đệm và tên Giám đốc/Tổng giám đốc</w:t>
+            </w:r>
+            <w:proofErr w:type="gramStart"/>
+            <w:r>
+              <w:rPr>
+                <w:sz w:val="23"/>
+                <w:szCs w:val="23"/>
+              </w:rPr>
+              <w:t xml:space="preserve">:  </w:t>
             </w:r>
             <w:r>
               <w:rPr>
@@ -6699,22 +7855,67 @@
                 <w:sz w:val="23"/>
                 <w:szCs w:val="23"/>
               </w:rPr>
-              <w:t>{{rep_ceo.</w:t>
-            </w:r>
+              <w:t>{</w:t>
+            </w:r>
+            <w:proofErr w:type="gramEnd"/>
             <w:r>
               <w:rPr>
                 <w:b/>
                 <w:sz w:val="23"/>
                 <w:szCs w:val="23"/>
               </w:rPr>
-              <w:t>personal_info.full_name</w:t>
-            </w:r>
+              <w:t>{rep_</w:t>
+            </w:r>
+            <w:proofErr w:type="gramStart"/>
             <w:r>
               <w:rPr>
                 <w:b/>
                 <w:sz w:val="23"/>
                 <w:szCs w:val="23"/>
               </w:rPr>
+              <w:t>ceo.</w:t>
+            </w:r>
+            <w:r>
+              <w:rPr>
+                <w:b/>
+                <w:sz w:val="23"/>
+                <w:szCs w:val="23"/>
+              </w:rPr>
+              <w:t>personal</w:t>
+            </w:r>
+            <w:proofErr w:type="gramEnd"/>
+            <w:r>
+              <w:rPr>
+                <w:b/>
+                <w:sz w:val="23"/>
+                <w:szCs w:val="23"/>
+              </w:rPr>
+              <w:t>_</w:t>
+            </w:r>
+            <w:proofErr w:type="gramStart"/>
+            <w:r>
+              <w:rPr>
+                <w:b/>
+                <w:sz w:val="23"/>
+                <w:szCs w:val="23"/>
+              </w:rPr>
+              <w:t>info.full</w:t>
+            </w:r>
+            <w:proofErr w:type="gramEnd"/>
+            <w:r>
+              <w:rPr>
+                <w:b/>
+                <w:sz w:val="23"/>
+                <w:szCs w:val="23"/>
+              </w:rPr>
+              <w:t>_name</w:t>
+            </w:r>
+            <w:r>
+              <w:rPr>
+                <w:b/>
+                <w:sz w:val="23"/>
+                <w:szCs w:val="23"/>
+              </w:rPr>
               <w:t>}}</w:t>
             </w:r>
           </w:p>
@@ -6747,6 +7948,148 @@
                 <w:sz w:val="23"/>
                 <w:szCs w:val="23"/>
               </w:rPr>
+              <w:t>_</w:t>
+            </w:r>
+            <w:proofErr w:type="gramStart"/>
+            <w:r>
+              <w:rPr>
+                <w:sz w:val="23"/>
+                <w:szCs w:val="23"/>
+              </w:rPr>
+              <w:t>ceo</w:t>
+            </w:r>
+            <w:r>
+              <w:rPr>
+                <w:sz w:val="23"/>
+                <w:szCs w:val="23"/>
+              </w:rPr>
+              <w:t>.personal</w:t>
+            </w:r>
+            <w:proofErr w:type="gramEnd"/>
+            <w:r>
+              <w:rPr>
+                <w:sz w:val="23"/>
+                <w:szCs w:val="23"/>
+              </w:rPr>
+              <w:t>_</w:t>
+            </w:r>
+            <w:proofErr w:type="gramStart"/>
+            <w:r>
+              <w:rPr>
+                <w:sz w:val="23"/>
+                <w:szCs w:val="23"/>
+              </w:rPr>
+              <w:t>info.birth</w:t>
+            </w:r>
+            <w:proofErr w:type="gramEnd"/>
+            <w:r>
+              <w:rPr>
+                <w:sz w:val="23"/>
+                <w:szCs w:val="23"/>
+              </w:rPr>
+              <w:t>_date}}</w:t>
+            </w:r>
+          </w:p>
+          <w:p>
+            <w:pPr>
+              <w:widowControl w:val="0"/>
+              <w:spacing w:line="324" w:lineRule="auto"/>
+              <w:jc w:val="both"/>
+              <w:rPr>
+                <w:sz w:val="23"/>
+                <w:szCs w:val="23"/>
+              </w:rPr>
+            </w:pPr>
+            <w:r>
+              <w:rPr>
+                <w:sz w:val="23"/>
+                <w:szCs w:val="23"/>
+              </w:rPr>
+              <w:t xml:space="preserve">Giới tính: </w:t>
+            </w:r>
+            <w:r>
+              <w:rPr>
+                <w:sz w:val="23"/>
+                <w:szCs w:val="23"/>
+              </w:rPr>
+              <w:t>{{rep</w:t>
+            </w:r>
+            <w:r>
+              <w:rPr>
+                <w:sz w:val="23"/>
+                <w:szCs w:val="23"/>
+              </w:rPr>
+              <w:t>_</w:t>
+            </w:r>
+            <w:proofErr w:type="gramStart"/>
+            <w:r>
+              <w:rPr>
+                <w:sz w:val="23"/>
+                <w:szCs w:val="23"/>
+              </w:rPr>
+              <w:t>ceo</w:t>
+            </w:r>
+            <w:r>
+              <w:rPr>
+                <w:sz w:val="23"/>
+                <w:szCs w:val="23"/>
+              </w:rPr>
+              <w:t>.personal</w:t>
+            </w:r>
+            <w:proofErr w:type="gramEnd"/>
+            <w:r>
+              <w:rPr>
+                <w:sz w:val="23"/>
+                <w:szCs w:val="23"/>
+              </w:rPr>
+              <w:t>_</w:t>
+            </w:r>
+            <w:proofErr w:type="gramStart"/>
+            <w:r>
+              <w:rPr>
+                <w:sz w:val="23"/>
+                <w:szCs w:val="23"/>
+              </w:rPr>
+              <w:t>info.gender</w:t>
+            </w:r>
+            <w:proofErr w:type="gramEnd"/>
+            <w:r>
+              <w:rPr>
+                <w:sz w:val="23"/>
+                <w:szCs w:val="23"/>
+              </w:rPr>
+              <w:t>}}</w:t>
+            </w:r>
+          </w:p>
+          <w:p>
+            <w:pPr>
+              <w:widowControl w:val="0"/>
+              <w:spacing w:line="324" w:lineRule="auto"/>
+              <w:jc w:val="both"/>
+              <w:rPr>
+                <w:sz w:val="23"/>
+                <w:szCs w:val="23"/>
+              </w:rPr>
+            </w:pPr>
+            <w:r>
+              <w:rPr>
+                <w:sz w:val="23"/>
+                <w:szCs w:val="23"/>
+              </w:rPr>
+              <w:t xml:space="preserve">Số định danh cá nhân: </w:t>
+            </w:r>
+            <w:r>
+              <w:rPr>
+                <w:sz w:val="23"/>
+                <w:szCs w:val="23"/>
+              </w:rPr>
+              <w:t>{{rep</w:t>
+            </w:r>
+            <w:r>
+              <w:rPr>
+                <w:sz w:val="23"/>
+                <w:szCs w:val="23"/>
+              </w:rPr>
               <w:t>_ceo</w:t>
             </w:r>
             <w:r>
@@ -6754,12 +8097,11 @@
                 <w:sz w:val="23"/>
                 <w:szCs w:val="23"/>
               </w:rPr>
-              <w:t>.personal_info.birth_date}}</w:t>
-            </w:r>
-          </w:p>
-          <w:p>
-            <w:pPr>
-              <w:widowControl w:val="0"/>
+              <w:t>.personal_info.id_number}}</w:t>
+            </w:r>
+          </w:p>
+          <w:p>
+            <w:pPr>
               <w:spacing w:line="324" w:lineRule="auto"/>
               <w:jc w:val="both"/>
               <w:rPr>
@@ -6772,7 +8114,7 @@
                 <w:sz w:val="23"/>
                 <w:szCs w:val="23"/>
               </w:rPr>
-              <w:t xml:space="preserve">Giới tính: </w:t>
+              <w:t xml:space="preserve">Điện thoại: </w:t>
             </w:r>
             <w:r>
               <w:rPr>
@@ -6786,91 +8128,46 @@
                 <w:sz w:val="23"/>
                 <w:szCs w:val="23"/>
               </w:rPr>
-              <w:t>_ceo</w:t>
-            </w:r>
-            <w:r>
-              <w:rPr>
-                <w:sz w:val="23"/>
-                <w:szCs w:val="23"/>
-              </w:rPr>
-              <w:t>.personal_info.gender}}</w:t>
-            </w:r>
-          </w:p>
-          <w:p>
-            <w:pPr>
-              <w:widowControl w:val="0"/>
-              <w:spacing w:line="324" w:lineRule="auto"/>
-              <w:jc w:val="both"/>
-              <w:rPr>
-                <w:sz w:val="23"/>
-                <w:szCs w:val="23"/>
-              </w:rPr>
-            </w:pPr>
-            <w:r>
-              <w:rPr>
-                <w:sz w:val="23"/>
-                <w:szCs w:val="23"/>
-              </w:rPr>
-              <w:t xml:space="preserve">Số định danh cá nhân: </w:t>
-            </w:r>
-            <w:r>
-              <w:rPr>
-                <w:sz w:val="23"/>
-                <w:szCs w:val="23"/>
-              </w:rPr>
-              <w:t>{{rep</w:t>
-            </w:r>
-            <w:r>
-              <w:rPr>
-                <w:sz w:val="23"/>
-                <w:szCs w:val="23"/>
-              </w:rPr>
-              <w:t>_ceo</w:t>
-            </w:r>
-            <w:r>
-              <w:rPr>
-                <w:sz w:val="23"/>
-                <w:szCs w:val="23"/>
-              </w:rPr>
-              <w:t>.personal_info.id_number}}</w:t>
-            </w:r>
-          </w:p>
-          <w:p>
-            <w:pPr>
-              <w:spacing w:line="324" w:lineRule="auto"/>
-              <w:jc w:val="both"/>
-              <w:rPr>
-                <w:sz w:val="23"/>
-                <w:szCs w:val="23"/>
-              </w:rPr>
-            </w:pPr>
-            <w:r>
-              <w:rPr>
-                <w:sz w:val="23"/>
-                <w:szCs w:val="23"/>
-              </w:rPr>
-              <w:t xml:space="preserve">Điện thoại: </w:t>
-            </w:r>
-            <w:r>
-              <w:rPr>
-                <w:sz w:val="23"/>
-                <w:szCs w:val="23"/>
-              </w:rPr>
-              <w:t>{{rep</w:t>
-            </w:r>
-            <w:r>
-              <w:rPr>
-                <w:sz w:val="23"/>
-                <w:szCs w:val="23"/>
-              </w:rPr>
-              <w:t>_ceo</w:t>
-            </w:r>
-            <w:r>
-              <w:rPr>
-                <w:sz w:val="23"/>
-                <w:szCs w:val="23"/>
-              </w:rPr>
-              <w:t>.contact_info.phone}}</w:t>
+              <w:t>_</w:t>
+            </w:r>
+            <w:proofErr w:type="gramStart"/>
+            <w:r>
+              <w:rPr>
+                <w:sz w:val="23"/>
+                <w:szCs w:val="23"/>
+              </w:rPr>
+              <w:t>ceo</w:t>
+            </w:r>
+            <w:r>
+              <w:rPr>
+                <w:sz w:val="23"/>
+                <w:szCs w:val="23"/>
+              </w:rPr>
+              <w:t>.contact</w:t>
+            </w:r>
+            <w:proofErr w:type="gramEnd"/>
+            <w:r>
+              <w:rPr>
+                <w:sz w:val="23"/>
+                <w:szCs w:val="23"/>
+              </w:rPr>
+              <w:t>_</w:t>
+            </w:r>
+            <w:proofErr w:type="gramStart"/>
+            <w:r>
+              <w:rPr>
+                <w:sz w:val="23"/>
+                <w:szCs w:val="23"/>
+              </w:rPr>
+              <w:t>info.phone</w:t>
+            </w:r>
+            <w:proofErr w:type="gramEnd"/>
+            <w:r>
+              <w:rPr>
+                <w:sz w:val="23"/>
+                <w:szCs w:val="23"/>
+              </w:rPr>
+              <w:t>}}</w:t>
             </w:r>
           </w:p>
         </w:tc>
@@ -7157,8 +8454,17 @@
                 <w:sz w:val="23"/>
                 <w:szCs w:val="23"/>
               </w:rPr>
-              <w:t>Tỉnh/Thành phố trực thuộc trung ương: ……………………………………..</w:t>
-            </w:r>
+              <w:t>Tỉnh/Thành phố trực thuộc trung ương: …………………………………</w:t>
+            </w:r>
+            <w:proofErr w:type="gramStart"/>
+            <w:r>
+              <w:rPr>
+                <w:sz w:val="23"/>
+                <w:szCs w:val="23"/>
+              </w:rPr>
+              <w:t>…..</w:t>
+            </w:r>
+            <w:proofErr w:type="gramEnd"/>
           </w:p>
           <w:p>
             <w:pPr>
@@ -7204,7 +8510,23 @@
                 <w:sz w:val="23"/>
                 <w:szCs w:val="23"/>
               </w:rPr>
-              <w:t>): ……………..……</w:t>
+              <w:t>): …………</w:t>
+            </w:r>
+            <w:proofErr w:type="gramStart"/>
+            <w:r>
+              <w:rPr>
+                <w:sz w:val="23"/>
+                <w:szCs w:val="23"/>
+              </w:rPr>
+              <w:t>…..</w:t>
+            </w:r>
+            <w:proofErr w:type="gramEnd"/>
+            <w:r>
+              <w:rPr>
+                <w:sz w:val="23"/>
+                <w:szCs w:val="23"/>
+              </w:rPr>
+              <w:t>……</w:t>
             </w:r>
           </w:p>
           <w:p>
@@ -7309,7 +8631,39 @@
                 <w:sz w:val="23"/>
                 <w:szCs w:val="23"/>
               </w:rPr>
-              <w:t>): …../…../…….</w:t>
+              <w:t xml:space="preserve">): </w:t>
+            </w:r>
+            <w:proofErr w:type="gramStart"/>
+            <w:r>
+              <w:rPr>
+                <w:sz w:val="23"/>
+                <w:szCs w:val="23"/>
+              </w:rPr>
+              <w:t>…..</w:t>
+            </w:r>
+            <w:proofErr w:type="gramEnd"/>
+            <w:r>
+              <w:rPr>
+                <w:sz w:val="23"/>
+                <w:szCs w:val="23"/>
+              </w:rPr>
+              <w:t>/</w:t>
+            </w:r>
+            <w:proofErr w:type="gramStart"/>
+            <w:r>
+              <w:rPr>
+                <w:sz w:val="23"/>
+                <w:szCs w:val="23"/>
+              </w:rPr>
+              <w:t>…..</w:t>
+            </w:r>
+            <w:proofErr w:type="gramEnd"/>
+            <w:r>
+              <w:rPr>
+                <w:sz w:val="23"/>
+                <w:szCs w:val="23"/>
+              </w:rPr>
+              <w:t>/…….</w:t>
             </w:r>
           </w:p>
         </w:tc>
@@ -8705,6 +10059,7 @@
         </w:rPr>
         <w:t xml:space="preserve"> </w:t>
       </w:r>
+      <w:proofErr w:type="gramStart"/>
       <w:r>
         <w:rPr>
           <w:sz w:val="23"/>
@@ -8719,6 +10074,7 @@
         </w:rPr>
         <w:t>%}</w:t>
       </w:r>
+      <w:proofErr w:type="gramEnd"/>
     </w:p>
     <w:p>
       <w:pPr>
@@ -8835,6 +10191,7 @@
         </w:rPr>
         <w:t xml:space="preserve">{% else </w:t>
       </w:r>
+      <w:proofErr w:type="gramStart"/>
       <w:r>
         <w:rPr>
           <w:sz w:val="23"/>
@@ -8849,6 +10206,7 @@
         </w:rPr>
         <w:t>%}</w:t>
       </w:r>
+      <w:proofErr w:type="gramEnd"/>
     </w:p>
     <w:p>
       <w:pPr>
@@ -8989,6 +10347,7 @@
         </w:rPr>
         <w:t xml:space="preserve">endif </w:t>
       </w:r>
+      <w:proofErr w:type="gramStart"/>
       <w:r>
         <w:rPr>
           <w:sz w:val="23"/>
@@ -9003,6 +10362,7 @@
         </w:rPr>
         <w:t>%}</w:t>
       </w:r>
+      <w:proofErr w:type="gramEnd"/>
     </w:p>
     <w:p>
       <w:pPr>
@@ -9059,8 +10419,17 @@
           <w:szCs w:val="23"/>
         </w:rPr>
         <w:lastRenderedPageBreak/>
-        <w:t>- Là người có đầy đủ quyền và nghĩa vụ thực hiện thủ tục đăng ký doanh nghiệp theo quy định của pháp luật và Điều lệ công ty;</w:t>
-      </w:r>
+        <w:t xml:space="preserve">- Là người có đầy đủ quyền và nghĩa vụ thực hiện thủ tục đăng ký doanh nghiệp theo quy định của pháp luật và Điều lệ công </w:t>
+      </w:r>
+      <w:proofErr w:type="gramStart"/>
+      <w:r>
+        <w:rPr>
+          <w:sz w:val="23"/>
+          <w:szCs w:val="23"/>
+        </w:rPr>
+        <w:t>ty;</w:t>
+      </w:r>
+      <w:proofErr w:type="gramEnd"/>
     </w:p>
     <w:p>
       <w:pPr>
@@ -9077,8 +10446,17 @@
           <w:sz w:val="23"/>
           <w:szCs w:val="23"/>
         </w:rPr>
-        <w:t>- Trụ sở chính thuộc quyền sử dụng hợp pháp của công ty và được sử dụng đúng mục đích theo quy định của pháp luật;</w:t>
-      </w:r>
+        <w:t xml:space="preserve">- Trụ sở chính thuộc quyền sử dụng hợp pháp của công ty và được sử dụng đúng mục đích theo quy định của pháp </w:t>
+      </w:r>
+      <w:proofErr w:type="gramStart"/>
+      <w:r>
+        <w:rPr>
+          <w:sz w:val="23"/>
+          <w:szCs w:val="23"/>
+        </w:rPr>
+        <w:t>luật;</w:t>
+      </w:r>
+      <w:proofErr w:type="gramEnd"/>
     </w:p>
     <w:p>
       <w:pPr>
@@ -9249,23 +10627,51 @@
                 <w:sz w:val="23"/>
                 <w:szCs w:val="23"/>
               </w:rPr>
-              <w:t>{{rep.</w:t>
-            </w:r>
+              <w:t>{{</w:t>
+            </w:r>
+            <w:proofErr w:type="gramStart"/>
             <w:r>
               <w:rPr>
                 <w:b/>
                 <w:sz w:val="23"/>
                 <w:szCs w:val="23"/>
               </w:rPr>
+              <w:t>rep.</w:t>
+            </w:r>
+            <w:r>
+              <w:rPr>
+                <w:b/>
+                <w:sz w:val="23"/>
+                <w:szCs w:val="23"/>
+              </w:rPr>
               <w:t>personal</w:t>
             </w:r>
+            <w:proofErr w:type="gramEnd"/>
             <w:r>
               <w:rPr>
                 <w:b/>
                 <w:sz w:val="23"/>
                 <w:szCs w:val="23"/>
               </w:rPr>
-              <w:t>_info.full_name}}</w:t>
+              <w:t>_</w:t>
+            </w:r>
+            <w:proofErr w:type="gramStart"/>
+            <w:r>
+              <w:rPr>
+                <w:b/>
+                <w:sz w:val="23"/>
+                <w:szCs w:val="23"/>
+              </w:rPr>
+              <w:t>info.full</w:t>
+            </w:r>
+            <w:proofErr w:type="gramEnd"/>
+            <w:r>
+              <w:rPr>
+                <w:b/>
+                <w:sz w:val="23"/>
+                <w:szCs w:val="23"/>
+              </w:rPr>
+              <w:t>_name}}</w:t>
             </w:r>
           </w:p>
         </w:tc>
@@ -11056,28 +12462,28 @@
 </file>
 
 <file path=customXml/item1.xml><?xml version="1.0" encoding="utf-8"?>
+<b:Sources xmlns:b="http://schemas.openxmlformats.org/officeDocument/2006/bibliography" xmlns="http://schemas.openxmlformats.org/officeDocument/2006/bibliography" SelectedStyle="\APASixthEditionOfficeOnline.xsl" StyleName="APA" Version="6"/>
+</file>
+
+<file path=customXml/item2.xml><?xml version="1.0" encoding="utf-8"?>
 <go:gDocsCustomXmlDataStorage xmlns:go="http://customooxmlschemas.google.com/" xmlns:r="http://schemas.openxmlformats.org/officeDocument/2006/relationships" uri="GoogleDocsCustomDataVersion2">
   <go:docsCustomData xmlns:go="http://customooxmlschemas.google.com/" roundtripDataSignature="AMtx7mg+t14OoIjZQW3dFVFwBjkhEtMhuw==">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</go:docsCustomData>
 </go:gDocsCustomXmlDataStorage>
 </file>
 
-<file path=customXml/item2.xml><?xml version="1.0" encoding="utf-8"?>
-<b:Sources xmlns:b="http://schemas.openxmlformats.org/officeDocument/2006/bibliography" xmlns="http://schemas.openxmlformats.org/officeDocument/2006/bibliography" SelectedStyle="\APASixthEditionOfficeOnline.xsl" StyleName="APA" Version="6"/>
+<file path=customXml/itemProps1.xml><?xml version="1.0" encoding="utf-8"?>
+<ds:datastoreItem xmlns:ds="http://schemas.openxmlformats.org/officeDocument/2006/customXml" ds:itemID="{0C7AFCF9-A23A-4878-BF78-233047346D84}">
+  <ds:schemaRefs>
+    <ds:schemaRef ds:uri="http://schemas.openxmlformats.org/officeDocument/2006/bibliography"/>
+  </ds:schemaRefs>
+</ds:datastoreItem>
 </file>
 
-<file path=customXml/itemProps1.xml><?xml version="1.0" encoding="utf-8"?>
+<file path=customXml/itemProps2.xml><?xml version="1.0" encoding="utf-8"?>
 <ds:datastoreItem xmlns:ds="http://schemas.openxmlformats.org/officeDocument/2006/customXml" ds:itemID="{11111111-1234-1234-1234-123412341234}">
   <ds:schemaRefs>
     <ds:schemaRef ds:uri="http://customooxmlschemas.google.com/"/>
     <ds:schemaRef ds:uri="http://schemas.openxmlformats.org/officeDocument/2006/relationships"/>
   </ds:schemaRefs>
 </ds:datastoreItem>
-</file>
-
-<file path=customXml/itemProps2.xml><?xml version="1.0" encoding="utf-8"?>
-<ds:datastoreItem xmlns:ds="http://schemas.openxmlformats.org/officeDocument/2006/customXml" ds:itemID="{0C7AFCF9-A23A-4878-BF78-233047346D84}">
-  <ds:schemaRefs>
-    <ds:schemaRef ds:uri="http://schemas.openxmlformats.org/officeDocument/2006/bibliography"/>
-  </ds:schemaRefs>
-</ds:datastoreItem>
 </file>
--- a/app/templates/tldn/LLC1/001_Giấy đề nghị.docx
+++ b/app/templates/tldn/LLC1/001_Giấy đề nghị.docx
@@ -92,7 +92,7 @@
               </wp:anchor>
             </w:drawing>
           </mc:Choice>
-          <mc:Fallback xmlns:cr="http://schemas.microsoft.com/office/comments/2020/reactions" xmlns="http://schemas.microsoft.com/office/tasks/2019/documenttasks" xmlns:dgm="http://schemas.openxmlformats.org/drawingml/2006/diagram" xmlns:lc="http://schemas.openxmlformats.org/drawingml/2006/lockedCanvas" xmlns:c="http://schemas.openxmlformats.org/drawingml/2006/chart" xmlns:pic="http://schemas.openxmlformats.org/drawingml/2006/picture" xmlns:a="http://schemas.openxmlformats.org/drawingml/2006/main" xmlns:sl="http://schemas.openxmlformats.org/schemaLibrary/2006/main">
+          <mc:Fallback xmlns:sl="http://schemas.openxmlformats.org/schemaLibrary/2006/main" xmlns:a="http://schemas.openxmlformats.org/drawingml/2006/main" xmlns:pic="http://schemas.openxmlformats.org/drawingml/2006/picture" xmlns:c="http://schemas.openxmlformats.org/drawingml/2006/chart" xmlns:lc="http://schemas.openxmlformats.org/drawingml/2006/lockedCanvas" xmlns:dgm="http://schemas.openxmlformats.org/drawingml/2006/diagram" xmlns="http://schemas.microsoft.com/office/tasks/2019/documenttasks" xmlns:cr="http://schemas.microsoft.com/office/comments/2020/reactions">
             <w:drawing>
               <wp:anchor allowOverlap="1" behindDoc="0" distB="0" distT="0" distL="114300" distR="114300" hidden="0" layoutInCell="1" locked="0" relativeHeight="0" simplePos="0">
                 <wp:simplePos x="0" y="0"/>
@@ -8214,7 +8214,7 @@
           <w:p>
             <w:pPr>
               <w:widowControl w:val="0"/>
-              <w:spacing w:line="324" w:lineRule="auto"/>
+              <w:spacing w:before="20" w:line="336" w:lineRule="auto"/>
               <w:jc w:val="both"/>
               <w:rPr>
                 <w:sz w:val="23"/>
@@ -8247,7 +8247,7 @@
           <w:p>
             <w:pPr>
               <w:widowControl w:val="0"/>
-              <w:spacing w:line="324" w:lineRule="auto"/>
+              <w:spacing w:before="20" w:line="336" w:lineRule="auto"/>
               <w:jc w:val="both"/>
               <w:rPr>
                 <w:sz w:val="23"/>
@@ -8261,59 +8261,241 @@
               </w:rPr>
               <w:t xml:space="preserve">Họ, chữ đệm và tên Kế toán trưởng/Phụ trách kế toán: </w:t>
             </w:r>
+            <w:r>
+              <w:rPr>
+                <w:b/>
+                <w:sz w:val="23"/>
+                <w:szCs w:val="23"/>
+              </w:rPr>
+              <w:t>{{</w:t>
+            </w:r>
+            <w:proofErr w:type="gramStart"/>
+            <w:r>
+              <w:rPr>
+                <w:b/>
+                <w:sz w:val="23"/>
+                <w:szCs w:val="23"/>
+              </w:rPr>
+              <w:t>tax.a</w:t>
+            </w:r>
+            <w:r>
+              <w:rPr>
+                <w:b/>
+                <w:sz w:val="23"/>
+                <w:szCs w:val="23"/>
+              </w:rPr>
+              <w:t>ccounting</w:t>
+            </w:r>
+            <w:proofErr w:type="gramEnd"/>
+            <w:r>
+              <w:rPr>
+                <w:b/>
+                <w:sz w:val="23"/>
+                <w:szCs w:val="23"/>
+              </w:rPr>
+              <w:t>.</w:t>
+            </w:r>
+            <w:r>
+              <w:rPr>
+                <w:b/>
+                <w:sz w:val="23"/>
+                <w:szCs w:val="23"/>
+              </w:rPr>
+              <w:t>full_name</w:t>
+            </w:r>
+            <w:r>
+              <w:rPr>
+                <w:b/>
+                <w:sz w:val="23"/>
+                <w:szCs w:val="23"/>
+              </w:rPr>
+              <w:t>}}</w:t>
+            </w:r>
           </w:p>
           <w:p>
             <w:pPr>
               <w:widowControl w:val="0"/>
-              <w:spacing w:line="324" w:lineRule="auto"/>
+              <w:spacing w:before="20" w:line="336" w:lineRule="auto"/>
               <w:jc w:val="both"/>
               <w:rPr>
                 <w:sz w:val="23"/>
                 <w:szCs w:val="23"/>
-              </w:rPr>
-            </w:pPr>
-            <w:r>
-              <w:rPr>
-                <w:sz w:val="23"/>
-                <w:szCs w:val="23"/>
-              </w:rPr>
-              <w:t>Ngày, tháng, năm sinh: ……/ ……/ ……</w:t>
+                <w:lang w:val="en-US"/>
+              </w:rPr>
+            </w:pPr>
+            <w:r>
+              <w:rPr>
+                <w:sz w:val="23"/>
+                <w:szCs w:val="23"/>
+              </w:rPr>
+              <w:t>Ngày, tháng, năm sinh:</w:t>
+            </w:r>
+            <w:r>
+              <w:rPr>
+                <w:sz w:val="23"/>
+                <w:szCs w:val="23"/>
+                <w:lang w:val="en-US"/>
+              </w:rPr>
+              <w:t xml:space="preserve"> </w:t>
+            </w:r>
+            <w:r>
+              <w:rPr>
+                <w:sz w:val="23"/>
+                <w:szCs w:val="23"/>
+                <w:lang w:val="en-US"/>
+              </w:rPr>
+              <w:t>{{</w:t>
+            </w:r>
+            <w:proofErr w:type="gramStart"/>
+            <w:r>
+              <w:rPr>
+                <w:sz w:val="23"/>
+                <w:szCs w:val="23"/>
+                <w:lang w:val="en-US"/>
+              </w:rPr>
+              <w:t>tax.accounting</w:t>
+            </w:r>
+            <w:proofErr w:type="gramEnd"/>
+            <w:r>
+              <w:rPr>
+                <w:sz w:val="23"/>
+                <w:szCs w:val="23"/>
+                <w:lang w:val="en-US"/>
+              </w:rPr>
+              <w:t>.</w:t>
+            </w:r>
+            <w:r>
+              <w:rPr>
+                <w:sz w:val="23"/>
+                <w:szCs w:val="23"/>
+                <w:lang w:val="en-US"/>
+              </w:rPr>
+              <w:t>birth_date</w:t>
+            </w:r>
+            <w:r>
+              <w:rPr>
+                <w:sz w:val="23"/>
+                <w:szCs w:val="23"/>
+                <w:lang w:val="en-US"/>
+              </w:rPr>
+              <w:t>}}</w:t>
             </w:r>
           </w:p>
           <w:p>
             <w:pPr>
               <w:widowControl w:val="0"/>
-              <w:spacing w:line="324" w:lineRule="auto"/>
+              <w:spacing w:before="20" w:line="336" w:lineRule="auto"/>
               <w:jc w:val="both"/>
               <w:rPr>
                 <w:sz w:val="23"/>
                 <w:szCs w:val="23"/>
-              </w:rPr>
-            </w:pPr>
-            <w:r>
-              <w:rPr>
-                <w:sz w:val="23"/>
-                <w:szCs w:val="23"/>
-              </w:rPr>
-              <w:t xml:space="preserve">Giới tính: </w:t>
+                <w:lang w:val="vi-VN"/>
+              </w:rPr>
+            </w:pPr>
+            <w:r>
+              <w:rPr>
+                <w:sz w:val="23"/>
+                <w:szCs w:val="23"/>
+              </w:rPr>
+              <w:t>Giới tính:</w:t>
+            </w:r>
+            <w:r>
+              <w:rPr>
+                <w:sz w:val="23"/>
+                <w:szCs w:val="23"/>
+              </w:rPr>
+              <w:t xml:space="preserve"> </w:t>
+            </w:r>
+            <w:r>
+              <w:rPr>
+                <w:sz w:val="23"/>
+                <w:szCs w:val="23"/>
+              </w:rPr>
+              <w:t>{{</w:t>
+            </w:r>
+            <w:proofErr w:type="gramStart"/>
+            <w:r>
+              <w:rPr>
+                <w:sz w:val="23"/>
+                <w:szCs w:val="23"/>
+              </w:rPr>
+              <w:t>tax.accounting</w:t>
+            </w:r>
+            <w:proofErr w:type="gramEnd"/>
+            <w:r>
+              <w:rPr>
+                <w:sz w:val="23"/>
+                <w:szCs w:val="23"/>
+              </w:rPr>
+              <w:t>.</w:t>
+            </w:r>
+            <w:proofErr w:type="gramStart"/>
+            <w:r>
+              <w:rPr>
+                <w:sz w:val="23"/>
+                <w:szCs w:val="23"/>
+              </w:rPr>
+              <w:t>gender }</w:t>
+            </w:r>
+            <w:proofErr w:type="gramEnd"/>
+            <w:r>
+              <w:rPr>
+                <w:sz w:val="23"/>
+                <w:szCs w:val="23"/>
+              </w:rPr>
+              <w:t>}</w:t>
             </w:r>
           </w:p>
           <w:p>
             <w:pPr>
               <w:widowControl w:val="0"/>
-              <w:spacing w:line="324" w:lineRule="auto"/>
+              <w:spacing w:before="20" w:line="336" w:lineRule="auto"/>
               <w:jc w:val="both"/>
               <w:rPr>
                 <w:sz w:val="23"/>
                 <w:szCs w:val="23"/>
-              </w:rPr>
-            </w:pPr>
-            <w:r>
-              <w:rPr>
-                <w:sz w:val="23"/>
-                <w:szCs w:val="23"/>
-              </w:rPr>
-              <w:t xml:space="preserve">Số định danh cá nhân: </w:t>
+                <w:lang w:val="en-US"/>
+              </w:rPr>
+            </w:pPr>
+            <w:r>
+              <w:rPr>
+                <w:sz w:val="23"/>
+                <w:szCs w:val="23"/>
+                <w:lang w:val="vi-VN"/>
+              </w:rPr>
+              <w:t>Số định danh cá nhân</w:t>
+            </w:r>
+            <w:r>
+              <w:rPr>
+                <w:sz w:val="23"/>
+                <w:szCs w:val="23"/>
+                <w:lang w:val="en-US"/>
+              </w:rPr>
+              <w:t xml:space="preserve">: </w:t>
+            </w:r>
+            <w:r>
+              <w:rPr>
+                <w:sz w:val="23"/>
+                <w:szCs w:val="23"/>
+                <w:lang w:val="en-US"/>
+              </w:rPr>
+              <w:t>{{tax.accounting.</w:t>
+            </w:r>
+            <w:r>
+              <w:rPr>
+                <w:sz w:val="23"/>
+                <w:szCs w:val="23"/>
+                <w:lang w:val="en-US"/>
+              </w:rPr>
+              <w:t>id_number</w:t>
+            </w:r>
+            <w:r>
+              <w:rPr>
+                <w:sz w:val="23"/>
+                <w:szCs w:val="23"/>
+                <w:lang w:val="en-US"/>
+              </w:rPr>
+              <w:t>}}</w:t>
             </w:r>
           </w:p>
           <w:p>
@@ -8331,6 +8513,43 @@
                 <w:szCs w:val="23"/>
               </w:rPr>
               <w:t xml:space="preserve">Điện thoại: </w:t>
+            </w:r>
+            <w:r>
+              <w:rPr>
+                <w:sz w:val="23"/>
+                <w:szCs w:val="23"/>
+              </w:rPr>
+              <w:t>{{</w:t>
+            </w:r>
+            <w:proofErr w:type="gramStart"/>
+            <w:r>
+              <w:rPr>
+                <w:sz w:val="23"/>
+                <w:szCs w:val="23"/>
+              </w:rPr>
+              <w:t>tax.accounting</w:t>
+            </w:r>
+            <w:proofErr w:type="gramEnd"/>
+            <w:r>
+              <w:rPr>
+                <w:sz w:val="23"/>
+                <w:szCs w:val="23"/>
+              </w:rPr>
+              <w:t>.</w:t>
+            </w:r>
+            <w:r>
+              <w:rPr>
+                <w:sz w:val="23"/>
+                <w:szCs w:val="23"/>
+              </w:rPr>
+              <w:t>phone</w:t>
+            </w:r>
+            <w:r>
+              <w:rPr>
+                <w:sz w:val="23"/>
+                <w:szCs w:val="23"/>
+              </w:rPr>
+              <w:t>}}</w:t>
             </w:r>
           </w:p>
         </w:tc>
@@ -10419,17 +10638,8 @@
           <w:szCs w:val="23"/>
         </w:rPr>
         <w:lastRenderedPageBreak/>
-        <w:t xml:space="preserve">- Là người có đầy đủ quyền và nghĩa vụ thực hiện thủ tục đăng ký doanh nghiệp theo quy định của pháp luật và Điều lệ công </w:t>
-      </w:r>
-      <w:proofErr w:type="gramStart"/>
-      <w:r>
-        <w:rPr>
-          <w:sz w:val="23"/>
-          <w:szCs w:val="23"/>
-        </w:rPr>
-        <w:t>ty;</w:t>
-      </w:r>
-      <w:proofErr w:type="gramEnd"/>
+        <w:t>- Là người có đầy đủ quyền và nghĩa vụ thực hiện thủ tục đăng ký doanh nghiệp theo quy định của pháp luật và Điều lệ công ty;</w:t>
+      </w:r>
     </w:p>
     <w:p>
       <w:pPr>
@@ -10446,17 +10656,8 @@
           <w:sz w:val="23"/>
           <w:szCs w:val="23"/>
         </w:rPr>
-        <w:t xml:space="preserve">- Trụ sở chính thuộc quyền sử dụng hợp pháp của công ty và được sử dụng đúng mục đích theo quy định của pháp </w:t>
-      </w:r>
-      <w:proofErr w:type="gramStart"/>
-      <w:r>
-        <w:rPr>
-          <w:sz w:val="23"/>
-          <w:szCs w:val="23"/>
-        </w:rPr>
-        <w:t>luật;</w:t>
-      </w:r>
-      <w:proofErr w:type="gramEnd"/>
+        <w:t>- Trụ sở chính thuộc quyền sử dụng hợp pháp của công ty và được sử dụng đúng mục đích theo quy định của pháp luật;</w:t>
+      </w:r>
     </w:p>
     <w:p>
       <w:pPr>
@@ -12462,28 +12663,28 @@
 </file>
 
 <file path=customXml/item1.xml><?xml version="1.0" encoding="utf-8"?>
-<b:Sources xmlns:b="http://schemas.openxmlformats.org/officeDocument/2006/bibliography" xmlns="http://schemas.openxmlformats.org/officeDocument/2006/bibliography" SelectedStyle="\APASixthEditionOfficeOnline.xsl" StyleName="APA" Version="6"/>
-</file>
-
-<file path=customXml/item2.xml><?xml version="1.0" encoding="utf-8"?>
 <go:gDocsCustomXmlDataStorage xmlns:go="http://customooxmlschemas.google.com/" xmlns:r="http://schemas.openxmlformats.org/officeDocument/2006/relationships" uri="GoogleDocsCustomDataVersion2">
   <go:docsCustomData xmlns:go="http://customooxmlschemas.google.com/" roundtripDataSignature="AMtx7mg+t14OoIjZQW3dFVFwBjkhEtMhuw==">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</go:docsCustomData>
 </go:gDocsCustomXmlDataStorage>
 </file>
 
-<file path=customXml/itemProps1.xml><?xml version="1.0" encoding="utf-8"?>
-<ds:datastoreItem xmlns:ds="http://schemas.openxmlformats.org/officeDocument/2006/customXml" ds:itemID="{0C7AFCF9-A23A-4878-BF78-233047346D84}">
-  <ds:schemaRefs>
-    <ds:schemaRef ds:uri="http://schemas.openxmlformats.org/officeDocument/2006/bibliography"/>
-  </ds:schemaRefs>
-</ds:datastoreItem>
+<file path=customXml/item2.xml><?xml version="1.0" encoding="utf-8"?>
+<b:Sources xmlns:b="http://schemas.openxmlformats.org/officeDocument/2006/bibliography" xmlns="http://schemas.openxmlformats.org/officeDocument/2006/bibliography" SelectedStyle="\APASixthEditionOfficeOnline.xsl" StyleName="APA" Version="6"/>
 </file>
 
-<file path=customXml/itemProps2.xml><?xml version="1.0" encoding="utf-8"?>
+<file path=customXml/itemProps1.xml><?xml version="1.0" encoding="utf-8"?>
 <ds:datastoreItem xmlns:ds="http://schemas.openxmlformats.org/officeDocument/2006/customXml" ds:itemID="{11111111-1234-1234-1234-123412341234}">
   <ds:schemaRefs>
     <ds:schemaRef ds:uri="http://customooxmlschemas.google.com/"/>
     <ds:schemaRef ds:uri="http://schemas.openxmlformats.org/officeDocument/2006/relationships"/>
   </ds:schemaRefs>
 </ds:datastoreItem>
+</file>
+
+<file path=customXml/itemProps2.xml><?xml version="1.0" encoding="utf-8"?>
+<ds:datastoreItem xmlns:ds="http://schemas.openxmlformats.org/officeDocument/2006/customXml" ds:itemID="{0C7AFCF9-A23A-4878-BF78-233047346D84}">
+  <ds:schemaRefs>
+    <ds:schemaRef ds:uri="http://schemas.openxmlformats.org/officeDocument/2006/bibliography"/>
+  </ds:schemaRefs>
+</ds:datastoreItem>
 </file>
--- a/app/templates/tldn/LLC1/001_Giấy đề nghị.docx
+++ b/app/templates/tldn/LLC1/001_Giấy đề nghị.docx
@@ -462,7 +462,9 @@
     <w:p>
       <w:pPr>
         <w:tabs>
-          <w:tab w:val="left" w:pos="3828"/>
+          <w:tab w:val="left" w:pos="2410"/>
+          <w:tab w:val="left" w:pos="2977"/>
+          <w:tab w:val="left" w:pos="3600"/>
           <w:tab w:val="left" w:pos="4230"/>
           <w:tab w:val="left" w:pos="4320"/>
           <w:tab w:val="left" w:pos="4590"/>
@@ -482,58 +484,15 @@
           <w:sz w:val="24"/>
           <w:szCs w:val="24"/>
         </w:rPr>
-        <w:t>Điện thoại</w:t>
-      </w:r>
-      <w:r>
-        <w:rPr>
-          <w:i/>
-          <w:sz w:val="24"/>
-          <w:szCs w:val="24"/>
-        </w:rPr>
-        <w:t xml:space="preserve"> (nếu có)</w:t>
-      </w:r>
-      <w:r>
-        <w:rPr>
-          <w:sz w:val="24"/>
-          <w:szCs w:val="24"/>
-        </w:rPr>
-        <w:t>:</w:t>
-      </w:r>
-      <w:r>
-        <w:rPr>
-          <w:sz w:val="24"/>
-          <w:szCs w:val="24"/>
-        </w:rPr>
-        <w:t>{{rep.contact_info.phone}}</w:t>
-      </w:r>
-      <w:r>
-        <w:rPr>
-          <w:sz w:val="24"/>
-          <w:szCs w:val="24"/>
-        </w:rPr>
-        <w:t xml:space="preserve">                     Thư điện tử</w:t>
-      </w:r>
-      <w:r>
-        <w:rPr>
-          <w:i/>
-          <w:sz w:val="24"/>
-          <w:szCs w:val="24"/>
-        </w:rPr>
-        <w:t xml:space="preserve"> (nếu có)</w:t>
-      </w:r>
-      <w:r>
-        <w:rPr>
-          <w:sz w:val="24"/>
-          <w:szCs w:val="24"/>
-        </w:rPr>
-        <w:t xml:space="preserve">: </w:t>
-      </w:r>
-      <w:r>
-        <w:rPr>
-          <w:sz w:val="24"/>
-          <w:szCs w:val="24"/>
-        </w:rPr>
-        <w:t>{{rep.contact_info.email}}</w:t>
+        <w:t>Điện thoại: {{rep.contact_info.phone}}</w:t>
+      </w:r>
+      <w:r>
+        <w:rPr>
+          <w:sz w:val="24"/>
+          <w:szCs w:val="24"/>
+        </w:rPr>
+        <w:tab/>
+        <w:t>Thư điện tử: {{rep.contact_info.email}}</w:t>
       </w:r>
     </w:p>
     <w:p>
@@ -1264,7 +1223,6 @@
                 <w:sz w:val="24"/>
                 <w:szCs w:val="24"/>
               </w:rPr>
-              <w:lastRenderedPageBreak/>
               <w:t>Thành lập trên cơ sở chuyển đổi từ cơ sở bảo trợ xã hội/quỹ xã hội/quỹ từ thiện</w:t>
             </w:r>
           </w:p>
@@ -1322,6 +1280,7 @@
           <w:sz w:val="24"/>
           <w:szCs w:val="24"/>
         </w:rPr>
+        <w:lastRenderedPageBreak/>
         <w:t>2. Tên công ty:</w:t>
       </w:r>
     </w:p>
@@ -2535,7 +2494,6 @@
           <w:sz w:val="24"/>
           <w:szCs w:val="24"/>
         </w:rPr>
-        <w:lastRenderedPageBreak/>
         <w:t>- Thông tin về chủ sở hữu:</w:t>
       </w:r>
     </w:p>
@@ -2604,6 +2562,7 @@
           <w:sz w:val="24"/>
           <w:szCs w:val="24"/>
         </w:rPr>
+        <w:lastRenderedPageBreak/>
         <w:t xml:space="preserve">Ngày, tháng, năm sinh: </w:t>
       </w:r>
       <w:r>
@@ -3782,7 +3741,6 @@
                 <w:sz w:val="24"/>
                 <w:szCs w:val="24"/>
               </w:rPr>
-              <w:lastRenderedPageBreak/>
               <w:t>Vốn nước ngoài</w:t>
             </w:r>
           </w:p>
@@ -3872,6 +3830,7 @@
                 <w:sz w:val="24"/>
                 <w:szCs w:val="24"/>
               </w:rPr>
+              <w:lastRenderedPageBreak/>
               <w:t>Vốn khác</w:t>
             </w:r>
           </w:p>
@@ -5461,7 +5420,6 @@
           <w:sz w:val="24"/>
           <w:szCs w:val="24"/>
         </w:rPr>
-        <w:lastRenderedPageBreak/>
         <w:t>9.{{ loop.index}}) Người đại diện {{ loop.index }}:</w:t>
       </w:r>
     </w:p>
@@ -5529,6 +5487,7 @@
           <w:sz w:val="24"/>
           <w:szCs w:val="24"/>
         </w:rPr>
+        <w:lastRenderedPageBreak/>
         <w:t>Ngày, tháng, năm sinh: {{rep.personal_info.birth_date}}</w:t>
       </w:r>
     </w:p>
@@ -6486,7 +6445,6 @@
                 <w:sz w:val="24"/>
                 <w:szCs w:val="24"/>
               </w:rPr>
-              <w:lastRenderedPageBreak/>
               <w:t>Điện thoại: {{tax.accounting.phone}}</w:t>
             </w:r>
           </w:p>
@@ -8089,7 +8047,6 @@
           <w:sz w:val="24"/>
           <w:szCs w:val="24"/>
         </w:rPr>
-        <w:lastRenderedPageBreak/>
         <w:t>- Doanh nghiệp đăng ký ngành, nghề kinh doanh chính khác: đánh dấu vào phương thức đóng bảo hiểm xã hội hàng tháng.</w:t>
       </w:r>
     </w:p>
@@ -8108,6 +8065,7 @@
           <w:sz w:val="24"/>
           <w:szCs w:val="24"/>
         </w:rPr>
+        <w:lastRenderedPageBreak/>
         <w:t>12. Thông tin về chủ sở hữu hưởng lợi của doanh nghiệp:</w:t>
       </w:r>
     </w:p>
@@ -9450,7 +9408,6 @@
   <w:style w:type="character" w:default="1" w:styleId="DefaultParagraphFont">
     <w:name w:val="Default Paragraph Font"/>
     <w:uiPriority w:val="1"/>
-    <w:semiHidden/>
     <w:unhideWhenUsed/>
   </w:style>
   <w:style w:type="table" w:default="1" w:styleId="TableNormal">

--- a/app/templates/tldn/LLC1/001_Giấy đề nghị.docx
+++ b/app/templates/tldn/LLC1/001_Giấy đề nghị.docx
@@ -92,7 +92,7 @@
               </wp:anchor>
             </w:drawing>
           </mc:Choice>
-          <mc:Fallback xmlns:cr="http://schemas.microsoft.com/office/comments/2020/reactions" xmlns="http://schemas.microsoft.com/office/tasks/2019/documenttasks" xmlns:dgm="http://schemas.openxmlformats.org/drawingml/2006/diagram" xmlns:lc="http://schemas.openxmlformats.org/drawingml/2006/lockedCanvas" xmlns:c="http://schemas.openxmlformats.org/drawingml/2006/chart" xmlns:pic="http://schemas.openxmlformats.org/drawingml/2006/picture" xmlns:a="http://schemas.openxmlformats.org/drawingml/2006/main" xmlns:sl="http://schemas.openxmlformats.org/schemaLibrary/2006/main">
+          <mc:Fallback xmlns:sl="http://schemas.openxmlformats.org/schemaLibrary/2006/main" xmlns:a="http://schemas.openxmlformats.org/drawingml/2006/main" xmlns:pic="http://schemas.openxmlformats.org/drawingml/2006/picture" xmlns:c="http://schemas.openxmlformats.org/drawingml/2006/chart" xmlns:lc="http://schemas.openxmlformats.org/drawingml/2006/lockedCanvas" xmlns:dgm="http://schemas.openxmlformats.org/drawingml/2006/diagram" xmlns="http://schemas.microsoft.com/office/tasks/2019/documenttasks" xmlns:cr="http://schemas.microsoft.com/office/comments/2020/reactions">
             <w:drawing>
               <wp:anchor allowOverlap="1" behindDoc="0" distB="0" distT="0" distL="114300" distR="114300" hidden="0" layoutInCell="1" locked="0" relativeHeight="0" simplePos="0">
                 <wp:simplePos x="0" y="0"/>
@@ -161,7 +161,25 @@
           <w:sz w:val="24"/>
           <w:szCs w:val="24"/>
         </w:rPr>
-        <w:t>company_info.address.province</w:t>
+        <w:t>company_</w:t>
+      </w:r>
+      <w:proofErr w:type="gramStart"/>
+      <w:r>
+        <w:rPr>
+          <w:i/>
+          <w:sz w:val="24"/>
+          <w:szCs w:val="24"/>
+        </w:rPr>
+        <w:t>info.address</w:t>
+      </w:r>
+      <w:proofErr w:type="gramEnd"/>
+      <w:r>
+        <w:rPr>
+          <w:i/>
+          <w:sz w:val="24"/>
+          <w:szCs w:val="24"/>
+        </w:rPr>
+        <w:t>.province</w:t>
       </w:r>
       <w:r>
         <w:rPr>
@@ -292,7 +310,43 @@
           <w:sz w:val="24"/>
           <w:szCs w:val="24"/>
         </w:rPr>
-        <w:t>{{rep.personal_info.full_name}}</w:t>
+        <w:t>{{</w:t>
+      </w:r>
+      <w:proofErr w:type="gramStart"/>
+      <w:r>
+        <w:rPr>
+          <w:b/>
+          <w:sz w:val="24"/>
+          <w:szCs w:val="24"/>
+        </w:rPr>
+        <w:t>rep.personal</w:t>
+      </w:r>
+      <w:proofErr w:type="gramEnd"/>
+      <w:r>
+        <w:rPr>
+          <w:b/>
+          <w:sz w:val="24"/>
+          <w:szCs w:val="24"/>
+        </w:rPr>
+        <w:t>_</w:t>
+      </w:r>
+      <w:proofErr w:type="gramStart"/>
+      <w:r>
+        <w:rPr>
+          <w:b/>
+          <w:sz w:val="24"/>
+          <w:szCs w:val="24"/>
+        </w:rPr>
+        <w:t>info.full</w:t>
+      </w:r>
+      <w:proofErr w:type="gramEnd"/>
+      <w:r>
+        <w:rPr>
+          <w:b/>
+          <w:sz w:val="24"/>
+          <w:szCs w:val="24"/>
+        </w:rPr>
+        <w:t>_name}}</w:t>
       </w:r>
     </w:p>
     <w:p>
@@ -322,7 +376,39 @@
           <w:sz w:val="24"/>
           <w:szCs w:val="24"/>
         </w:rPr>
-        <w:t>{{rep.personal_info.birth_date}}</w:t>
+        <w:t>{{</w:t>
+      </w:r>
+      <w:proofErr w:type="gramStart"/>
+      <w:r>
+        <w:rPr>
+          <w:sz w:val="24"/>
+          <w:szCs w:val="24"/>
+        </w:rPr>
+        <w:t>rep.personal</w:t>
+      </w:r>
+      <w:proofErr w:type="gramEnd"/>
+      <w:r>
+        <w:rPr>
+          <w:sz w:val="24"/>
+          <w:szCs w:val="24"/>
+        </w:rPr>
+        <w:t>_</w:t>
+      </w:r>
+      <w:proofErr w:type="gramStart"/>
+      <w:r>
+        <w:rPr>
+          <w:sz w:val="24"/>
+          <w:szCs w:val="24"/>
+        </w:rPr>
+        <w:t>info.birth</w:t>
+      </w:r>
+      <w:proofErr w:type="gramEnd"/>
+      <w:r>
+        <w:rPr>
+          <w:sz w:val="24"/>
+          <w:szCs w:val="24"/>
+        </w:rPr>
+        <w:t>_date}}</w:t>
       </w:r>
     </w:p>
     <w:p>
@@ -352,7 +438,39 @@
           <w:sz w:val="24"/>
           <w:szCs w:val="24"/>
         </w:rPr>
-        <w:t xml:space="preserve"> {{rep.personal_info.gender}}</w:t>
+        <w:t xml:space="preserve"> {{</w:t>
+      </w:r>
+      <w:proofErr w:type="gramStart"/>
+      <w:r>
+        <w:rPr>
+          <w:sz w:val="24"/>
+          <w:szCs w:val="24"/>
+        </w:rPr>
+        <w:t>rep.personal</w:t>
+      </w:r>
+      <w:proofErr w:type="gramEnd"/>
+      <w:r>
+        <w:rPr>
+          <w:sz w:val="24"/>
+          <w:szCs w:val="24"/>
+        </w:rPr>
+        <w:t>_</w:t>
+      </w:r>
+      <w:proofErr w:type="gramStart"/>
+      <w:r>
+        <w:rPr>
+          <w:sz w:val="24"/>
+          <w:szCs w:val="24"/>
+        </w:rPr>
+        <w:t>info.gender</w:t>
+      </w:r>
+      <w:proofErr w:type="gramEnd"/>
+      <w:r>
+        <w:rPr>
+          <w:sz w:val="24"/>
+          <w:szCs w:val="24"/>
+        </w:rPr>
+        <w:t>}}</w:t>
       </w:r>
     </w:p>
     <w:p>
@@ -435,14 +553,30 @@
           <w:sz w:val="24"/>
           <w:szCs w:val="24"/>
         </w:rPr>
-        <w:t>{{rep.</w:t>
-      </w:r>
-      <w:r>
-        <w:rPr>
-          <w:sz w:val="24"/>
-          <w:szCs w:val="24"/>
-        </w:rPr>
-        <w:t>full_address</w:t>
+        <w:t>{{</w:t>
+      </w:r>
+      <w:proofErr w:type="gramStart"/>
+      <w:r>
+        <w:rPr>
+          <w:sz w:val="24"/>
+          <w:szCs w:val="24"/>
+        </w:rPr>
+        <w:t>rep.</w:t>
+      </w:r>
+      <w:r>
+        <w:rPr>
+          <w:sz w:val="24"/>
+          <w:szCs w:val="24"/>
+        </w:rPr>
+        <w:t>full</w:t>
+      </w:r>
+      <w:proofErr w:type="gramEnd"/>
+      <w:r>
+        <w:rPr>
+          <w:sz w:val="24"/>
+          <w:szCs w:val="24"/>
+        </w:rPr>
+        <w:t>_address</w:t>
       </w:r>
       <w:r>
         <w:rPr>
@@ -484,7 +618,39 @@
           <w:sz w:val="24"/>
           <w:szCs w:val="24"/>
         </w:rPr>
-        <w:t>Điện thoại: {{rep.contact_info.phone}}</w:t>
+        <w:t>Điện thoại: {{</w:t>
+      </w:r>
+      <w:proofErr w:type="gramStart"/>
+      <w:r>
+        <w:rPr>
+          <w:sz w:val="24"/>
+          <w:szCs w:val="24"/>
+        </w:rPr>
+        <w:t>rep.contact</w:t>
+      </w:r>
+      <w:proofErr w:type="gramEnd"/>
+      <w:r>
+        <w:rPr>
+          <w:sz w:val="24"/>
+          <w:szCs w:val="24"/>
+        </w:rPr>
+        <w:t>_</w:t>
+      </w:r>
+      <w:proofErr w:type="gramStart"/>
+      <w:r>
+        <w:rPr>
+          <w:sz w:val="24"/>
+          <w:szCs w:val="24"/>
+        </w:rPr>
+        <w:t>info.phone</w:t>
+      </w:r>
+      <w:proofErr w:type="gramEnd"/>
+      <w:r>
+        <w:rPr>
+          <w:sz w:val="24"/>
+          <w:szCs w:val="24"/>
+        </w:rPr>
+        <w:t>}}</w:t>
       </w:r>
       <w:r>
         <w:rPr>
@@ -492,7 +658,39 @@
           <w:szCs w:val="24"/>
         </w:rPr>
         <w:tab/>
-        <w:t>Thư điện tử: {{rep.contact_info.email}}</w:t>
+        <w:t>Thư điện tử: {{</w:t>
+      </w:r>
+      <w:proofErr w:type="gramStart"/>
+      <w:r>
+        <w:rPr>
+          <w:sz w:val="24"/>
+          <w:szCs w:val="24"/>
+        </w:rPr>
+        <w:t>rep.contact</w:t>
+      </w:r>
+      <w:proofErr w:type="gramEnd"/>
+      <w:r>
+        <w:rPr>
+          <w:sz w:val="24"/>
+          <w:szCs w:val="24"/>
+        </w:rPr>
+        <w:t>_</w:t>
+      </w:r>
+      <w:proofErr w:type="gramStart"/>
+      <w:r>
+        <w:rPr>
+          <w:sz w:val="24"/>
+          <w:szCs w:val="24"/>
+        </w:rPr>
+        <w:t>info.email</w:t>
+      </w:r>
+      <w:proofErr w:type="gramEnd"/>
+      <w:r>
+        <w:rPr>
+          <w:sz w:val="24"/>
+          <w:szCs w:val="24"/>
+        </w:rPr>
+        <w:t>}}</w:t>
       </w:r>
     </w:p>
     <w:p>
@@ -627,25 +825,53 @@
                 <w:sz w:val="24"/>
                 <w:szCs w:val="24"/>
               </w:rPr>
-              <w:t>): …………………..</w:t>
-            </w:r>
-          </w:p>
-          <w:p>
-            <w:pPr>
-              <w:spacing w:line="324" w:lineRule="auto"/>
+              <w:t>): ………………</w:t>
+            </w:r>
+            <w:proofErr w:type="gramStart"/>
+            <w:r>
               <w:rPr>
                 <w:rFonts w:ascii="Times New Roman" w:eastAsia="Times New Roman" w:hAnsi="Times New Roman" w:cs="Times New Roman"/>
                 <w:sz w:val="24"/>
                 <w:szCs w:val="24"/>
               </w:rPr>
-            </w:pPr>
-            <w:r>
+              <w:t>…..</w:t>
+            </w:r>
+            <w:proofErr w:type="gramEnd"/>
+          </w:p>
+          <w:p>
+            <w:pPr>
+              <w:spacing w:line="324" w:lineRule="auto"/>
               <w:rPr>
                 <w:rFonts w:ascii="Times New Roman" w:eastAsia="Times New Roman" w:hAnsi="Times New Roman" w:cs="Times New Roman"/>
                 <w:sz w:val="24"/>
                 <w:szCs w:val="24"/>
               </w:rPr>
-              <w:t xml:space="preserve">Ngày cấp: …./…./…. Nơi cấp: …………………………………………...…. </w:t>
+            </w:pPr>
+            <w:r>
+              <w:rPr>
+                <w:rFonts w:ascii="Times New Roman" w:eastAsia="Times New Roman" w:hAnsi="Times New Roman" w:cs="Times New Roman"/>
+                <w:sz w:val="24"/>
+                <w:szCs w:val="24"/>
+              </w:rPr>
+              <w:t xml:space="preserve">Ngày cấp: </w:t>
+            </w:r>
+            <w:proofErr w:type="gramStart"/>
+            <w:r>
+              <w:rPr>
+                <w:rFonts w:ascii="Times New Roman" w:eastAsia="Times New Roman" w:hAnsi="Times New Roman" w:cs="Times New Roman"/>
+                <w:sz w:val="24"/>
+                <w:szCs w:val="24"/>
+              </w:rPr>
+              <w:t>…./…./</w:t>
+            </w:r>
+            <w:proofErr w:type="gramEnd"/>
+            <w:r>
+              <w:rPr>
+                <w:rFonts w:ascii="Times New Roman" w:eastAsia="Times New Roman" w:hAnsi="Times New Roman" w:cs="Times New Roman"/>
+                <w:sz w:val="24"/>
+                <w:szCs w:val="24"/>
+              </w:rPr>
+              <w:t xml:space="preserve">…. Nơi cấp: …………………………………………...…. </w:t>
             </w:r>
             <w:r>
               <w:rPr>
@@ -1333,7 +1559,25 @@
           <w:sz w:val="24"/>
           <w:szCs w:val="24"/>
         </w:rPr>
-        <w:t>{{company_info.name.full}}</w:t>
+        <w:t>{{</w:t>
+      </w:r>
+      <w:proofErr w:type="gramStart"/>
+      <w:r>
+        <w:rPr>
+          <w:b/>
+          <w:sz w:val="24"/>
+          <w:szCs w:val="24"/>
+        </w:rPr>
+        <w:t>company_info.name.full</w:t>
+      </w:r>
+      <w:proofErr w:type="gramEnd"/>
+      <w:r>
+        <w:rPr>
+          <w:b/>
+          <w:sz w:val="24"/>
+          <w:szCs w:val="24"/>
+        </w:rPr>
+        <w:t>}}</w:t>
       </w:r>
     </w:p>
     <w:p>
@@ -1377,7 +1621,25 @@
           <w:sz w:val="24"/>
           <w:szCs w:val="24"/>
         </w:rPr>
-        <w:t>{{company_info.name.foreign}}</w:t>
+        <w:t>{{</w:t>
+      </w:r>
+      <w:proofErr w:type="gramStart"/>
+      <w:r>
+        <w:rPr>
+          <w:b/>
+          <w:sz w:val="24"/>
+          <w:szCs w:val="24"/>
+        </w:rPr>
+        <w:t>company_info.name.foreign</w:t>
+      </w:r>
+      <w:proofErr w:type="gramEnd"/>
+      <w:r>
+        <w:rPr>
+          <w:b/>
+          <w:sz w:val="24"/>
+          <w:szCs w:val="24"/>
+        </w:rPr>
+        <w:t>}}</w:t>
       </w:r>
     </w:p>
     <w:p>
@@ -1422,7 +1684,25 @@
           <w:sz w:val="24"/>
           <w:szCs w:val="24"/>
         </w:rPr>
-        <w:t>{{company_info.name.short}}</w:t>
+        <w:t>{{</w:t>
+      </w:r>
+      <w:proofErr w:type="gramStart"/>
+      <w:r>
+        <w:rPr>
+          <w:b/>
+          <w:sz w:val="24"/>
+          <w:szCs w:val="24"/>
+        </w:rPr>
+        <w:t>company_info.name.short</w:t>
+      </w:r>
+      <w:proofErr w:type="gramEnd"/>
+      <w:r>
+        <w:rPr>
+          <w:b/>
+          <w:sz w:val="24"/>
+          <w:szCs w:val="24"/>
+        </w:rPr>
+        <w:t>}}</w:t>
       </w:r>
     </w:p>
     <w:p>
@@ -1451,14 +1731,30 @@
           <w:sz w:val="24"/>
           <w:szCs w:val="24"/>
         </w:rPr>
-        <w:t>{{company_info.</w:t>
-      </w:r>
-      <w:r>
-        <w:rPr>
-          <w:sz w:val="24"/>
-          <w:szCs w:val="24"/>
-        </w:rPr>
-        <w:t>full_address</w:t>
+        <w:t>{{company_</w:t>
+      </w:r>
+      <w:proofErr w:type="gramStart"/>
+      <w:r>
+        <w:rPr>
+          <w:sz w:val="24"/>
+          <w:szCs w:val="24"/>
+        </w:rPr>
+        <w:t>info.</w:t>
+      </w:r>
+      <w:r>
+        <w:rPr>
+          <w:sz w:val="24"/>
+          <w:szCs w:val="24"/>
+        </w:rPr>
+        <w:t>full</w:t>
+      </w:r>
+      <w:proofErr w:type="gramEnd"/>
+      <w:r>
+        <w:rPr>
+          <w:sz w:val="24"/>
+          <w:szCs w:val="24"/>
+        </w:rPr>
+        <w:t>_address</w:t>
       </w:r>
       <w:r>
         <w:rPr>
@@ -1509,7 +1805,43 @@
                 <w:sz w:val="24"/>
                 <w:szCs w:val="24"/>
               </w:rPr>
-              <w:t xml:space="preserve">Điện thoại: {{company_info.contact.phone}}                 </w:t>
+              <w:t>Điện thoại: {{company_</w:t>
+            </w:r>
+            <w:proofErr w:type="gramStart"/>
+            <w:r>
+              <w:rPr>
+                <w:rFonts w:ascii="Times New Roman" w:hAnsi="Times New Roman" w:cs="Times New Roman"/>
+                <w:sz w:val="24"/>
+                <w:szCs w:val="24"/>
+              </w:rPr>
+              <w:t>info.contact</w:t>
+            </w:r>
+            <w:proofErr w:type="gramEnd"/>
+            <w:r>
+              <w:rPr>
+                <w:rFonts w:ascii="Times New Roman" w:hAnsi="Times New Roman" w:cs="Times New Roman"/>
+                <w:sz w:val="24"/>
+                <w:szCs w:val="24"/>
+              </w:rPr>
+              <w:t>.phone</w:t>
+            </w:r>
+            <w:proofErr w:type="gramStart"/>
+            <w:r>
+              <w:rPr>
+                <w:rFonts w:ascii="Times New Roman" w:hAnsi="Times New Roman" w:cs="Times New Roman"/>
+                <w:sz w:val="24"/>
+                <w:szCs w:val="24"/>
+              </w:rPr>
+              <w:t xml:space="preserve">}}   </w:t>
+            </w:r>
+            <w:proofErr w:type="gramEnd"/>
+            <w:r>
+              <w:rPr>
+                <w:rFonts w:ascii="Times New Roman" w:hAnsi="Times New Roman" w:cs="Times New Roman"/>
+                <w:sz w:val="24"/>
+                <w:szCs w:val="24"/>
+              </w:rPr>
+              <w:t xml:space="preserve">              </w:t>
             </w:r>
           </w:p>
         </w:tc>
@@ -1547,13 +1879,23 @@
               </w:rPr>
               <w:t>nếu có</w:t>
             </w:r>
+            <w:proofErr w:type="gramStart"/>
             <w:r>
               <w:rPr>
                 <w:rFonts w:ascii="Times New Roman" w:hAnsi="Times New Roman" w:cs="Times New Roman"/>
                 <w:sz w:val="24"/>
                 <w:szCs w:val="24"/>
               </w:rPr>
-              <w:t>): {{company_info.contact.fax}}</w:t>
+              <w:t>): {{</w:t>
+            </w:r>
+            <w:proofErr w:type="gramEnd"/>
+            <w:r>
+              <w:rPr>
+                <w:rFonts w:ascii="Times New Roman" w:hAnsi="Times New Roman" w:cs="Times New Roman"/>
+                <w:sz w:val="24"/>
+                <w:szCs w:val="24"/>
+              </w:rPr>
+              <w:t>company_info.contact.fax}}</w:t>
             </w:r>
           </w:p>
         </w:tc>
@@ -1575,6 +1917,7 @@
                 <w:szCs w:val="24"/>
               </w:rPr>
             </w:pPr>
+            <w:proofErr w:type="gramStart"/>
             <w:r>
               <w:rPr>
                 <w:rFonts w:ascii="Times New Roman" w:hAnsi="Times New Roman" w:cs="Times New Roman"/>
@@ -1598,7 +1941,34 @@
                 <w:sz w:val="24"/>
                 <w:szCs w:val="24"/>
               </w:rPr>
-              <w:t>): {{company_info.contact.email}}</w:t>
+              <w:t>): {{</w:t>
+            </w:r>
+            <w:proofErr w:type="gramEnd"/>
+            <w:r>
+              <w:rPr>
+                <w:rFonts w:ascii="Times New Roman" w:hAnsi="Times New Roman" w:cs="Times New Roman"/>
+                <w:sz w:val="24"/>
+                <w:szCs w:val="24"/>
+              </w:rPr>
+              <w:t>company_</w:t>
+            </w:r>
+            <w:proofErr w:type="gramStart"/>
+            <w:r>
+              <w:rPr>
+                <w:rFonts w:ascii="Times New Roman" w:hAnsi="Times New Roman" w:cs="Times New Roman"/>
+                <w:sz w:val="24"/>
+                <w:szCs w:val="24"/>
+              </w:rPr>
+              <w:t>info.contact</w:t>
+            </w:r>
+            <w:proofErr w:type="gramEnd"/>
+            <w:r>
+              <w:rPr>
+                <w:rFonts w:ascii="Times New Roman" w:hAnsi="Times New Roman" w:cs="Times New Roman"/>
+                <w:sz w:val="24"/>
+                <w:szCs w:val="24"/>
+              </w:rPr>
+              <w:t>.email}}</w:t>
             </w:r>
           </w:p>
         </w:tc>
@@ -1637,13 +2007,41 @@
               </w:rPr>
               <w:t>nếu có</w:t>
             </w:r>
+            <w:proofErr w:type="gramStart"/>
             <w:r>
               <w:rPr>
                 <w:rFonts w:ascii="Times New Roman" w:hAnsi="Times New Roman" w:cs="Times New Roman"/>
                 <w:sz w:val="24"/>
                 <w:szCs w:val="24"/>
               </w:rPr>
-              <w:t>): {{company_info.contact.website}}</w:t>
+              <w:t>): {{</w:t>
+            </w:r>
+            <w:proofErr w:type="gramEnd"/>
+            <w:r>
+              <w:rPr>
+                <w:rFonts w:ascii="Times New Roman" w:hAnsi="Times New Roman" w:cs="Times New Roman"/>
+                <w:sz w:val="24"/>
+                <w:szCs w:val="24"/>
+              </w:rPr>
+              <w:t>company_</w:t>
+            </w:r>
+            <w:proofErr w:type="gramStart"/>
+            <w:r>
+              <w:rPr>
+                <w:rFonts w:ascii="Times New Roman" w:hAnsi="Times New Roman" w:cs="Times New Roman"/>
+                <w:sz w:val="24"/>
+                <w:szCs w:val="24"/>
+              </w:rPr>
+              <w:t>info.contact</w:t>
+            </w:r>
+            <w:proofErr w:type="gramEnd"/>
+            <w:r>
+              <w:rPr>
+                <w:rFonts w:ascii="Times New Roman" w:hAnsi="Times New Roman" w:cs="Times New Roman"/>
+                <w:sz w:val="24"/>
+                <w:szCs w:val="24"/>
+              </w:rPr>
+              <w:t>.website}}</w:t>
             </w:r>
           </w:p>
         </w:tc>
@@ -1958,7 +2356,23 @@
           <w:szCs w:val="24"/>
         </w:rPr>
         <w:tab/>
-        <w:t xml:space="preserve">- Doanh nghiệp có Giấy chứng nhận quyền sử dụng đất tại đảo và xã, phường biên giới; xã, phường ven biển; khu vực khác có ảnh hưởng đến quốc phòng, an ninh: Có </w:t>
+        <w:t xml:space="preserve">- Doanh nghiệp có Giấy chứng nhận quyền sử dụng đất tại đảo và xã, phường biên giới; xã, phường ven biển; khu vực khác có ảnh hưởng đến quốc phòng, </w:t>
+      </w:r>
+      <w:proofErr w:type="gramStart"/>
+      <w:r>
+        <w:rPr>
+          <w:sz w:val="24"/>
+          <w:szCs w:val="24"/>
+        </w:rPr>
+        <w:t>an</w:t>
+      </w:r>
+      <w:proofErr w:type="gramEnd"/>
+      <w:r>
+        <w:rPr>
+          <w:sz w:val="24"/>
+          <w:szCs w:val="24"/>
+        </w:rPr>
+        <w:t xml:space="preserve"> ninh: Có </w:t>
       </w:r>
       <w:sdt>
         <w:sdtPr>
@@ -2334,7 +2748,74 @@
                 <w:sz w:val="24"/>
                 <w:szCs w:val="24"/>
               </w:rPr>
-              <w:t>{{ind.ten_nganh}}{% if ind.ghi_chu %}{{ind.ghi_chu}}{% endif %}</w:t>
+              <w:t>{{ind.ten_nganh</w:t>
+            </w:r>
+            <w:proofErr w:type="gramStart"/>
+            <w:r>
+              <w:rPr>
+                <w:sz w:val="24"/>
+                <w:szCs w:val="24"/>
+              </w:rPr>
+              <w:t>}}</w:t>
+            </w:r>
+            <w:r>
+              <w:rPr>
+                <w:i/>
+                <w:iCs/>
+                <w:sz w:val="24"/>
+                <w:szCs w:val="24"/>
+              </w:rPr>
+              <w:t>{</w:t>
+            </w:r>
+            <w:proofErr w:type="gramEnd"/>
+            <w:r>
+              <w:rPr>
+                <w:i/>
+                <w:iCs/>
+                <w:sz w:val="24"/>
+                <w:szCs w:val="24"/>
+              </w:rPr>
+              <w:t xml:space="preserve">% if ind.ghi_chu </w:t>
+            </w:r>
+            <w:proofErr w:type="gramStart"/>
+            <w:r>
+              <w:rPr>
+                <w:i/>
+                <w:iCs/>
+                <w:sz w:val="24"/>
+                <w:szCs w:val="24"/>
+              </w:rPr>
+              <w:t>%}{</w:t>
+            </w:r>
+            <w:proofErr w:type="gramEnd"/>
+            <w:r>
+              <w:rPr>
+                <w:i/>
+                <w:iCs/>
+                <w:sz w:val="24"/>
+                <w:szCs w:val="24"/>
+              </w:rPr>
+              <w:t>{ind.ghi_chu</w:t>
+            </w:r>
+            <w:proofErr w:type="gramStart"/>
+            <w:r>
+              <w:rPr>
+                <w:i/>
+                <w:iCs/>
+                <w:sz w:val="24"/>
+                <w:szCs w:val="24"/>
+              </w:rPr>
+              <w:t>}}{</w:t>
+            </w:r>
+            <w:proofErr w:type="gramEnd"/>
+            <w:r>
+              <w:rPr>
+                <w:i/>
+                <w:iCs/>
+                <w:sz w:val="24"/>
+                <w:szCs w:val="24"/>
+              </w:rPr>
+              <w:t>% endif %}</w:t>
             </w:r>
           </w:p>
         </w:tc>
@@ -2392,7 +2873,23 @@
                 <w:sz w:val="24"/>
                 <w:szCs w:val="24"/>
               </w:rPr>
-              <w:t>{{ind.chinh}}</w:t>
+              <w:t>{{</w:t>
+            </w:r>
+            <w:proofErr w:type="gramStart"/>
+            <w:r>
+              <w:rPr>
+                <w:sz w:val="24"/>
+                <w:szCs w:val="24"/>
+              </w:rPr>
+              <w:t>ind.chinh</w:t>
+            </w:r>
+            <w:proofErr w:type="gramEnd"/>
+            <w:r>
+              <w:rPr>
+                <w:sz w:val="24"/>
+                <w:szCs w:val="24"/>
+              </w:rPr>
+              <w:t>}}</w:t>
             </w:r>
           </w:p>
         </w:tc>
@@ -2526,6 +3023,7 @@
         </w:rPr>
         <w:t>ghi bằng chữ in hoa</w:t>
       </w:r>
+      <w:proofErr w:type="gramStart"/>
       <w:r>
         <w:rPr>
           <w:sz w:val="24"/>
@@ -2539,7 +3037,34 @@
           <w:sz w:val="24"/>
           <w:szCs w:val="24"/>
         </w:rPr>
-        <w:t>{{owner.personal_info.full_name}}</w:t>
+        <w:t>{{owner.personal</w:t>
+      </w:r>
+      <w:proofErr w:type="gramEnd"/>
+      <w:r>
+        <w:rPr>
+          <w:b/>
+          <w:sz w:val="24"/>
+          <w:szCs w:val="24"/>
+        </w:rPr>
+        <w:t>_</w:t>
+      </w:r>
+      <w:proofErr w:type="gramStart"/>
+      <w:r>
+        <w:rPr>
+          <w:b/>
+          <w:sz w:val="24"/>
+          <w:szCs w:val="24"/>
+        </w:rPr>
+        <w:t>info.full</w:t>
+      </w:r>
+      <w:proofErr w:type="gramEnd"/>
+      <w:r>
+        <w:rPr>
+          <w:b/>
+          <w:sz w:val="24"/>
+          <w:szCs w:val="24"/>
+        </w:rPr>
+        <w:t>_name}}</w:t>
       </w:r>
     </w:p>
     <w:p>
@@ -2570,14 +3095,46 @@
           <w:sz w:val="24"/>
           <w:szCs w:val="24"/>
         </w:rPr>
-        <w:t>{{owner.personal_info.</w:t>
-      </w:r>
-      <w:r>
-        <w:rPr>
-          <w:sz w:val="24"/>
-          <w:szCs w:val="24"/>
-        </w:rPr>
-        <w:t>birth_date}}</w:t>
+        <w:t>{{</w:t>
+      </w:r>
+      <w:proofErr w:type="gramStart"/>
+      <w:r>
+        <w:rPr>
+          <w:sz w:val="24"/>
+          <w:szCs w:val="24"/>
+        </w:rPr>
+        <w:t>owner.personal</w:t>
+      </w:r>
+      <w:proofErr w:type="gramEnd"/>
+      <w:r>
+        <w:rPr>
+          <w:sz w:val="24"/>
+          <w:szCs w:val="24"/>
+        </w:rPr>
+        <w:t>_</w:t>
+      </w:r>
+      <w:proofErr w:type="gramStart"/>
+      <w:r>
+        <w:rPr>
+          <w:sz w:val="24"/>
+          <w:szCs w:val="24"/>
+        </w:rPr>
+        <w:t>info.</w:t>
+      </w:r>
+      <w:r>
+        <w:rPr>
+          <w:sz w:val="24"/>
+          <w:szCs w:val="24"/>
+        </w:rPr>
+        <w:t>birth</w:t>
+      </w:r>
+      <w:proofErr w:type="gramEnd"/>
+      <w:r>
+        <w:rPr>
+          <w:sz w:val="24"/>
+          <w:szCs w:val="24"/>
+        </w:rPr>
+        <w:t>_date}}</w:t>
       </w:r>
     </w:p>
     <w:p>
@@ -2607,7 +3164,39 @@
           <w:sz w:val="24"/>
           <w:szCs w:val="24"/>
         </w:rPr>
-        <w:t>{{owner.personal_info.gender}}</w:t>
+        <w:t>{{</w:t>
+      </w:r>
+      <w:proofErr w:type="gramStart"/>
+      <w:r>
+        <w:rPr>
+          <w:sz w:val="24"/>
+          <w:szCs w:val="24"/>
+        </w:rPr>
+        <w:t>owner.personal</w:t>
+      </w:r>
+      <w:proofErr w:type="gramEnd"/>
+      <w:r>
+        <w:rPr>
+          <w:sz w:val="24"/>
+          <w:szCs w:val="24"/>
+        </w:rPr>
+        <w:t>_</w:t>
+      </w:r>
+      <w:proofErr w:type="gramStart"/>
+      <w:r>
+        <w:rPr>
+          <w:sz w:val="24"/>
+          <w:szCs w:val="24"/>
+        </w:rPr>
+        <w:t>info.gender</w:t>
+      </w:r>
+      <w:proofErr w:type="gramEnd"/>
+      <w:r>
+        <w:rPr>
+          <w:sz w:val="24"/>
+          <w:szCs w:val="24"/>
+        </w:rPr>
+        <w:t>}}</w:t>
       </w:r>
     </w:p>
     <w:p>
@@ -2649,14 +3238,30 @@
           <w:sz w:val="24"/>
           <w:szCs w:val="24"/>
         </w:rPr>
-        <w:t xml:space="preserve">id_number </w:t>
-      </w:r>
-      <w:r>
-        <w:rPr>
-          <w:sz w:val="24"/>
-          <w:szCs w:val="24"/>
-        </w:rPr>
-        <w:t>}}</w:t>
+        <w:t>id_</w:t>
+      </w:r>
+      <w:proofErr w:type="gramStart"/>
+      <w:r>
+        <w:rPr>
+          <w:sz w:val="24"/>
+          <w:szCs w:val="24"/>
+        </w:rPr>
+        <w:t xml:space="preserve">number </w:t>
+      </w:r>
+      <w:r>
+        <w:rPr>
+          <w:sz w:val="24"/>
+          <w:szCs w:val="24"/>
+        </w:rPr>
+        <w:t>}</w:t>
+      </w:r>
+      <w:proofErr w:type="gramEnd"/>
+      <w:r>
+        <w:rPr>
+          <w:sz w:val="24"/>
+          <w:szCs w:val="24"/>
+        </w:rPr>
+        <w:t>}</w:t>
       </w:r>
     </w:p>
     <w:p>
@@ -2689,14 +3294,30 @@
           <w:sz w:val="24"/>
           <w:szCs w:val="24"/>
         </w:rPr>
-        <w:t>{{owner.</w:t>
-      </w:r>
-      <w:r>
-        <w:rPr>
-          <w:sz w:val="24"/>
-          <w:szCs w:val="24"/>
-        </w:rPr>
-        <w:t>full_address</w:t>
+        <w:t>{{</w:t>
+      </w:r>
+      <w:proofErr w:type="gramStart"/>
+      <w:r>
+        <w:rPr>
+          <w:sz w:val="24"/>
+          <w:szCs w:val="24"/>
+        </w:rPr>
+        <w:t>owner.</w:t>
+      </w:r>
+      <w:r>
+        <w:rPr>
+          <w:sz w:val="24"/>
+          <w:szCs w:val="24"/>
+        </w:rPr>
+        <w:t>full</w:t>
+      </w:r>
+      <w:proofErr w:type="gramEnd"/>
+      <w:r>
+        <w:rPr>
+          <w:sz w:val="24"/>
+          <w:szCs w:val="24"/>
+        </w:rPr>
+        <w:t>_address</w:t>
       </w:r>
       <w:r>
         <w:rPr>
@@ -2731,7 +3352,39 @@
           <w:sz w:val="24"/>
           <w:szCs w:val="24"/>
         </w:rPr>
-        <w:t xml:space="preserve"> {{owner.contact_info.phone}}</w:t>
+        <w:t xml:space="preserve"> {{</w:t>
+      </w:r>
+      <w:proofErr w:type="gramStart"/>
+      <w:r>
+        <w:rPr>
+          <w:sz w:val="24"/>
+          <w:szCs w:val="24"/>
+        </w:rPr>
+        <w:t>owner.contact</w:t>
+      </w:r>
+      <w:proofErr w:type="gramEnd"/>
+      <w:r>
+        <w:rPr>
+          <w:sz w:val="24"/>
+          <w:szCs w:val="24"/>
+        </w:rPr>
+        <w:t>_</w:t>
+      </w:r>
+      <w:proofErr w:type="gramStart"/>
+      <w:r>
+        <w:rPr>
+          <w:sz w:val="24"/>
+          <w:szCs w:val="24"/>
+        </w:rPr>
+        <w:t>info.phone</w:t>
+      </w:r>
+      <w:proofErr w:type="gramEnd"/>
+      <w:r>
+        <w:rPr>
+          <w:sz w:val="24"/>
+          <w:szCs w:val="24"/>
+        </w:rPr>
+        <w:t>}}</w:t>
       </w:r>
       <w:r>
         <w:rPr>
@@ -2761,7 +3414,39 @@
           <w:sz w:val="24"/>
           <w:szCs w:val="24"/>
         </w:rPr>
-        <w:t>{{owner.contact_info.email}}</w:t>
+        <w:t>{{</w:t>
+      </w:r>
+      <w:proofErr w:type="gramStart"/>
+      <w:r>
+        <w:rPr>
+          <w:sz w:val="24"/>
+          <w:szCs w:val="24"/>
+        </w:rPr>
+        <w:t>owner.contact</w:t>
+      </w:r>
+      <w:proofErr w:type="gramEnd"/>
+      <w:r>
+        <w:rPr>
+          <w:sz w:val="24"/>
+          <w:szCs w:val="24"/>
+        </w:rPr>
+        <w:t>_</w:t>
+      </w:r>
+      <w:proofErr w:type="gramStart"/>
+      <w:r>
+        <w:rPr>
+          <w:sz w:val="24"/>
+          <w:szCs w:val="24"/>
+        </w:rPr>
+        <w:t>info.email</w:t>
+      </w:r>
+      <w:proofErr w:type="gramEnd"/>
+      <w:r>
+        <w:rPr>
+          <w:sz w:val="24"/>
+          <w:szCs w:val="24"/>
+        </w:rPr>
+        <w:t>}}</w:t>
       </w:r>
     </w:p>
     <w:p>
@@ -2893,25 +3578,53 @@
                 <w:sz w:val="24"/>
                 <w:szCs w:val="24"/>
               </w:rPr>
-              <w:t>): …………………..</w:t>
-            </w:r>
-          </w:p>
-          <w:p>
-            <w:pPr>
-              <w:spacing w:line="324" w:lineRule="auto"/>
+              <w:t>): ………………</w:t>
+            </w:r>
+            <w:proofErr w:type="gramStart"/>
+            <w:r>
               <w:rPr>
                 <w:rFonts w:ascii="Times New Roman" w:eastAsia="Times New Roman" w:hAnsi="Times New Roman" w:cs="Times New Roman"/>
                 <w:sz w:val="24"/>
                 <w:szCs w:val="24"/>
               </w:rPr>
-            </w:pPr>
-            <w:r>
+              <w:t>…..</w:t>
+            </w:r>
+            <w:proofErr w:type="gramEnd"/>
+          </w:p>
+          <w:p>
+            <w:pPr>
+              <w:spacing w:line="324" w:lineRule="auto"/>
               <w:rPr>
                 <w:rFonts w:ascii="Times New Roman" w:eastAsia="Times New Roman" w:hAnsi="Times New Roman" w:cs="Times New Roman"/>
                 <w:sz w:val="24"/>
                 <w:szCs w:val="24"/>
               </w:rPr>
-              <w:t xml:space="preserve">Ngày cấp: …./…./…. Nơi cấp: …………………………………………...…. </w:t>
+            </w:pPr>
+            <w:r>
+              <w:rPr>
+                <w:rFonts w:ascii="Times New Roman" w:eastAsia="Times New Roman" w:hAnsi="Times New Roman" w:cs="Times New Roman"/>
+                <w:sz w:val="24"/>
+                <w:szCs w:val="24"/>
+              </w:rPr>
+              <w:t xml:space="preserve">Ngày cấp: </w:t>
+            </w:r>
+            <w:proofErr w:type="gramStart"/>
+            <w:r>
+              <w:rPr>
+                <w:rFonts w:ascii="Times New Roman" w:eastAsia="Times New Roman" w:hAnsi="Times New Roman" w:cs="Times New Roman"/>
+                <w:sz w:val="24"/>
+                <w:szCs w:val="24"/>
+              </w:rPr>
+              <w:t>…./…./</w:t>
+            </w:r>
+            <w:proofErr w:type="gramEnd"/>
+            <w:r>
+              <w:rPr>
+                <w:rFonts w:ascii="Times New Roman" w:eastAsia="Times New Roman" w:hAnsi="Times New Roman" w:cs="Times New Roman"/>
+                <w:sz w:val="24"/>
+                <w:szCs w:val="24"/>
+              </w:rPr>
+              <w:t xml:space="preserve">…. Nơi cấp: …………………………………………...…. </w:t>
             </w:r>
             <w:r>
               <w:rPr>
@@ -3184,7 +3897,23 @@
           <w:sz w:val="24"/>
           <w:szCs w:val="24"/>
         </w:rPr>
-        <w:t>{{charter_capital.info.amount}}</w:t>
+        <w:t>{{</w:t>
+      </w:r>
+      <w:proofErr w:type="gramStart"/>
+      <w:r>
+        <w:rPr>
+          <w:sz w:val="24"/>
+          <w:szCs w:val="24"/>
+        </w:rPr>
+        <w:t>charter_capital.info.amount</w:t>
+      </w:r>
+      <w:proofErr w:type="gramEnd"/>
+      <w:r>
+        <w:rPr>
+          <w:sz w:val="24"/>
+          <w:szCs w:val="24"/>
+        </w:rPr>
+        <w:t>}}</w:t>
       </w:r>
     </w:p>
     <w:p>
@@ -3680,7 +4409,23 @@
                 <w:sz w:val="24"/>
                 <w:szCs w:val="24"/>
               </w:rPr>
-              <w:t>{{charter_capital.info.amount}}</w:t>
+              <w:t>{{</w:t>
+            </w:r>
+            <w:proofErr w:type="gramStart"/>
+            <w:r>
+              <w:rPr>
+                <w:sz w:val="24"/>
+                <w:szCs w:val="24"/>
+              </w:rPr>
+              <w:t>charter_capital.info.amount</w:t>
+            </w:r>
+            <w:proofErr w:type="gramEnd"/>
+            <w:r>
+              <w:rPr>
+                <w:sz w:val="24"/>
+                <w:szCs w:val="24"/>
+              </w:rPr>
+              <w:t>}}</w:t>
             </w:r>
           </w:p>
         </w:tc>
@@ -3950,7 +4695,23 @@
                 <w:sz w:val="24"/>
                 <w:szCs w:val="24"/>
               </w:rPr>
-              <w:t>{{charter_capital.info.amount}}</w:t>
+              <w:t>{{</w:t>
+            </w:r>
+            <w:proofErr w:type="gramStart"/>
+            <w:r>
+              <w:rPr>
+                <w:sz w:val="24"/>
+                <w:szCs w:val="24"/>
+              </w:rPr>
+              <w:t>charter_capital.info.amount</w:t>
+            </w:r>
+            <w:proofErr w:type="gramEnd"/>
+            <w:r>
+              <w:rPr>
+                <w:sz w:val="24"/>
+                <w:szCs w:val="24"/>
+              </w:rPr>
+              <w:t>}}</w:t>
             </w:r>
           </w:p>
         </w:tc>
@@ -4265,7 +5026,23 @@
                 <w:sz w:val="24"/>
                 <w:szCs w:val="24"/>
               </w:rPr>
-              <w:t>{{charter_capital.info.amount}}</w:t>
+              <w:t>{{</w:t>
+            </w:r>
+            <w:proofErr w:type="gramStart"/>
+            <w:r>
+              <w:rPr>
+                <w:sz w:val="24"/>
+                <w:szCs w:val="24"/>
+              </w:rPr>
+              <w:t>charter_capital.info.amount</w:t>
+            </w:r>
+            <w:proofErr w:type="gramEnd"/>
+            <w:r>
+              <w:rPr>
+                <w:sz w:val="24"/>
+                <w:szCs w:val="24"/>
+              </w:rPr>
+              <w:t>}}</w:t>
             </w:r>
           </w:p>
         </w:tc>
@@ -4934,12 +5711,21 @@
               </w:rPr>
               <w:t>{</w:t>
             </w:r>
-            <w:r>
-              <w:rPr>
-                <w:sz w:val="24"/>
-                <w:szCs w:val="24"/>
-              </w:rPr>
-              <w:t>charter_capital.info.amount}}</w:t>
+            <w:proofErr w:type="gramStart"/>
+            <w:r>
+              <w:rPr>
+                <w:sz w:val="24"/>
+                <w:szCs w:val="24"/>
+              </w:rPr>
+              <w:t>charter_capital.info.amount</w:t>
+            </w:r>
+            <w:proofErr w:type="gramEnd"/>
+            <w:r>
+              <w:rPr>
+                <w:sz w:val="24"/>
+                <w:szCs w:val="24"/>
+              </w:rPr>
+              <w:t>}}</w:t>
             </w:r>
           </w:p>
         </w:tc>
@@ -5071,7 +5857,43 @@
           <w:sz w:val="24"/>
           <w:szCs w:val="24"/>
         </w:rPr>
-        <w:t>{{rep.personal_info.full_name}}</w:t>
+        <w:t>{{</w:t>
+      </w:r>
+      <w:proofErr w:type="gramStart"/>
+      <w:r>
+        <w:rPr>
+          <w:b/>
+          <w:sz w:val="24"/>
+          <w:szCs w:val="24"/>
+        </w:rPr>
+        <w:t>rep.personal</w:t>
+      </w:r>
+      <w:proofErr w:type="gramEnd"/>
+      <w:r>
+        <w:rPr>
+          <w:b/>
+          <w:sz w:val="24"/>
+          <w:szCs w:val="24"/>
+        </w:rPr>
+        <w:t>_</w:t>
+      </w:r>
+      <w:proofErr w:type="gramStart"/>
+      <w:r>
+        <w:rPr>
+          <w:b/>
+          <w:sz w:val="24"/>
+          <w:szCs w:val="24"/>
+        </w:rPr>
+        <w:t>info.full</w:t>
+      </w:r>
+      <w:proofErr w:type="gramEnd"/>
+      <w:r>
+        <w:rPr>
+          <w:b/>
+          <w:sz w:val="24"/>
+          <w:szCs w:val="24"/>
+        </w:rPr>
+        <w:t>_name}}</w:t>
       </w:r>
     </w:p>
     <w:p>
@@ -5101,7 +5923,39 @@
           <w:sz w:val="24"/>
           <w:szCs w:val="24"/>
         </w:rPr>
-        <w:t>{{rep.personal_info.birth_date}}</w:t>
+        <w:t>{{</w:t>
+      </w:r>
+      <w:proofErr w:type="gramStart"/>
+      <w:r>
+        <w:rPr>
+          <w:sz w:val="24"/>
+          <w:szCs w:val="24"/>
+        </w:rPr>
+        <w:t>rep.personal</w:t>
+      </w:r>
+      <w:proofErr w:type="gramEnd"/>
+      <w:r>
+        <w:rPr>
+          <w:sz w:val="24"/>
+          <w:szCs w:val="24"/>
+        </w:rPr>
+        <w:t>_</w:t>
+      </w:r>
+      <w:proofErr w:type="gramStart"/>
+      <w:r>
+        <w:rPr>
+          <w:sz w:val="24"/>
+          <w:szCs w:val="24"/>
+        </w:rPr>
+        <w:t>info.birth</w:t>
+      </w:r>
+      <w:proofErr w:type="gramEnd"/>
+      <w:r>
+        <w:rPr>
+          <w:sz w:val="24"/>
+          <w:szCs w:val="24"/>
+        </w:rPr>
+        <w:t>_date}}</w:t>
       </w:r>
     </w:p>
     <w:p>
@@ -5131,7 +5985,39 @@
           <w:sz w:val="24"/>
           <w:szCs w:val="24"/>
         </w:rPr>
-        <w:t xml:space="preserve"> {{rep.personal_info.gender}}</w:t>
+        <w:t xml:space="preserve"> {{</w:t>
+      </w:r>
+      <w:proofErr w:type="gramStart"/>
+      <w:r>
+        <w:rPr>
+          <w:sz w:val="24"/>
+          <w:szCs w:val="24"/>
+        </w:rPr>
+        <w:t>rep.personal</w:t>
+      </w:r>
+      <w:proofErr w:type="gramEnd"/>
+      <w:r>
+        <w:rPr>
+          <w:sz w:val="24"/>
+          <w:szCs w:val="24"/>
+        </w:rPr>
+        <w:t>_</w:t>
+      </w:r>
+      <w:proofErr w:type="gramStart"/>
+      <w:r>
+        <w:rPr>
+          <w:sz w:val="24"/>
+          <w:szCs w:val="24"/>
+        </w:rPr>
+        <w:t>info.gender</w:t>
+      </w:r>
+      <w:proofErr w:type="gramEnd"/>
+      <w:r>
+        <w:rPr>
+          <w:sz w:val="24"/>
+          <w:szCs w:val="24"/>
+        </w:rPr>
+        <w:t>}}</w:t>
       </w:r>
     </w:p>
     <w:p>
@@ -5201,14 +6087,30 @@
           <w:sz w:val="24"/>
           <w:szCs w:val="24"/>
         </w:rPr>
-        <w:t>{{rep.</w:t>
-      </w:r>
-      <w:r>
-        <w:rPr>
-          <w:sz w:val="24"/>
-          <w:szCs w:val="24"/>
-        </w:rPr>
-        <w:t>position.text}}</w:t>
+        <w:t>{{</w:t>
+      </w:r>
+      <w:proofErr w:type="gramStart"/>
+      <w:r>
+        <w:rPr>
+          <w:sz w:val="24"/>
+          <w:szCs w:val="24"/>
+        </w:rPr>
+        <w:t>rep.</w:t>
+      </w:r>
+      <w:r>
+        <w:rPr>
+          <w:sz w:val="24"/>
+          <w:szCs w:val="24"/>
+        </w:rPr>
+        <w:t>position</w:t>
+      </w:r>
+      <w:proofErr w:type="gramEnd"/>
+      <w:r>
+        <w:rPr>
+          <w:sz w:val="24"/>
+          <w:szCs w:val="24"/>
+        </w:rPr>
+        <w:t>.text}}</w:t>
       </w:r>
     </w:p>
     <w:p>
@@ -5241,14 +6143,30 @@
           <w:sz w:val="24"/>
           <w:szCs w:val="24"/>
         </w:rPr>
-        <w:t>{{rep.</w:t>
-      </w:r>
-      <w:r>
-        <w:rPr>
-          <w:sz w:val="24"/>
-          <w:szCs w:val="24"/>
-        </w:rPr>
-        <w:t>full_address</w:t>
+        <w:t>{{</w:t>
+      </w:r>
+      <w:proofErr w:type="gramStart"/>
+      <w:r>
+        <w:rPr>
+          <w:sz w:val="24"/>
+          <w:szCs w:val="24"/>
+        </w:rPr>
+        <w:t>rep.</w:t>
+      </w:r>
+      <w:r>
+        <w:rPr>
+          <w:sz w:val="24"/>
+          <w:szCs w:val="24"/>
+        </w:rPr>
+        <w:t>full</w:t>
+      </w:r>
+      <w:proofErr w:type="gramEnd"/>
+      <w:r>
+        <w:rPr>
+          <w:sz w:val="24"/>
+          <w:szCs w:val="24"/>
+        </w:rPr>
+        <w:t>_address</w:t>
       </w:r>
       <w:r>
         <w:rPr>
@@ -5282,7 +6200,39 @@
           <w:sz w:val="24"/>
           <w:szCs w:val="24"/>
         </w:rPr>
-        <w:t>{{rep.contact_info.phone}}</w:t>
+        <w:t>{{</w:t>
+      </w:r>
+      <w:proofErr w:type="gramStart"/>
+      <w:r>
+        <w:rPr>
+          <w:sz w:val="24"/>
+          <w:szCs w:val="24"/>
+        </w:rPr>
+        <w:t>rep.contact</w:t>
+      </w:r>
+      <w:proofErr w:type="gramEnd"/>
+      <w:r>
+        <w:rPr>
+          <w:sz w:val="24"/>
+          <w:szCs w:val="24"/>
+        </w:rPr>
+        <w:t>_</w:t>
+      </w:r>
+      <w:proofErr w:type="gramStart"/>
+      <w:r>
+        <w:rPr>
+          <w:sz w:val="24"/>
+          <w:szCs w:val="24"/>
+        </w:rPr>
+        <w:t>info.phone</w:t>
+      </w:r>
+      <w:proofErr w:type="gramEnd"/>
+      <w:r>
+        <w:rPr>
+          <w:sz w:val="24"/>
+          <w:szCs w:val="24"/>
+        </w:rPr>
+        <w:t>}}</w:t>
       </w:r>
       <w:r>
         <w:rPr>
@@ -5297,7 +6247,39 @@
           <w:sz w:val="24"/>
           <w:szCs w:val="24"/>
         </w:rPr>
-        <w:t>{{rep.contact_info.email}}</w:t>
+        <w:t>{{</w:t>
+      </w:r>
+      <w:proofErr w:type="gramStart"/>
+      <w:r>
+        <w:rPr>
+          <w:sz w:val="24"/>
+          <w:szCs w:val="24"/>
+        </w:rPr>
+        <w:t>rep.contact</w:t>
+      </w:r>
+      <w:proofErr w:type="gramEnd"/>
+      <w:r>
+        <w:rPr>
+          <w:sz w:val="24"/>
+          <w:szCs w:val="24"/>
+        </w:rPr>
+        <w:t>_</w:t>
+      </w:r>
+      <w:proofErr w:type="gramStart"/>
+      <w:r>
+        <w:rPr>
+          <w:sz w:val="24"/>
+          <w:szCs w:val="24"/>
+        </w:rPr>
+        <w:t>info.email</w:t>
+      </w:r>
+      <w:proofErr w:type="gramEnd"/>
+      <w:r>
+        <w:rPr>
+          <w:sz w:val="24"/>
+          <w:szCs w:val="24"/>
+        </w:rPr>
+        <w:t>}}</w:t>
       </w:r>
     </w:p>
     <w:p>
@@ -5334,6 +6316,7 @@
         </w:rPr>
         <w:t xml:space="preserve"> else </w:t>
       </w:r>
+      <w:proofErr w:type="gramStart"/>
       <w:r>
         <w:rPr>
           <w:sz w:val="24"/>
@@ -5348,6 +6331,7 @@
         </w:rPr>
         <w:t>%}</w:t>
       </w:r>
+      <w:proofErr w:type="gramEnd"/>
     </w:p>
     <w:p>
       <w:pPr>
@@ -5383,6 +6367,7 @@
         </w:rPr>
         <w:t xml:space="preserve"> for rep in representatives </w:t>
       </w:r>
+      <w:proofErr w:type="gramStart"/>
       <w:r>
         <w:rPr>
           <w:sz w:val="24"/>
@@ -5397,6 +6382,7 @@
         </w:rPr>
         <w:t>%}</w:t>
       </w:r>
+      <w:proofErr w:type="gramEnd"/>
     </w:p>
     <w:p>
       <w:pPr>
@@ -5420,7 +6406,67 @@
           <w:sz w:val="24"/>
           <w:szCs w:val="24"/>
         </w:rPr>
-        <w:t>9.{{ loop.index}}) Người đại diện {{ loop.index }}:</w:t>
+        <w:t>9.</w:t>
+      </w:r>
+      <w:proofErr w:type="gramStart"/>
+      <w:r>
+        <w:rPr>
+          <w:i/>
+          <w:iCs/>
+          <w:sz w:val="24"/>
+          <w:szCs w:val="24"/>
+        </w:rPr>
+        <w:t>{{ loop</w:t>
+      </w:r>
+      <w:proofErr w:type="gramEnd"/>
+      <w:r>
+        <w:rPr>
+          <w:i/>
+          <w:iCs/>
+          <w:sz w:val="24"/>
+          <w:szCs w:val="24"/>
+        </w:rPr>
+        <w:t xml:space="preserve">.index}}) Người đại diện </w:t>
+      </w:r>
+      <w:proofErr w:type="gramStart"/>
+      <w:r>
+        <w:rPr>
+          <w:i/>
+          <w:iCs/>
+          <w:sz w:val="24"/>
+          <w:szCs w:val="24"/>
+        </w:rPr>
+        <w:t>{{ loop</w:t>
+      </w:r>
+      <w:proofErr w:type="gramEnd"/>
+      <w:r>
+        <w:rPr>
+          <w:i/>
+          <w:iCs/>
+          <w:sz w:val="24"/>
+          <w:szCs w:val="24"/>
+        </w:rPr>
+        <w:t>.</w:t>
+      </w:r>
+      <w:proofErr w:type="gramStart"/>
+      <w:r>
+        <w:rPr>
+          <w:i/>
+          <w:iCs/>
+          <w:sz w:val="24"/>
+          <w:szCs w:val="24"/>
+        </w:rPr>
+        <w:t>index }</w:t>
+      </w:r>
+      <w:proofErr w:type="gramEnd"/>
+      <w:r>
+        <w:rPr>
+          <w:i/>
+          <w:iCs/>
+          <w:sz w:val="24"/>
+          <w:szCs w:val="24"/>
+        </w:rPr>
+        <w:t>}:</w:t>
       </w:r>
     </w:p>
     <w:p>
@@ -5464,7 +6510,43 @@
           <w:sz w:val="24"/>
           <w:szCs w:val="24"/>
         </w:rPr>
-        <w:t>{{rep.personal_info.full_name}}</w:t>
+        <w:t>{{</w:t>
+      </w:r>
+      <w:proofErr w:type="gramStart"/>
+      <w:r>
+        <w:rPr>
+          <w:b/>
+          <w:sz w:val="24"/>
+          <w:szCs w:val="24"/>
+        </w:rPr>
+        <w:t>rep.personal</w:t>
+      </w:r>
+      <w:proofErr w:type="gramEnd"/>
+      <w:r>
+        <w:rPr>
+          <w:b/>
+          <w:sz w:val="24"/>
+          <w:szCs w:val="24"/>
+        </w:rPr>
+        <w:t>_</w:t>
+      </w:r>
+      <w:proofErr w:type="gramStart"/>
+      <w:r>
+        <w:rPr>
+          <w:b/>
+          <w:sz w:val="24"/>
+          <w:szCs w:val="24"/>
+        </w:rPr>
+        <w:t>info.full</w:t>
+      </w:r>
+      <w:proofErr w:type="gramEnd"/>
+      <w:r>
+        <w:rPr>
+          <w:b/>
+          <w:sz w:val="24"/>
+          <w:szCs w:val="24"/>
+        </w:rPr>
+        <w:t>_name}}</w:t>
       </w:r>
     </w:p>
     <w:p>
@@ -5488,7 +6570,39 @@
           <w:szCs w:val="24"/>
         </w:rPr>
         <w:lastRenderedPageBreak/>
-        <w:t>Ngày, tháng, năm sinh: {{rep.personal_info.birth_date}}</w:t>
+        <w:t>Ngày, tháng, năm sinh: {{</w:t>
+      </w:r>
+      <w:proofErr w:type="gramStart"/>
+      <w:r>
+        <w:rPr>
+          <w:sz w:val="24"/>
+          <w:szCs w:val="24"/>
+        </w:rPr>
+        <w:t>rep.personal</w:t>
+      </w:r>
+      <w:proofErr w:type="gramEnd"/>
+      <w:r>
+        <w:rPr>
+          <w:sz w:val="24"/>
+          <w:szCs w:val="24"/>
+        </w:rPr>
+        <w:t>_</w:t>
+      </w:r>
+      <w:proofErr w:type="gramStart"/>
+      <w:r>
+        <w:rPr>
+          <w:sz w:val="24"/>
+          <w:szCs w:val="24"/>
+        </w:rPr>
+        <w:t>info.birth</w:t>
+      </w:r>
+      <w:proofErr w:type="gramEnd"/>
+      <w:r>
+        <w:rPr>
+          <w:sz w:val="24"/>
+          <w:szCs w:val="24"/>
+        </w:rPr>
+        <w:t>_date}}</w:t>
       </w:r>
     </w:p>
     <w:p>
@@ -5511,7 +6625,39 @@
           <w:sz w:val="24"/>
           <w:szCs w:val="24"/>
         </w:rPr>
-        <w:t>Giới tính: {{rep.personal_info.gender}}</w:t>
+        <w:t>Giới tính: {{</w:t>
+      </w:r>
+      <w:proofErr w:type="gramStart"/>
+      <w:r>
+        <w:rPr>
+          <w:sz w:val="24"/>
+          <w:szCs w:val="24"/>
+        </w:rPr>
+        <w:t>rep.personal</w:t>
+      </w:r>
+      <w:proofErr w:type="gramEnd"/>
+      <w:r>
+        <w:rPr>
+          <w:sz w:val="24"/>
+          <w:szCs w:val="24"/>
+        </w:rPr>
+        <w:t>_</w:t>
+      </w:r>
+      <w:proofErr w:type="gramStart"/>
+      <w:r>
+        <w:rPr>
+          <w:sz w:val="24"/>
+          <w:szCs w:val="24"/>
+        </w:rPr>
+        <w:t>info.gender</w:t>
+      </w:r>
+      <w:proofErr w:type="gramEnd"/>
+      <w:r>
+        <w:rPr>
+          <w:sz w:val="24"/>
+          <w:szCs w:val="24"/>
+        </w:rPr>
+        <w:t>}}</w:t>
       </w:r>
     </w:p>
     <w:p>
@@ -5567,7 +6713,23 @@
           <w:sz w:val="24"/>
           <w:szCs w:val="24"/>
         </w:rPr>
-        <w:t>Chức danh: {{rep.position.text}}</w:t>
+        <w:t>Chức danh: {{</w:t>
+      </w:r>
+      <w:proofErr w:type="gramStart"/>
+      <w:r>
+        <w:rPr>
+          <w:sz w:val="24"/>
+          <w:szCs w:val="24"/>
+        </w:rPr>
+        <w:t>rep.position</w:t>
+      </w:r>
+      <w:proofErr w:type="gramEnd"/>
+      <w:r>
+        <w:rPr>
+          <w:sz w:val="24"/>
+          <w:szCs w:val="24"/>
+        </w:rPr>
+        <w:t>.text}}</w:t>
       </w:r>
     </w:p>
     <w:p>
@@ -5593,14 +6755,30 @@
           <w:sz w:val="24"/>
           <w:szCs w:val="24"/>
         </w:rPr>
-        <w:t>Địa chỉ liên lạc: {{rep.</w:t>
-      </w:r>
-      <w:r>
-        <w:rPr>
-          <w:sz w:val="24"/>
-          <w:szCs w:val="24"/>
-        </w:rPr>
-        <w:t>full_address</w:t>
+        <w:t>Địa chỉ liên lạc: {{</w:t>
+      </w:r>
+      <w:proofErr w:type="gramStart"/>
+      <w:r>
+        <w:rPr>
+          <w:sz w:val="24"/>
+          <w:szCs w:val="24"/>
+        </w:rPr>
+        <w:t>rep.</w:t>
+      </w:r>
+      <w:r>
+        <w:rPr>
+          <w:sz w:val="24"/>
+          <w:szCs w:val="24"/>
+        </w:rPr>
+        <w:t>full</w:t>
+      </w:r>
+      <w:proofErr w:type="gramEnd"/>
+      <w:r>
+        <w:rPr>
+          <w:sz w:val="24"/>
+          <w:szCs w:val="24"/>
+        </w:rPr>
+        <w:t>_address</w:t>
       </w:r>
       <w:r>
         <w:rPr>
@@ -5625,7 +6803,39 @@
           <w:sz w:val="24"/>
           <w:szCs w:val="24"/>
         </w:rPr>
-        <w:t>Điện thoại: {{rep.contact_info.phone}}</w:t>
+        <w:t>Điện thoại: {{</w:t>
+      </w:r>
+      <w:proofErr w:type="gramStart"/>
+      <w:r>
+        <w:rPr>
+          <w:sz w:val="24"/>
+          <w:szCs w:val="24"/>
+        </w:rPr>
+        <w:t>rep.contact</w:t>
+      </w:r>
+      <w:proofErr w:type="gramEnd"/>
+      <w:r>
+        <w:rPr>
+          <w:sz w:val="24"/>
+          <w:szCs w:val="24"/>
+        </w:rPr>
+        <w:t>_</w:t>
+      </w:r>
+      <w:proofErr w:type="gramStart"/>
+      <w:r>
+        <w:rPr>
+          <w:sz w:val="24"/>
+          <w:szCs w:val="24"/>
+        </w:rPr>
+        <w:t>info.phone</w:t>
+      </w:r>
+      <w:proofErr w:type="gramEnd"/>
+      <w:r>
+        <w:rPr>
+          <w:sz w:val="24"/>
+          <w:szCs w:val="24"/>
+        </w:rPr>
+        <w:t>}}</w:t>
       </w:r>
       <w:r>
         <w:rPr>
@@ -5633,7 +6843,39 @@
           <w:szCs w:val="24"/>
         </w:rPr>
         <w:tab/>
-        <w:t>Thư điện tử: {{rep.contact_info.email}}</w:t>
+        <w:t>Thư điện tử: {{</w:t>
+      </w:r>
+      <w:proofErr w:type="gramStart"/>
+      <w:r>
+        <w:rPr>
+          <w:sz w:val="24"/>
+          <w:szCs w:val="24"/>
+        </w:rPr>
+        <w:t>rep.contact</w:t>
+      </w:r>
+      <w:proofErr w:type="gramEnd"/>
+      <w:r>
+        <w:rPr>
+          <w:sz w:val="24"/>
+          <w:szCs w:val="24"/>
+        </w:rPr>
+        <w:t>_</w:t>
+      </w:r>
+      <w:proofErr w:type="gramStart"/>
+      <w:r>
+        <w:rPr>
+          <w:sz w:val="24"/>
+          <w:szCs w:val="24"/>
+        </w:rPr>
+        <w:t>info.email</w:t>
+      </w:r>
+      <w:proofErr w:type="gramEnd"/>
+      <w:r>
+        <w:rPr>
+          <w:sz w:val="24"/>
+          <w:szCs w:val="24"/>
+        </w:rPr>
+        <w:t>}}</w:t>
       </w:r>
     </w:p>
     <w:p>
@@ -5670,6 +6912,7 @@
         </w:rPr>
         <w:t xml:space="preserve"> </w:t>
       </w:r>
+      <w:proofErr w:type="gramStart"/>
       <w:r>
         <w:rPr>
           <w:sz w:val="24"/>
@@ -5677,6 +6920,7 @@
         </w:rPr>
         <w:t>endfor %}</w:t>
       </w:r>
+      <w:proofErr w:type="gramEnd"/>
     </w:p>
     <w:p>
       <w:pPr>
@@ -5710,8 +6954,17 @@
           <w:sz w:val="24"/>
           <w:szCs w:val="24"/>
         </w:rPr>
-        <w:t xml:space="preserve"> endif %}</w:t>
-      </w:r>
+        <w:t xml:space="preserve"> </w:t>
+      </w:r>
+      <w:proofErr w:type="gramStart"/>
+      <w:r>
+        <w:rPr>
+          <w:sz w:val="24"/>
+          <w:szCs w:val="24"/>
+        </w:rPr>
+        <w:t>endif %}</w:t>
+      </w:r>
+      <w:proofErr w:type="gramEnd"/>
     </w:p>
     <w:p>
       <w:pPr>
@@ -5835,25 +7088,53 @@
                 <w:sz w:val="24"/>
                 <w:szCs w:val="24"/>
               </w:rPr>
-              <w:t>): …………………..</w:t>
-            </w:r>
-          </w:p>
-          <w:p>
-            <w:pPr>
-              <w:spacing w:line="324" w:lineRule="auto"/>
+              <w:t>): ………………</w:t>
+            </w:r>
+            <w:proofErr w:type="gramStart"/>
+            <w:r>
               <w:rPr>
                 <w:rFonts w:ascii="Times New Roman" w:eastAsia="Times New Roman" w:hAnsi="Times New Roman" w:cs="Times New Roman"/>
                 <w:sz w:val="24"/>
                 <w:szCs w:val="24"/>
               </w:rPr>
-            </w:pPr>
-            <w:r>
+              <w:t>…..</w:t>
+            </w:r>
+            <w:proofErr w:type="gramEnd"/>
+          </w:p>
+          <w:p>
+            <w:pPr>
+              <w:spacing w:line="324" w:lineRule="auto"/>
               <w:rPr>
                 <w:rFonts w:ascii="Times New Roman" w:eastAsia="Times New Roman" w:hAnsi="Times New Roman" w:cs="Times New Roman"/>
                 <w:sz w:val="24"/>
                 <w:szCs w:val="24"/>
               </w:rPr>
-              <w:t xml:space="preserve">Ngày cấp: …./…./…. Nơi cấp: …………………………………………...…. </w:t>
+            </w:pPr>
+            <w:r>
+              <w:rPr>
+                <w:rFonts w:ascii="Times New Roman" w:eastAsia="Times New Roman" w:hAnsi="Times New Roman" w:cs="Times New Roman"/>
+                <w:sz w:val="24"/>
+                <w:szCs w:val="24"/>
+              </w:rPr>
+              <w:t xml:space="preserve">Ngày cấp: </w:t>
+            </w:r>
+            <w:proofErr w:type="gramStart"/>
+            <w:r>
+              <w:rPr>
+                <w:rFonts w:ascii="Times New Roman" w:eastAsia="Times New Roman" w:hAnsi="Times New Roman" w:cs="Times New Roman"/>
+                <w:sz w:val="24"/>
+                <w:szCs w:val="24"/>
+              </w:rPr>
+              <w:t>…./…./</w:t>
+            </w:r>
+            <w:proofErr w:type="gramEnd"/>
+            <w:r>
+              <w:rPr>
+                <w:rFonts w:ascii="Times New Roman" w:eastAsia="Times New Roman" w:hAnsi="Times New Roman" w:cs="Times New Roman"/>
+                <w:sz w:val="24"/>
+                <w:szCs w:val="24"/>
+              </w:rPr>
+              <w:t xml:space="preserve">…. Nơi cấp: …………………………………………...…. </w:t>
             </w:r>
             <w:r>
               <w:rPr>
@@ -6147,7 +7428,15 @@
                 <w:sz w:val="24"/>
                 <w:szCs w:val="24"/>
               </w:rPr>
-              <w:t xml:space="preserve">Họ, chữ đệm và tên Giám đốc/Tổng giám đốc:  </w:t>
+              <w:t>Họ, chữ đệm và tên Giám đốc/Tổng giám đốc</w:t>
+            </w:r>
+            <w:proofErr w:type="gramStart"/>
+            <w:r>
+              <w:rPr>
+                <w:sz w:val="24"/>
+                <w:szCs w:val="24"/>
+              </w:rPr>
+              <w:t xml:space="preserve">:  </w:t>
             </w:r>
             <w:r>
               <w:rPr>
@@ -6155,7 +7444,52 @@
                 <w:sz w:val="24"/>
                 <w:szCs w:val="24"/>
               </w:rPr>
-              <w:t>{{rep_ceo.personal_info.full_name}}</w:t>
+              <w:t>{</w:t>
+            </w:r>
+            <w:proofErr w:type="gramEnd"/>
+            <w:r>
+              <w:rPr>
+                <w:b/>
+                <w:sz w:val="24"/>
+                <w:szCs w:val="24"/>
+              </w:rPr>
+              <w:t>{rep_</w:t>
+            </w:r>
+            <w:proofErr w:type="gramStart"/>
+            <w:r>
+              <w:rPr>
+                <w:b/>
+                <w:sz w:val="24"/>
+                <w:szCs w:val="24"/>
+              </w:rPr>
+              <w:t>ceo.personal</w:t>
+            </w:r>
+            <w:proofErr w:type="gramEnd"/>
+            <w:r>
+              <w:rPr>
+                <w:b/>
+                <w:sz w:val="24"/>
+                <w:szCs w:val="24"/>
+              </w:rPr>
+              <w:t>_</w:t>
+            </w:r>
+            <w:proofErr w:type="gramStart"/>
+            <w:r>
+              <w:rPr>
+                <w:b/>
+                <w:sz w:val="24"/>
+                <w:szCs w:val="24"/>
+              </w:rPr>
+              <w:t>info.full</w:t>
+            </w:r>
+            <w:proofErr w:type="gramEnd"/>
+            <w:r>
+              <w:rPr>
+                <w:b/>
+                <w:sz w:val="24"/>
+                <w:szCs w:val="24"/>
+              </w:rPr>
+              <w:t>_name}}</w:t>
             </w:r>
           </w:p>
           <w:p>
@@ -6180,7 +7514,39 @@
                 <w:sz w:val="24"/>
                 <w:szCs w:val="24"/>
               </w:rPr>
-              <w:t>{{rep_ceo.personal_info.birth_date}}</w:t>
+              <w:t>{{rep_</w:t>
+            </w:r>
+            <w:proofErr w:type="gramStart"/>
+            <w:r>
+              <w:rPr>
+                <w:sz w:val="24"/>
+                <w:szCs w:val="24"/>
+              </w:rPr>
+              <w:t>ceo.personal</w:t>
+            </w:r>
+            <w:proofErr w:type="gramEnd"/>
+            <w:r>
+              <w:rPr>
+                <w:sz w:val="24"/>
+                <w:szCs w:val="24"/>
+              </w:rPr>
+              <w:t>_</w:t>
+            </w:r>
+            <w:proofErr w:type="gramStart"/>
+            <w:r>
+              <w:rPr>
+                <w:sz w:val="24"/>
+                <w:szCs w:val="24"/>
+              </w:rPr>
+              <w:t>info.birth</w:t>
+            </w:r>
+            <w:proofErr w:type="gramEnd"/>
+            <w:r>
+              <w:rPr>
+                <w:sz w:val="24"/>
+                <w:szCs w:val="24"/>
+              </w:rPr>
+              <w:t>_date}}</w:t>
             </w:r>
           </w:p>
           <w:p>
@@ -6205,7 +7571,39 @@
                 <w:sz w:val="24"/>
                 <w:szCs w:val="24"/>
               </w:rPr>
-              <w:t>{{rep_ceo.personal_info.gender}}</w:t>
+              <w:t>{{rep_</w:t>
+            </w:r>
+            <w:proofErr w:type="gramStart"/>
+            <w:r>
+              <w:rPr>
+                <w:sz w:val="24"/>
+                <w:szCs w:val="24"/>
+              </w:rPr>
+              <w:t>ceo.personal</w:t>
+            </w:r>
+            <w:proofErr w:type="gramEnd"/>
+            <w:r>
+              <w:rPr>
+                <w:sz w:val="24"/>
+                <w:szCs w:val="24"/>
+              </w:rPr>
+              <w:t>_</w:t>
+            </w:r>
+            <w:proofErr w:type="gramStart"/>
+            <w:r>
+              <w:rPr>
+                <w:sz w:val="24"/>
+                <w:szCs w:val="24"/>
+              </w:rPr>
+              <w:t>info.gender</w:t>
+            </w:r>
+            <w:proofErr w:type="gramEnd"/>
+            <w:r>
+              <w:rPr>
+                <w:sz w:val="24"/>
+                <w:szCs w:val="24"/>
+              </w:rPr>
+              <w:t>}}</w:t>
             </w:r>
           </w:p>
           <w:p>
@@ -6254,7 +7652,39 @@
                 <w:sz w:val="24"/>
                 <w:szCs w:val="24"/>
               </w:rPr>
-              <w:t>{{rep_ceo.contact_info.phone}}</w:t>
+              <w:t>{{rep_</w:t>
+            </w:r>
+            <w:proofErr w:type="gramStart"/>
+            <w:r>
+              <w:rPr>
+                <w:sz w:val="24"/>
+                <w:szCs w:val="24"/>
+              </w:rPr>
+              <w:t>ceo.contact</w:t>
+            </w:r>
+            <w:proofErr w:type="gramEnd"/>
+            <w:r>
+              <w:rPr>
+                <w:sz w:val="24"/>
+                <w:szCs w:val="24"/>
+              </w:rPr>
+              <w:t>_</w:t>
+            </w:r>
+            <w:proofErr w:type="gramStart"/>
+            <w:r>
+              <w:rPr>
+                <w:sz w:val="24"/>
+                <w:szCs w:val="24"/>
+              </w:rPr>
+              <w:t>info.phone</w:t>
+            </w:r>
+            <w:proofErr w:type="gramEnd"/>
+            <w:r>
+              <w:rPr>
+                <w:sz w:val="24"/>
+                <w:szCs w:val="24"/>
+              </w:rPr>
+              <w:t>}}</w:t>
             </w:r>
           </w:p>
         </w:tc>
@@ -6354,7 +7784,25 @@
                 <w:sz w:val="24"/>
                 <w:szCs w:val="24"/>
               </w:rPr>
-              <w:t>{{tax.accounting.full_name}}</w:t>
+              <w:t>{{</w:t>
+            </w:r>
+            <w:proofErr w:type="gramStart"/>
+            <w:r>
+              <w:rPr>
+                <w:b/>
+                <w:sz w:val="24"/>
+                <w:szCs w:val="24"/>
+              </w:rPr>
+              <w:t>tax.accounting</w:t>
+            </w:r>
+            <w:proofErr w:type="gramEnd"/>
+            <w:r>
+              <w:rPr>
+                <w:b/>
+                <w:sz w:val="24"/>
+                <w:szCs w:val="24"/>
+              </w:rPr>
+              <w:t>.full_name}}</w:t>
             </w:r>
           </w:p>
           <w:p>
@@ -6381,7 +7829,25 @@
                 <w:szCs w:val="24"/>
                 <w:lang w:val="en-US"/>
               </w:rPr>
-              <w:t xml:space="preserve"> {{tax.accounting.birth_date}}</w:t>
+              <w:t xml:space="preserve"> {{</w:t>
+            </w:r>
+            <w:proofErr w:type="gramStart"/>
+            <w:r>
+              <w:rPr>
+                <w:sz w:val="24"/>
+                <w:szCs w:val="24"/>
+                <w:lang w:val="en-US"/>
+              </w:rPr>
+              <w:t>tax.accounting</w:t>
+            </w:r>
+            <w:proofErr w:type="gramEnd"/>
+            <w:r>
+              <w:rPr>
+                <w:sz w:val="24"/>
+                <w:szCs w:val="24"/>
+                <w:lang w:val="en-US"/>
+              </w:rPr>
+              <w:t>.birth_date}}</w:t>
             </w:r>
           </w:p>
           <w:p>
@@ -6400,7 +7866,39 @@
                 <w:sz w:val="24"/>
                 <w:szCs w:val="24"/>
               </w:rPr>
-              <w:t>Giới tính: {{tax.accounting.gender }}</w:t>
+              <w:t>Giới tính: {{</w:t>
+            </w:r>
+            <w:proofErr w:type="gramStart"/>
+            <w:r>
+              <w:rPr>
+                <w:sz w:val="24"/>
+                <w:szCs w:val="24"/>
+              </w:rPr>
+              <w:t>tax.accounting</w:t>
+            </w:r>
+            <w:proofErr w:type="gramEnd"/>
+            <w:r>
+              <w:rPr>
+                <w:sz w:val="24"/>
+                <w:szCs w:val="24"/>
+              </w:rPr>
+              <w:t>.</w:t>
+            </w:r>
+            <w:proofErr w:type="gramStart"/>
+            <w:r>
+              <w:rPr>
+                <w:sz w:val="24"/>
+                <w:szCs w:val="24"/>
+              </w:rPr>
+              <w:t>gender }</w:t>
+            </w:r>
+            <w:proofErr w:type="gramEnd"/>
+            <w:r>
+              <w:rPr>
+                <w:sz w:val="24"/>
+                <w:szCs w:val="24"/>
+              </w:rPr>
+              <w:t>}</w:t>
             </w:r>
           </w:p>
           <w:p>
@@ -6445,7 +7943,23 @@
                 <w:sz w:val="24"/>
                 <w:szCs w:val="24"/>
               </w:rPr>
-              <w:t>Điện thoại: {{tax.accounting.phone}}</w:t>
+              <w:t>Điện thoại: {{</w:t>
+            </w:r>
+            <w:proofErr w:type="gramStart"/>
+            <w:r>
+              <w:rPr>
+                <w:sz w:val="24"/>
+                <w:szCs w:val="24"/>
+              </w:rPr>
+              <w:t>tax.accounting</w:t>
+            </w:r>
+            <w:proofErr w:type="gramEnd"/>
+            <w:r>
+              <w:rPr>
+                <w:sz w:val="24"/>
+                <w:szCs w:val="24"/>
+              </w:rPr>
+              <w:t>.phone}}</w:t>
             </w:r>
           </w:p>
         </w:tc>
@@ -6570,8 +8084,17 @@
                 <w:sz w:val="24"/>
                 <w:szCs w:val="24"/>
               </w:rPr>
-              <w:t>Tỉnh/Thành phố trực thuộc trung ương: ……………………………………..</w:t>
-            </w:r>
+              <w:t>Tỉnh/Thành phố trực thuộc trung ương: …………………………………</w:t>
+            </w:r>
+            <w:proofErr w:type="gramStart"/>
+            <w:r>
+              <w:rPr>
+                <w:sz w:val="24"/>
+                <w:szCs w:val="24"/>
+              </w:rPr>
+              <w:t>…..</w:t>
+            </w:r>
+            <w:proofErr w:type="gramEnd"/>
           </w:p>
           <w:p>
             <w:pPr>
@@ -6617,7 +8140,23 @@
                 <w:sz w:val="24"/>
                 <w:szCs w:val="24"/>
               </w:rPr>
-              <w:t>): ……………..……</w:t>
+              <w:t>): …………</w:t>
+            </w:r>
+            <w:proofErr w:type="gramStart"/>
+            <w:r>
+              <w:rPr>
+                <w:sz w:val="24"/>
+                <w:szCs w:val="24"/>
+              </w:rPr>
+              <w:t>…..</w:t>
+            </w:r>
+            <w:proofErr w:type="gramEnd"/>
+            <w:r>
+              <w:rPr>
+                <w:sz w:val="24"/>
+                <w:szCs w:val="24"/>
+              </w:rPr>
+              <w:t>……</w:t>
             </w:r>
           </w:p>
           <w:p>
@@ -6722,7 +8261,39 @@
                 <w:sz w:val="24"/>
                 <w:szCs w:val="24"/>
               </w:rPr>
-              <w:t>): …../…../…….</w:t>
+              <w:t xml:space="preserve">): </w:t>
+            </w:r>
+            <w:proofErr w:type="gramStart"/>
+            <w:r>
+              <w:rPr>
+                <w:sz w:val="24"/>
+                <w:szCs w:val="24"/>
+              </w:rPr>
+              <w:t>…..</w:t>
+            </w:r>
+            <w:proofErr w:type="gramEnd"/>
+            <w:r>
+              <w:rPr>
+                <w:sz w:val="24"/>
+                <w:szCs w:val="24"/>
+              </w:rPr>
+              <w:t>/</w:t>
+            </w:r>
+            <w:proofErr w:type="gramStart"/>
+            <w:r>
+              <w:rPr>
+                <w:sz w:val="24"/>
+                <w:szCs w:val="24"/>
+              </w:rPr>
+              <w:t>…..</w:t>
+            </w:r>
+            <w:proofErr w:type="gramEnd"/>
+            <w:r>
+              <w:rPr>
+                <w:sz w:val="24"/>
+                <w:szCs w:val="24"/>
+              </w:rPr>
+              <w:t>/…….</w:t>
             </w:r>
           </w:p>
         </w:tc>
@@ -8639,23 +10210,51 @@
                 <w:sz w:val="24"/>
                 <w:szCs w:val="24"/>
               </w:rPr>
-              <w:t>{{rep.</w:t>
-            </w:r>
+              <w:t>{{</w:t>
+            </w:r>
+            <w:proofErr w:type="gramStart"/>
             <w:r>
               <w:rPr>
                 <w:b/>
                 <w:sz w:val="24"/>
                 <w:szCs w:val="24"/>
               </w:rPr>
+              <w:t>rep.</w:t>
+            </w:r>
+            <w:r>
+              <w:rPr>
+                <w:b/>
+                <w:sz w:val="24"/>
+                <w:szCs w:val="24"/>
+              </w:rPr>
               <w:t>personal</w:t>
             </w:r>
+            <w:proofErr w:type="gramEnd"/>
             <w:r>
               <w:rPr>
                 <w:b/>
                 <w:sz w:val="24"/>
                 <w:szCs w:val="24"/>
               </w:rPr>
-              <w:t>_info.full_name}}</w:t>
+              <w:t>_</w:t>
+            </w:r>
+            <w:proofErr w:type="gramStart"/>
+            <w:r>
+              <w:rPr>
+                <w:b/>
+                <w:sz w:val="24"/>
+                <w:szCs w:val="24"/>
+              </w:rPr>
+              <w:t>info.full</w:t>
+            </w:r>
+            <w:proofErr w:type="gramEnd"/>
+            <w:r>
+              <w:rPr>
+                <w:b/>
+                <w:sz w:val="24"/>
+                <w:szCs w:val="24"/>
+              </w:rPr>
+              <w:t>_name}}</w:t>
             </w:r>
           </w:p>
         </w:tc>
@@ -9408,6 +11007,7 @@
   <w:style w:type="character" w:default="1" w:styleId="DefaultParagraphFont">
     <w:name w:val="Default Paragraph Font"/>
     <w:uiPriority w:val="1"/>
+    <w:semiHidden/>
     <w:unhideWhenUsed/>
   </w:style>
   <w:style w:type="table" w:default="1" w:styleId="TableNormal">
@@ -10445,28 +12045,28 @@
 </file>
 
 <file path=customXml/item1.xml><?xml version="1.0" encoding="utf-8"?>
-<b:Sources xmlns:b="http://schemas.openxmlformats.org/officeDocument/2006/bibliography" xmlns="http://schemas.openxmlformats.org/officeDocument/2006/bibliography" SelectedStyle="\APASixthEditionOfficeOnline.xsl" StyleName="APA" Version="6"/>
-</file>
-
-<file path=customXml/item2.xml><?xml version="1.0" encoding="utf-8"?>
 <go:gDocsCustomXmlDataStorage xmlns:go="http://customooxmlschemas.google.com/" xmlns:r="http://schemas.openxmlformats.org/officeDocument/2006/relationships" uri="GoogleDocsCustomDataVersion2">
   <go:docsCustomData xmlns:go="http://customooxmlschemas.google.com/" roundtripDataSignature="AMtx7mg+t14OoIjZQW3dFVFwBjkhEtMhuw==">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</go:docsCustomData>
 </go:gDocsCustomXmlDataStorage>
 </file>
 
-<file path=customXml/itemProps1.xml><?xml version="1.0" encoding="utf-8"?>
-<ds:datastoreItem xmlns:ds="http://schemas.openxmlformats.org/officeDocument/2006/customXml" ds:itemID="{0C7AFCF9-A23A-4878-BF78-233047346D84}">
-  <ds:schemaRefs>
-    <ds:schemaRef ds:uri="http://schemas.openxmlformats.org/officeDocument/2006/bibliography"/>
-  </ds:schemaRefs>
-</ds:datastoreItem>
+<file path=customXml/item2.xml><?xml version="1.0" encoding="utf-8"?>
+<b:Sources xmlns:b="http://schemas.openxmlformats.org/officeDocument/2006/bibliography" xmlns="http://schemas.openxmlformats.org/officeDocument/2006/bibliography" SelectedStyle="\APASixthEditionOfficeOnline.xsl" StyleName="APA" Version="6"/>
 </file>
 
-<file path=customXml/itemProps2.xml><?xml version="1.0" encoding="utf-8"?>
+<file path=customXml/itemProps1.xml><?xml version="1.0" encoding="utf-8"?>
 <ds:datastoreItem xmlns:ds="http://schemas.openxmlformats.org/officeDocument/2006/customXml" ds:itemID="{11111111-1234-1234-1234-123412341234}">
   <ds:schemaRefs>
     <ds:schemaRef ds:uri="http://customooxmlschemas.google.com/"/>
     <ds:schemaRef ds:uri="http://schemas.openxmlformats.org/officeDocument/2006/relationships"/>
   </ds:schemaRefs>
 </ds:datastoreItem>
+</file>
+
+<file path=customXml/itemProps2.xml><?xml version="1.0" encoding="utf-8"?>
+<ds:datastoreItem xmlns:ds="http://schemas.openxmlformats.org/officeDocument/2006/customXml" ds:itemID="{0C7AFCF9-A23A-4878-BF78-233047346D84}">
+  <ds:schemaRefs>
+    <ds:schemaRef ds:uri="http://schemas.openxmlformats.org/officeDocument/2006/bibliography"/>
+  </ds:schemaRefs>
+</ds:datastoreItem>
 </file>